--- a/por/docx/07.content.docx
+++ b/por/docx/07.content.docx
@@ -214,7 +214,7 @@
         <w:rPr>
           <w:lang w:val="pt_PT" w:bidi="pt_PT"/>
         </w:rPr>
-        <w:t xml:space="preserve"> Após a morte de Josué, o povo de Israel consultou o SENHOR. Eles perguntaram: “Qual tribo deve subir primeiro para lutar contra os cananeus?"</w:t>
+        <w:t xml:space="preserve"> Após a morte de Josué, o povo de Israel consultou o SENHOR. Eles perguntaram: “Qual tribo deve ir primeiro guerrear contra os cananeus?”.</w:t>
       </w:r>
     </w:p>
     <w:p>
@@ -235,7 +235,7 @@
         <w:rPr>
           <w:lang w:val="pt_PT" w:bidi="pt_PT"/>
         </w:rPr>
-        <w:t xml:space="preserve"> O SENHOR respondeu: "Judá deve ir primeiro. Eu entreguei essa terra nas mãos dessa tribo".</w:t>
+        <w:t xml:space="preserve"> O SENHOR respondeu: “Judá deve ir primeiro. Eu entreguei essa terra nas mãos dessa tribo”.</w:t>
       </w:r>
     </w:p>
     <w:p>
@@ -256,7 +256,7 @@
         <w:rPr>
           <w:lang w:val="pt_PT" w:bidi="pt_PT"/>
         </w:rPr>
-        <w:t xml:space="preserve"> Então Judá disse à tribo de Simeão, seu parente: "Venham lutar ao nosso lado contra os cananeus na região que recebemos como herança. Depois iremos ajudá-los a conquistar a terra de vocês". E Simeão foi com Judá.</w:t>
+        <w:t xml:space="preserve"> Então Judá disse à tribo de Simeão, seu parente: “Venham lutar ao nosso lado contra os cananeus na região que recebemos como herança. Depois iremos ajudá-los a conquistar a terra de vocês”. E Simeão foi com Judá.</w:t>
       </w:r>
     </w:p>
     <w:p>
@@ -277,7 +277,7 @@
         <w:rPr>
           <w:lang w:val="pt_PT" w:bidi="pt_PT"/>
         </w:rPr>
-        <w:t xml:space="preserve"> Judá atacou, e o SENHOR entregou os cananeus e os ferezeus. Em Bezeque, os homens de Judá mataram dez mil guerreiros.</w:t>
+        <w:t xml:space="preserve"> Judá atacou, e o SENHOR entregou os cananeus e os ferezeus nas suas mãos. Em Bezeque, os homens de Judá mataram dez mil guerreiros.</w:t>
       </w:r>
     </w:p>
     <w:p>
@@ -319,7 +319,7 @@
         <w:rPr>
           <w:lang w:val="pt_PT" w:bidi="pt_PT"/>
         </w:rPr>
-        <w:t xml:space="preserve"> O rei fugiu, mas foi capturado pelos israelitas, que cortaram os polegares de suas mãos e de seus pés.</w:t>
+        <w:t xml:space="preserve"> O rei fugiu, mas foi capturado pelos israelitas, que cortaram os polegares das mãos e dos pés dele.</w:t>
       </w:r>
     </w:p>
     <w:p>
@@ -340,7 +340,7 @@
         <w:rPr>
           <w:lang w:val="pt_PT" w:bidi="pt_PT"/>
         </w:rPr>
-        <w:t xml:space="preserve"> Adoni-Bezeque disse: "Setenta reis, com polegares das mãos e dos pés cortados, juntavam restos de comida debaixo da minha mesa. Agora Deus está me fazendo pagar pelo que fiz". Eles o levaram a Jerusalém, e ele morreu ali.</w:t>
+        <w:t xml:space="preserve"> Adoni-Bezeque disse: “Setenta reis, com polegares das mãos e dos pés cortados, juntavam restos de comida debaixo da minha mesa. Agora Deus está me fazendo pagar pelo que fiz”. Eles o levaram a Jerusalém, e ele morreu ali.</w:t>
       </w:r>
     </w:p>
     <w:p>
@@ -361,7 +361,7 @@
         <w:rPr>
           <w:lang w:val="pt_PT" w:bidi="pt_PT"/>
         </w:rPr>
-        <w:t xml:space="preserve"> Os homens de Judá atacaram Jerusalém, tomaram a cidade, mataram seus moradores e a incendiaram.</w:t>
+        <w:t xml:space="preserve"> Os homens de Judá atacaram Jerusalém, tomaram a cidade, mataram seus habitantes e a incendiaram.</w:t>
       </w:r>
     </w:p>
     <w:p>
@@ -382,7 +382,7 @@
         <w:rPr>
           <w:lang w:val="pt_PT" w:bidi="pt_PT"/>
         </w:rPr>
-        <w:t xml:space="preserve"> Então, Judá lutou contra os cananeus na região montanhosa do Neguebe e na Sefelá [colinas do oeste].</w:t>
+        <w:t xml:space="preserve"> Então, Judá lutou contra os cananeus na região montanhosa do Neguebe e na Sefelá [região de colinas a oeste].</w:t>
       </w:r>
     </w:p>
     <w:p>
@@ -445,7 +445,7 @@
         <w:rPr>
           <w:lang w:val="pt_PT" w:bidi="pt_PT"/>
         </w:rPr>
-        <w:t xml:space="preserve"> Calebe prometeu: "Quem atacar e conquistar Quiriate-Sefer se casará com minha filha Acsa".</w:t>
+        <w:t xml:space="preserve"> Calebe prometeu: “Quem atacar e conquistar Quiriate-Sefer se casará com minha filha Acsa”.</w:t>
       </w:r>
     </w:p>
     <w:p>
@@ -487,7 +487,7 @@
         <w:rPr>
           <w:lang w:val="pt_PT" w:bidi="pt_PT"/>
         </w:rPr>
-        <w:t xml:space="preserve"> Depois do casamento, Acsa incentivou Otoniel a pedir um campo a Calebe. Quando ela desceu do jumento, seu pai perguntou: "O que você deseja?".</w:t>
+        <w:t xml:space="preserve"> Depois do casamento, Acsa incentivou Otoniel a pedir um campo a Calebe. Quando ela desceu do jumento, seu pai perguntou: “O que você deseja?”.</w:t>
       </w:r>
     </w:p>
     <w:p>
@@ -508,7 +508,7 @@
         <w:rPr>
           <w:lang w:val="pt_PT" w:bidi="pt_PT"/>
         </w:rPr>
-        <w:t xml:space="preserve"> Acsa respondeu: "Quero que me dê um presente. O senhor me deu terras secas. Dê-me também fontes de água". Então Calebe lhe deu as fontes de cima e as fontes de baixo.</w:t>
+        <w:t xml:space="preserve"> Acsa respondeu: “Quero que me dê um presente. O senhor me deu terras secas. Dê-me também fontes de água”. Então Calebe lhe deu as fontes de cima e as fontes de baixo.</w:t>
       </w:r>
     </w:p>
     <w:p>
@@ -529,7 +529,7 @@
         <w:rPr>
           <w:lang w:val="pt_PT" w:bidi="pt_PT"/>
         </w:rPr>
-        <w:t xml:space="preserve"> Os queneus, descendentes do sogro de Moisés, saíram da cidade das Palmeiras com Judá. Foram ao deserto de Judá, perto de Arade, no Neguebe, e passaram a viver ali com o povo.</w:t>
+        <w:t xml:space="preserve"> Os queneus, descendentes do sogro de Moisés, saíram da cidade das Palmeiras com os homens de Judá, e foram morar entre o povo que vivia no deserto de Judá, no Neguebe, perto de Arade.</w:t>
       </w:r>
     </w:p>
     <w:p>
@@ -550,7 +550,7 @@
         <w:rPr>
           <w:lang w:val="pt_PT" w:bidi="pt_PT"/>
         </w:rPr>
-        <w:t xml:space="preserve"> Judá se uniu a Simeão e atacou os cananeus que moravam em Zefate. Eles destruíram totalmente a cidade. Por isso, ela passou a se chamar Hormá [que significa "destruição"].</w:t>
+        <w:t xml:space="preserve"> Judá se uniu a Simeão e atacou os cananeus que moravam em Zefate. Eles destruíram totalmente a cidade. Por isso, ela passou a se chamar Hormá [que significa “destruição”].</w:t>
       </w:r>
     </w:p>
     <w:p>
@@ -697,7 +697,7 @@
         <w:rPr>
           <w:lang w:val="pt_PT" w:bidi="pt_PT"/>
         </w:rPr>
-        <w:t xml:space="preserve"> Os espiões encontraram um homem saindo da cidade e disseram: "Mostre a entrada da cidade para nós, e pouparemos sua vida".</w:t>
+        <w:t xml:space="preserve"> Os espiões encontraram um homem saindo da cidade e disseram: “Se você nos mostrar a entrada da cidade, pouparemos a sua vida”.</w:t>
       </w:r>
     </w:p>
     <w:p>
@@ -718,7 +718,7 @@
         <w:rPr>
           <w:lang w:val="pt_PT" w:bidi="pt_PT"/>
         </w:rPr>
-        <w:t xml:space="preserve"> Ele fez isso, e os espiões mataram os moradores da cidade, mas pouparam a vida daquele homem e de sua família.</w:t>
+        <w:t xml:space="preserve"> Ele mostrou a entrada, e os espiões mataram os moradores da cidade, mas pouparam a vida daquele homem e de sua família.</w:t>
       </w:r>
     </w:p>
     <w:p>
@@ -760,7 +760,7 @@
         <w:rPr>
           <w:lang w:val="pt_PT" w:bidi="pt_PT"/>
         </w:rPr>
-        <w:t xml:space="preserve"> Os manassitas não expulsaram os moradores de Bete-Seã, Taanaque, Dor, Ibleã e Megido, nem dos povoados próximos, já que os cananeus insistiam em permanecer nessas regiões.</w:t>
+        <w:t xml:space="preserve"> Os manassitas não expulsaram os moradores de Bete-Seã, Taanaque, Dor, Ibleã e Megido, nem dos povoados próximos, pois os cananeus continuaram a viver nessas regiões.</w:t>
       </w:r>
     </w:p>
     <w:p>
@@ -823,7 +823,7 @@
         <w:rPr>
           <w:lang w:val="pt_PT" w:bidi="pt_PT"/>
         </w:rPr>
-        <w:t xml:space="preserve"> Os homens de Zebulom também não expulsaram os moradores de Quitrom e de Naalol. Por isso, os cananeus permaneceram ali, mas se submeteram a trabalhos forçados.</w:t>
+        <w:t xml:space="preserve"> Os homens de Zebulom também não expulsaram os moradores de Quitrom e de Naalol. Por isso, os cananeus permaneceram ali, mas foram submetidos a trabalhos forçados.</w:t>
       </w:r>
     </w:p>
     <w:p>
@@ -886,7 +886,7 @@
         <w:rPr>
           <w:lang w:val="pt_PT" w:bidi="pt_PT"/>
         </w:rPr>
-        <w:t xml:space="preserve"> No caso da tribo de Naftali, ela também não expulsou os moradores de Bete-Semes e de Bete-Anate. Os israelitas viveram entre os cananeus, mas submeteram esses povos a trabalhos forçados.</w:t>
+        <w:t xml:space="preserve"> A mesma situação ocorreu com a tribo de Naftali, pois eles não expulsaram os moradores de Bete-Semes nem de Bete-Anate; assim, os cananeus continuaram vivendo nessas cidades junto com os israelitas, mas foram submetidos a trabalhos forçados.</w:t>
       </w:r>
     </w:p>
     <w:p>
@@ -986,7 +986,7 @@
         <w:rPr>
           <w:lang w:val="pt_PT" w:bidi="pt_PT"/>
         </w:rPr>
-        <w:t xml:space="preserve"> De Gilgal, o anjo do SENHOR foi para Boquim e disse aos israelitas: "Eu os tirei do Egito e os trouxe para a terra que jurei aos seus antepassados. Declarei que nunca mais romperia minha aliança com vocês.</w:t>
+        <w:t xml:space="preserve"> De Gilgal, o anjo do SENHOR foi a Boquim e disse aos israelitas: “Eu os tirei do Egito e os trouxe para a terra que jurei aos seus antepassados. Declarei que nunca mais romperia minha aliança com vocês.</w:t>
       </w:r>
     </w:p>
     <w:p>
@@ -1028,7 +1028,7 @@
         <w:rPr>
           <w:lang w:val="pt_PT" w:bidi="pt_PT"/>
         </w:rPr>
-        <w:t xml:space="preserve"> Por isso, agora declaro que não expulsarei mais esses povos da terra de vocês. Eles permanecerão como espinhos em suas costas, e os deuses deles se tornarão uma armadilha para vocês".</w:t>
+        <w:t xml:space="preserve"> Por isso, agora declaro que não expulsarei mais esses povos da terra de vocês. Eles serão como espinhos que ferem vocês, e os deuses deles serão uma armadilha para vocês”.</w:t>
       </w:r>
     </w:p>
     <w:p>
@@ -1070,7 +1070,7 @@
         <w:rPr>
           <w:lang w:val="pt_PT" w:bidi="pt_PT"/>
         </w:rPr>
-        <w:t xml:space="preserve"> Por isso, deram àquele lugar o nome de Boquim [que significa "pranteadores"]. Ali ofereceram sacrifícios ao SENHOR.</w:t>
+        <w:t xml:space="preserve"> Por isso, deram àquele lugar o nome de Boquim [que significa “pranteadores”]. Ali ofereceram sacrifícios ao SENHOR.</w:t>
       </w:r>
     </w:p>
     <w:p>
@@ -1259,7 +1259,7 @@
         <w:rPr>
           <w:lang w:val="pt_PT" w:bidi="pt_PT"/>
         </w:rPr>
-        <w:t xml:space="preserve"> Então a ira do SENHOR se acendeu contra os israelitas. Ele os entregou nas mãos de saqueadores que levaram seus bens e nas mãos dos inimigos ao redor, aos quais não conseguiam vencer.</w:t>
+        <w:t xml:space="preserve"> Então a ira do SENHOR se acendeu contra os israelitas. Ele os entregou nas mãos de saqueadores que levaram seus bens e dos inimigos ao redor, aos quais não conseguiam vencer.</w:t>
       </w:r>
     </w:p>
     <w:p>
@@ -1322,7 +1322,7 @@
         <w:rPr>
           <w:lang w:val="pt_PT" w:bidi="pt_PT"/>
         </w:rPr>
-        <w:t xml:space="preserve"> Mesmo assim, os israelitas não deram ouvidos aos juízes. Eles se desviaram e passaram a servir a outros deuses. Como abandonaram depressa o caminho seguido por seus antepassados, que haviam obedecido às ordens do SENHOR!</w:t>
+        <w:t xml:space="preserve"> Mesmo assim, os israelitas não deram ouvidos aos juízes. Eles se desviaram e passaram a servir a outros deuses. Abandonaram rapidamente o caminho seguido por seus antepassados, que haviam obedecido às ordens do SENHOR.</w:t>
       </w:r>
     </w:p>
     <w:p>
@@ -1343,7 +1343,7 @@
         <w:rPr>
           <w:lang w:val="pt_PT" w:bidi="pt_PT"/>
         </w:rPr>
-        <w:t xml:space="preserve"> Toda vez que o SENHOR levantava um juiz, o SENHOR estava com ele. Enquanto o juiz vivia, o SENHOR libertava o povo de seus inimigos. O SENHOR se compadecia do sofrimento do povo, causado por seus opressores.</w:t>
+        <w:t xml:space="preserve"> Toda vez que levantava um juiz, o SENHOR estava com ele. Enquanto o juiz vivia, o SENHOR libertava o povo de seus inimigos. O SENHOR se compadecia do sofrimento do povo, causado por seus opressores.</w:t>
       </w:r>
     </w:p>
     <w:p>
@@ -1385,7 +1385,7 @@
         <w:rPr>
           <w:lang w:val="pt_PT" w:bidi="pt_PT"/>
         </w:rPr>
-        <w:t xml:space="preserve"> Por isso, a ira do SENHOR se acendeu contra Israel. Ele disse: "Este povo quebrou a aliança que fiz com seus antepassados. Não obedeceu à minha voz.</w:t>
+        <w:t xml:space="preserve"> Por isso, a ira do SENHOR se acendeu contra Israel. Ele disse: “Este povo quebrou a aliança que fiz com seus antepassados. Não obedeceu à minha voz.</w:t>
       </w:r>
     </w:p>
     <w:p>
@@ -1427,7 +1427,7 @@
         <w:rPr>
           <w:lang w:val="pt_PT" w:bidi="pt_PT"/>
         </w:rPr>
-        <w:t xml:space="preserve"> Eu as deixei para testar Israel, para ver se seguiria o caminho do SENHOR, como seus antepassados seguiram".</w:t>
+        <w:t xml:space="preserve"> Eu as deixei para testar Israel, para ver se seguiria o caminho do SENHOR, como seus antepassados seguiram”.</w:t>
       </w:r>
     </w:p>
     <w:p>
@@ -1448,7 +1448,7 @@
         <w:rPr>
           <w:lang w:val="pt_PT" w:bidi="pt_PT"/>
         </w:rPr>
-        <w:t xml:space="preserve"> Então, o SENHOR deixou essas nações na terra. Ele não as expulsou imediatamente e não as entregou nas mãos de Josué.</w:t>
+        <w:t xml:space="preserve"> Então, o SENHOR permitiu que aquelas nações permanecessem na terra. Ele não as expulsou imediatamente nem as entregou ao poder de Josué.</w:t>
       </w:r>
     </w:p>
     <w:p>
@@ -1506,7 +1506,7 @@
         <w:rPr>
           <w:lang w:val="pt_PT" w:bidi="pt_PT"/>
         </w:rPr>
-        <w:t xml:space="preserve"> Ele fez isso para que as novas gerações aprendessem a lutar, pois não tinham experiência no combate.</w:t>
+        <w:t xml:space="preserve"> Ele fez isso para que as novas gerações de israelitas aprendessem a lutar, pois não tinham experiência no combate.</w:t>
       </w:r>
     </w:p>
     <w:p>
@@ -1527,7 +1527,7 @@
         <w:rPr>
           <w:lang w:val="pt_PT" w:bidi="pt_PT"/>
         </w:rPr>
-        <w:t xml:space="preserve"> Entre elas estavam os filisteus com cinco príncipes, todos os cananeus, os sidônios e os heveus que viviam nas montanhas do Líbano, desde o monte Baal-Hermom até a entrada de Hamate.</w:t>
+        <w:t xml:space="preserve"> Entre as nações que permaneceram na terra estavam os filisteus com cinco príncipes, todos os cananeus, os sidônios e os heveus que viviam nas montanhas do Líbano, desde o monte Baal-Hermom até a entrada de Hamate.</w:t>
       </w:r>
     </w:p>
     <w:p>
@@ -1548,7 +1548,7 @@
         <w:rPr>
           <w:lang w:val="pt_PT" w:bidi="pt_PT"/>
         </w:rPr>
-        <w:t xml:space="preserve"> O SENHOR as deixou para provar os israelitas, a fim de ver se obedeceriam aos mandamentos que ele tinha deixado para os antepassados deles por meio de Moisés.</w:t>
+        <w:t xml:space="preserve"> O SENHOR as deixou para provar os israelitas, a fim de ver se obedeceriam aos mandamentos que ele tinha deixado para seus antepassados por meio de Moisés.</w:t>
       </w:r>
     </w:p>
     <w:p>
@@ -1653,7 +1653,7 @@
         <w:rPr>
           <w:lang w:val="pt_PT" w:bidi="pt_PT"/>
         </w:rPr>
-        <w:t xml:space="preserve"> No entanto, quando clamaram ao SENHOR, ele levantou um homem: Otoniel, filho de Quenaz, irmão mais novo de Calebe, foi o escolhido para libertá-los.</w:t>
+        <w:t xml:space="preserve"> No entanto, quando clamaram ao SENHOR, ele levantou Otoniel, filho de Quenaz, irmão mais novo de Calebe, para libertá-los.</w:t>
       </w:r>
     </w:p>
     <w:p>
@@ -1737,7 +1737,7 @@
         <w:rPr>
           <w:lang w:val="pt_PT" w:bidi="pt_PT"/>
         </w:rPr>
-        <w:t xml:space="preserve"> Eglom tornou-se aliado dos amonitas e dos amalequitas, atacou Israel e conquistou Jericó, a cidade das palmeiras.</w:t>
+        <w:t xml:space="preserve"> Eglom tornou-se aliado dos amonitas e dos amalequitas, atacou Israel e conquistou Jericó, a cidade das Palmeiras.</w:t>
       </w:r>
     </w:p>
     <w:p>
@@ -1779,7 +1779,7 @@
         <w:rPr>
           <w:lang w:val="pt_PT" w:bidi="pt_PT"/>
         </w:rPr>
-        <w:t xml:space="preserve"> No entanto, quando os israelitas clamaram ao SENHOR, ele levantou Eúde, filho de Gera, da tribo de Benjamim, um homem canhoto, para libertá-los. Eles confiaram a Eúde a tarefa de entregar o tributo a Eglom, rei dos moabitas.</w:t>
+        <w:t xml:space="preserve"> No entanto, quando os israelitas clamaram ao SENHOR, ele levantou um homem canhoto chamado Eúde, filho de Gera, da tribo de Benjamim, para libertá-los. Eles confiaram a Eúde a tarefa de entregar o tributo a Eglom, rei dos moabitas.</w:t>
       </w:r>
     </w:p>
     <w:p>
@@ -1863,7 +1863,7 @@
         <w:rPr>
           <w:lang w:val="pt_PT" w:bidi="pt_PT"/>
         </w:rPr>
-        <w:t xml:space="preserve"> Ao chegar aos ídolos de pedra em Gilgal, Eúde se virou e voltou. Já no palácio, ele disse a Eglom: "Tenho uma mensagem secreta para o rei!". Eglom respondeu: "Não diga nada!". E todos os que estavam ali saíram de sua presença.</w:t>
+        <w:t xml:space="preserve"> Ao chegar às pedras esculpidas de Gilgal, Eúde se virou e voltou. Já no palácio, ele disse a Eglom: “Tenho uma mensagem secreta para o rei!”. Eglom respondeu: “Não diga nada!”. E todos os que estavam ali saíram de sua presença.</w:t>
       </w:r>
     </w:p>
     <w:p>
@@ -1884,7 +1884,7 @@
         <w:rPr>
           <w:lang w:val="pt_PT" w:bidi="pt_PT"/>
         </w:rPr>
-        <w:t xml:space="preserve"> Então Eúde se aproximou do rei, que estava sentado, sozinho, na sala mais fresca do andar superior, e disse: "Tenho uma palavra de Deus para o rei!". Eglom levantou-se.</w:t>
+        <w:t xml:space="preserve"> Então Eúde se aproximou do rei, que estava sentado, sozinho, na sala mais fresca do andar superior, e disse: “Tenho uma palavra de Deus para o rei!”. Eglom levantou-se.</w:t>
       </w:r>
     </w:p>
     <w:p>
@@ -1926,7 +1926,7 @@
         <w:rPr>
           <w:lang w:val="pt_PT" w:bidi="pt_PT"/>
         </w:rPr>
-        <w:t xml:space="preserve"> A lâmina entrou tão fundo que o cabo sumiu debaixo da gordura do rei. Como Eúde não puxou de volta a espada, as fezes do rei vazaram.</w:t>
+        <w:t xml:space="preserve"> A lâmina entrou tão fundo que o cabo sumiu debaixo da gordura do rei. Como Eúde não puxou de volta a espada, o intestino do rei se esvaziou.</w:t>
       </w:r>
     </w:p>
     <w:p>
@@ -1968,7 +1968,7 @@
         <w:rPr>
           <w:lang w:val="pt_PT" w:bidi="pt_PT"/>
         </w:rPr>
-        <w:t xml:space="preserve"> Quando os servos voltaram, encontraram as portas trancadas. Pensaram que o rei estivesse no banheiro privado e esperaram.</w:t>
+        <w:t xml:space="preserve"> Quando os servos voltaram, encontraram as portas trancadas. Pensaram que o rei estivesse fazendo suas necessidades em seu aposento privado.</w:t>
       </w:r>
     </w:p>
     <w:p>
@@ -2010,7 +2010,7 @@
         <w:rPr>
           <w:lang w:val="pt_PT" w:bidi="pt_PT"/>
         </w:rPr>
-        <w:t xml:space="preserve"> Enquanto os servos esperavam pelo rei, Eúde escapou, passou pelos ídolos de pedra e foi para Seirá.</w:t>
+        <w:t xml:space="preserve"> Enquanto os servos esperavam pelo rei, Eúde escapou, passou pelas pedras esculpidas e foi para Seirá.</w:t>
       </w:r>
     </w:p>
     <w:p>
@@ -2052,7 +2052,7 @@
         <w:rPr>
           <w:lang w:val="pt_PT" w:bidi="pt_PT"/>
         </w:rPr>
-        <w:t xml:space="preserve"> Ele ordenou: “Sigam-me! O SENHOR entregou Moabe em nossas mãos". Eles foram atrás de Eúde e ocuparam os pontos de travessia do Jordão que levavam a Moabe. Não deixavam que ninguém atravessasse o rio.</w:t>
+        <w:t xml:space="preserve"> Ele ordenou: “Sigam-me! O SENHOR entregou Moabe em nossas mãos”. Eles foram atrás de Eúde e ocuparam os pontos de travessia do Jordão que levavam a Moabe. Não deixavam que ninguém atravessasse o rio.</w:t>
       </w:r>
     </w:p>
     <w:p>
@@ -2173,7 +2173,7 @@
         <w:rPr>
           <w:lang w:val="pt_PT" w:bidi="pt_PT"/>
         </w:rPr>
-        <w:t xml:space="preserve"> Então ele os entregou a Jabim, rei cananeu de Hazor. Jabim tinha Sísera, que morava em Harosete-Hagoim, como comandante de seu exército.</w:t>
+        <w:t xml:space="preserve"> Então ele os entregou a Jabim, rei cananeu de Hazor. Sísera, que morava em Harosete-Hagoim, era o comandante do exército de Jabim.</w:t>
       </w:r>
     </w:p>
     <w:p>
@@ -2215,7 +2215,7 @@
         <w:rPr>
           <w:lang w:val="pt_PT" w:bidi="pt_PT"/>
         </w:rPr>
-        <w:t xml:space="preserve"> Naquela época, quem era juíza de Israel era a profetisa Débora, esposa de Lapidote.</w:t>
+        <w:t xml:space="preserve"> Naquela época, a profetisa Débora, esposa de Lapidote, era juíza de Israel.</w:t>
       </w:r>
     </w:p>
     <w:p>
@@ -2257,7 +2257,7 @@
         <w:rPr>
           <w:lang w:val="pt_PT" w:bidi="pt_PT"/>
         </w:rPr>
-        <w:t xml:space="preserve"> Um dia, Débora pediu que chamassem Baraque, filho de Abinoão, que morava em Quedes, na tribo de Naftali. Ela disse: "Assim ordena o SENHOR, o Deus de Israel: 'Reúna dez mil guerreiros das tribos de Naftali e de Zebulom e vá ao monte Tabor.</w:t>
+        <w:t xml:space="preserve"> Um dia, Débora pediu que chamassem Baraque, filho de Abinoão, que morava em Quedes, na tribo de Naftali. Ela disse: “Assim ordena o SENHOR, o Deus de Israel: ‘Reúna dez mil guerreiros das tribos de Naftali e de Zebulom e vá ao monte Tabor.</w:t>
       </w:r>
     </w:p>
     <w:p>
@@ -2278,7 +2278,7 @@
         <w:rPr>
           <w:lang w:val="pt_PT" w:bidi="pt_PT"/>
         </w:rPr>
-        <w:t xml:space="preserve"> Levarei Sísera, comandante do exército de Jabim, com seus carros e guerreiros até o rio Quisom. Ali eu o entregarei nas mãos de vocês'".</w:t>
+        <w:t xml:space="preserve"> Levarei Sísera, comandante do exército de Jabim, com seus carros e guerreiros até o rio Quisom. Ali eu o entregarei nas mãos de vocês’”.</w:t>
       </w:r>
     </w:p>
     <w:p>
@@ -2299,7 +2299,7 @@
         <w:rPr>
           <w:lang w:val="pt_PT" w:bidi="pt_PT"/>
         </w:rPr>
-        <w:t xml:space="preserve"> Baraque respondeu: "Se você for comigo, eu vou; mas se você não for, eu não vou".</w:t>
+        <w:t xml:space="preserve"> Baraque respondeu: “Se você for comigo, eu vou; mas se você não for, eu não vou”.</w:t>
       </w:r>
     </w:p>
     <w:p>
@@ -2320,7 +2320,7 @@
         <w:rPr>
           <w:lang w:val="pt_PT" w:bidi="pt_PT"/>
         </w:rPr>
-        <w:t xml:space="preserve"> Débora disse: "Eu irei com você, mas saiba disto: a glória desta vitória não será sua; o SENHOR fará uma mulher derrotar Sísera". Então Débora seguiu para Quedes com Baraque.</w:t>
+        <w:t xml:space="preserve"> Débora disse: “Eu irei com você, mas saiba disto: a glória desta vitória não será sua; o SENHOR fará uma mulher derrotar Sísera”. Então Débora seguiu para Quedes com Baraque.</w:t>
       </w:r>
     </w:p>
     <w:p>
@@ -2425,7 +2425,7 @@
         <w:rPr>
           <w:lang w:val="pt_PT" w:bidi="pt_PT"/>
         </w:rPr>
-        <w:t xml:space="preserve"> Débora gritou para Baraque: "Levante-se! Hoje o SENHOR entregará Sísera em suas mãos. Ele vai à sua frente". Baraque desceu do monte Tabor com seus dez mil homens atrás dele.</w:t>
+        <w:t xml:space="preserve"> Débora gritou para Baraque: “Levante-se! Hoje o SENHOR entregará Sísera em suas mãos. Ele vai à sua frente”. Baraque desceu do monte Tabor com seus dez mil homens atrás dele.</w:t>
       </w:r>
     </w:p>
     <w:p>
@@ -2509,7 +2509,7 @@
         <w:rPr>
           <w:lang w:val="pt_PT" w:bidi="pt_PT"/>
         </w:rPr>
-        <w:t xml:space="preserve"> Jael saiu da tenda para recebê-lo e disse: "Entre, senhor. Não tenha medo". Ele entrou, e ela o cobriu com uma manta.</w:t>
+        <w:t xml:space="preserve"> Jael saiu da tenda para recebê-lo e disse: “Entre, senhor. Não tenha medo”. Ele entrou, e ela o cobriu com uma manta.</w:t>
       </w:r>
     </w:p>
     <w:p>
@@ -2530,7 +2530,7 @@
         <w:rPr>
           <w:lang w:val="pt_PT" w:bidi="pt_PT"/>
         </w:rPr>
-        <w:t xml:space="preserve"> Ele disse: "Dê-me um pouco de água, pois estou com sede". Ela lhe deu leite de um recipiente de couro e cobriu-o com a manta novamente.</w:t>
+        <w:t xml:space="preserve"> Ele disse: “Dê-me um pouco de água, pois estou com sede”. Ela lhe deu leite de um recipiente de couro e cobriu-o com a manta novamente.</w:t>
       </w:r>
     </w:p>
     <w:p>
@@ -2551,7 +2551,7 @@
         <w:rPr>
           <w:lang w:val="pt_PT" w:bidi="pt_PT"/>
         </w:rPr>
-        <w:t xml:space="preserve"> Sísera pediu a Jael: "Fique à entrada da tenda. Se chegar alguém e perguntar se há mais gente aqui, diga que não".</w:t>
+        <w:t xml:space="preserve"> Sísera pediu a Jael: “Fique à entrada da tenda. Se chegar alguém e perguntar se há mais gente aqui, diga que não”.</w:t>
       </w:r>
     </w:p>
     <w:p>
@@ -2572,7 +2572,7 @@
         <w:rPr>
           <w:lang w:val="pt_PT" w:bidi="pt_PT"/>
         </w:rPr>
-        <w:t xml:space="preserve"> Sísera caiu num sono profundo, pois estava exausto. Nesse momento, Jael pegou uma estaca de tenda e um martelo, aproximou-se sem fazer barulho e cravou a estaca na cabeça dele até ficar presa ao chão. Foi assim que ele morreu.</w:t>
+        <w:t xml:space="preserve"> Sísera adormeceu profundamente, pois estava muito cansado. Então Jael pegou uma estaca de tenda e um martelo, aproximou-se em silêncio e cravou a estaca na cabeça dele até a ponta entrar no chão. Assim, ele morreu.</w:t>
       </w:r>
     </w:p>
     <w:p>
@@ -2593,7 +2593,7 @@
         <w:rPr>
           <w:lang w:val="pt_PT" w:bidi="pt_PT"/>
         </w:rPr>
-        <w:t xml:space="preserve"> Mais tarde, quando Baraque foi procurar Sísera, Jael saiu ao encontro dele e disse: "Venha comigo! Vou mostrar o homem que você procura". Ele entrou na tenda atrás dela e encontrou Sísera morto, com a estaca cravada na cabeça.</w:t>
+        <w:t xml:space="preserve"> Mais tarde, quando Baraque foi procurar Sísera, Jael saiu ao encontro dele e disse: “Venha comigo! Vou mostrar o homem que você procura”. Ele entrou na tenda atrás dela e encontrou Sísera morto, com a estaca cravada na cabeça.</w:t>
       </w:r>
     </w:p>
     <w:p>
@@ -2635,7 +2635,7 @@
         <w:rPr>
           <w:lang w:val="pt_PT" w:bidi="pt_PT"/>
         </w:rPr>
-        <w:t xml:space="preserve"> A partir desse dia, os israelitas continuaram a atacar Jabim com mais força até que ele foi completamente eliminado.</w:t>
+        <w:t xml:space="preserve"> O povo de Israel ficou cada vez mais forte e venceu Jabim muitas vezes, até que o derrotou por completo.</w:t>
       </w:r>
     </w:p>
     <w:p>
@@ -2693,7 +2693,7 @@
         <w:rPr>
           <w:lang w:val="pt_PT" w:bidi="pt_PT"/>
         </w:rPr>
-        <w:t xml:space="preserve"> "Porque os chefes assumiram a liderança de Israel, e porque o povo se ofereceu por vontade própria, louvem o SENHOR.</w:t>
+        <w:t xml:space="preserve"> "Porque os chefes assumiram a liderança de Israel, e o povo se ofereceu por vontade própria, louvem o SENHOR.</w:t>
       </w:r>
     </w:p>
     <w:p>
@@ -2798,7 +2798,7 @@
         <w:rPr>
           <w:lang w:val="pt_PT" w:bidi="pt_PT"/>
         </w:rPr>
-        <w:t xml:space="preserve"> Os povoados de Israel ficaram abandonados — cessaram —, até que eu, Débora, me levantei como mãe em Israel.</w:t>
+        <w:t xml:space="preserve"> Os povoados de Israel ficaram abandonados; a vida neles desapareceu, até que eu, Débora, me levantei como mãe em Israel.</w:t>
       </w:r>
     </w:p>
     <w:p>
@@ -2882,7 +2882,7 @@
         <w:rPr>
           <w:lang w:val="pt_PT" w:bidi="pt_PT"/>
         </w:rPr>
-        <w:t xml:space="preserve"> Perto dos lugares onde se busca água, ouve-se o som da música. Ali se proclamam os atos de justiça do SENHOR, os atos de justiça que ele fez aos povoados em Israel. Então o povo do SENHOR desceu às portas da cidade.</w:t>
+        <w:t xml:space="preserve"> Perto dos lugares onde se busca água, ouvem-se cânticos. Ali se proclamam os atos de justiça do SENHOR, os atos de justiça que ele fez aos povoados em Israel. Então o povo do SENHOR desceu às portas da cidade.</w:t>
       </w:r>
     </w:p>
     <w:p>
@@ -2903,7 +2903,7 @@
         <w:rPr>
           <w:lang w:val="pt_PT" w:bidi="pt_PT"/>
         </w:rPr>
-        <w:t xml:space="preserve"> Desperte, desperte, Débora! Desperte, desperte e cante um cântico. Levante-se, Baraque, filho de Abinoão, e leve presos seus cativos.</w:t>
+        <w:t xml:space="preserve"> 'Desperte, desperte, Débora! Desperte, desperte e cante um cântico. Levante-se, Baraque, filho de Abinoão, e conduza seus cativos.’</w:t>
       </w:r>
     </w:p>
     <w:p>
@@ -2945,7 +2945,7 @@
         <w:rPr>
           <w:lang w:val="pt_PT" w:bidi="pt_PT"/>
         </w:rPr>
-        <w:t xml:space="preserve"> De Efraim vieram os que antes lutaram contra Amaleque; depois deles veio Benjamim, com seus guerreiros. De Maquir desceram os comandantes; de Zebulom vieram os que levam a vara de oficial.</w:t>
+        <w:t xml:space="preserve"> De Efraim vieram os que antes lutaram contra Amaleque; depois deles vieram Benjamim e seus guerreiros. De Maquir desceram os comandantes; de Zebulom vieram os que levam a vara de oficial.</w:t>
       </w:r>
     </w:p>
     <w:p>
@@ -3029,7 +3029,7 @@
         <w:rPr>
           <w:lang w:val="pt_PT" w:bidi="pt_PT"/>
         </w:rPr>
-        <w:t xml:space="preserve"> Zebulom foi um povo que arriscou a própria vida, assim como Naftali, nas colinas altas do campo.</w:t>
+        <w:t xml:space="preserve"> Zebulom foi um povo que arriscou a própria vida, assim como Naftali, nos lugares mais altos do campo.</w:t>
       </w:r>
     </w:p>
     <w:p>
@@ -3113,7 +3113,7 @@
         <w:rPr>
           <w:lang w:val="pt_PT" w:bidi="pt_PT"/>
         </w:rPr>
-        <w:t xml:space="preserve"> Os cascos dos cavalos ressoaram com o galope feroz de seus guerreiros.</w:t>
+        <w:t xml:space="preserve"> Os cascos dos cavalos trovejaram com seu galope impetuoso.</w:t>
       </w:r>
     </w:p>
     <w:p>
@@ -3134,7 +3134,7 @@
         <w:rPr>
           <w:lang w:val="pt_PT" w:bidi="pt_PT"/>
         </w:rPr>
-        <w:t xml:space="preserve"> 'Amaldiçoem Meroz', disse o anjo do SENHOR. 'Amaldiçoem firmemente seus moradores, pois não vieram ajudar o SENHOR; não socorreram o SENHOR contra guerreiros fortes'.</w:t>
+        <w:t xml:space="preserve"> 'Amaldiçoem Meroz’, disse o anjo do SENHOR. ‘Amaldiçoem firmemente seus moradores, pois não vieram ajudar o SENHOR; não vieram ajudar o SENHOR contra os poderosos’.</w:t>
       </w:r>
     </w:p>
     <w:p>
@@ -3155,7 +3155,7 @@
         <w:rPr>
           <w:lang w:val="pt_PT" w:bidi="pt_PT"/>
         </w:rPr>
-        <w:t xml:space="preserve"> Jael, esposa do queneu Héber, é a mais feliz entre as mulheres. Que ela seja a mais feliz entre as mulheres que vivem em tendas!</w:t>
+        <w:t xml:space="preserve"> Que Jael, esposa do queneu Héber, seja a mais louvada entre as mulheres que vivem em tendas!</w:t>
       </w:r>
     </w:p>
     <w:p>
@@ -3218,7 +3218,7 @@
         <w:rPr>
           <w:lang w:val="pt_PT" w:bidi="pt_PT"/>
         </w:rPr>
-        <w:t xml:space="preserve"> Aos seus pés, ele se curvou, caiu e ficou estendido. Aos seus pés, ele se curvou e caiu. Onde caiu, ele morreu.</w:t>
+        <w:t xml:space="preserve"> Aos seus pés, ele se curvou, caiu e ficou estendido. Aos seus pés, ele se curvou e caiu. Onde caiu, ali ficou morto.</w:t>
       </w:r>
     </w:p>
     <w:p>
@@ -3239,7 +3239,7 @@
         <w:rPr>
           <w:lang w:val="pt_PT" w:bidi="pt_PT"/>
         </w:rPr>
-        <w:t xml:space="preserve"> Pela janela, a mãe de Sísera olhava e lamentava por trás da grade: 'Por que seu carro demora a chegar? Por que não se ouvem as rodas de sua carruagem?'</w:t>
+        <w:t xml:space="preserve"> Pela janela, a mãe de Sísera olhava e lamentava por trás da grade: ‘Por que seu carro demora a chegar? Por que não se ouvem as rodas de sua carruagem?’.</w:t>
       </w:r>
     </w:p>
     <w:p>
@@ -3281,7 +3281,7 @@
         <w:rPr>
           <w:lang w:val="pt_PT" w:bidi="pt_PT"/>
         </w:rPr>
-        <w:t xml:space="preserve"> 'É provável que estejam dividindo os despojos: uma ou duas moças para cada guerreiro, tecidos coloridos para Sísera e tecidos coloridos e bordados dos dois lados para o pescoço da rainha'.</w:t>
+        <w:t xml:space="preserve"> 'É provável que estejam dividindo os despojos: uma ou duas mulheres capturadas para cada guerreiro, tecidos coloridos para Sísera e tecidos coloridos e bordados dos dois lados para o pescoço da rainha’.</w:t>
       </w:r>
     </w:p>
     <w:p>
@@ -3302,7 +3302,7 @@
         <w:rPr>
           <w:lang w:val="pt_PT" w:bidi="pt_PT"/>
         </w:rPr>
-        <w:t xml:space="preserve"> Que todos os teus inimigos pereçam assim, SENHOR! Mas, quanto aos que te amam, que sejam como o sol quando nasce com toda a sua força!".</w:t>
+        <w:t xml:space="preserve"> Que todos os teus inimigos pereçam assim, SENHOR! Mas, quanto aos que te amam, que sejam como o sol quando nasce com toda a sua força!”.</w:t>
       </w:r>
     </w:p>
     <w:p>
@@ -3360,7 +3360,7 @@
         <w:rPr>
           <w:lang w:val="pt_PT" w:bidi="pt_PT"/>
         </w:rPr>
-        <w:t xml:space="preserve"> Os filhos de Israel voltaram a fazer o que o SENHOR reprovava. Por isso, o SENHOR os submeteu ao poder dos midianitas por sete anos.</w:t>
+        <w:t xml:space="preserve"> Os israelitas voltaram a fazer o que o SENHOR reprovava. Por isso, o SENHOR entregou Israel nas mãos dos midianitas por sete anos.</w:t>
       </w:r>
     </w:p>
     <w:p>
@@ -3381,7 +3381,7 @@
         <w:rPr>
           <w:lang w:val="pt_PT" w:bidi="pt_PT"/>
         </w:rPr>
-        <w:t xml:space="preserve"> O domínio de Midiã era tão opressivo que os israelitas passaram a fazer refúgios nas montanhas, usando cavernas e lugares fortificados.</w:t>
+        <w:t xml:space="preserve"> O domínio de Midiã era tão duro que os israelitas passaram a viver em cavernas e esconderijos nas montanhas.</w:t>
       </w:r>
     </w:p>
     <w:p>
@@ -3423,7 +3423,7 @@
         <w:rPr>
           <w:lang w:val="pt_PT" w:bidi="pt_PT"/>
         </w:rPr>
-        <w:t xml:space="preserve"> acampavam na região e devastavam as colheitas até a área de Gaza. Não deixavam alimento algum: levavam ovelhas, bois e jumentos.</w:t>
+        <w:t xml:space="preserve"> acampavam na região e devastavam as colheitas até a área de Gaza. Não deixavam alimento algum, e levavam ovelhas, bois e jumentos.</w:t>
       </w:r>
     </w:p>
     <w:p>
@@ -3465,7 +3465,7 @@
         <w:rPr>
           <w:lang w:val="pt_PT" w:bidi="pt_PT"/>
         </w:rPr>
-        <w:t xml:space="preserve"> Assim, Israel foi levado à miséria extrema por causa de Midiã, e os israelitas clamaram ao SENHOR por socorro.</w:t>
+        <w:t xml:space="preserve"> Israel ficou em grande dificuldade por causa de Midiã, e os israelitas clamaram ao SENHOR por ajuda.</w:t>
       </w:r>
     </w:p>
     <w:p>
@@ -3507,7 +3507,7 @@
         <w:rPr>
           <w:lang w:val="pt_PT" w:bidi="pt_PT"/>
         </w:rPr>
-        <w:t xml:space="preserve"> o SENHOR enviou um profeta, que declarou: "O SENHOR, Deus de Israel, diz o seguinte: Eu fiz com que saíssem do Egito e os tirei da casa da escravidão.</w:t>
+        <w:t xml:space="preserve"> o SENHOR enviou um profeta, que declarou: “O SENHOR, Deus de Israel, diz o seguinte: ‘Eu fiz com que saíssem do Egito e os tirei da casa da escravidão.</w:t>
       </w:r>
     </w:p>
     <w:p>
@@ -3549,7 +3549,7 @@
         <w:rPr>
           <w:lang w:val="pt_PT" w:bidi="pt_PT"/>
         </w:rPr>
-        <w:t xml:space="preserve"> Eu lhes disse: 'Eu sou o SENHOR, o Deus de vocês. Vocês agora vivem na terra dos amorreus, mas não devem prestar culto aos deuses deles'. Mas vocês não deram atenção à minha voz".</w:t>
+        <w:t xml:space="preserve"> Eu lhes disse: Eu sou o SENHOR, o Deus de vocês. Vocês agora vivem na terra dos amorreus, mas não devem prestar culto aos deuses deles. Mas vocês não deram atenção à minha voz’”.</w:t>
       </w:r>
     </w:p>
     <w:p>
@@ -3570,7 +3570,7 @@
         <w:rPr>
           <w:lang w:val="pt_PT" w:bidi="pt_PT"/>
         </w:rPr>
-        <w:t xml:space="preserve"> Depois disso, o anjo do SENHOR veio para Ofra e sentou-se debaixo de um grande carvalho que havia ali, pertencente a Joás, do clã de Abiezer. Gideão, filho de Joás, estava debulhando trigo no lagar, para escondê-lo dos midianitas.</w:t>
+        <w:t xml:space="preserve"> Depois disso, o anjo do SENHOR veio para Ofra e sentou-se debaixo de um grande carvalho que havia ali, pertencente a Joás, do clã de Abiezer. Gideão, filho de Joás, estava separando o trigo no lagar para escondê-lo dos midianitas.</w:t>
       </w:r>
     </w:p>
     <w:p>
@@ -3591,7 +3591,7 @@
         <w:rPr>
           <w:lang w:val="pt_PT" w:bidi="pt_PT"/>
         </w:rPr>
-        <w:t xml:space="preserve"> O anjo do SENHOR apareceu para Gideão e lhe disse: "O SENHOR está com você, homem valente".</w:t>
+        <w:t xml:space="preserve"> O anjo do SENHOR apareceu para Gideão e lhe disse: “O SENHOR está com você, homem valente”.</w:t>
       </w:r>
     </w:p>
     <w:p>
@@ -3612,7 +3612,7 @@
         <w:rPr>
           <w:lang w:val="pt_PT" w:bidi="pt_PT"/>
         </w:rPr>
-        <w:t xml:space="preserve"> "Meu senhor", respondeu Gideão, "se o SENHOR está conosco, por que tudo isso aconteceu com Israel? Nossos antepassados nos contaram dos feitos extraordinários que o SENHOR fez, tirando-nos do Egito. Onde estão todos esses feitos? Mas agora o SENHOR nos desamparou e nos entregou ao poder de Midiã".</w:t>
+        <w:t xml:space="preserve"> "Meu senhor”, respondeu Gideão, “se o SENHOR está conosco, por que tudo isso aconteceu com Israel? Nossos antepassados nos contaram as coisas extraordinárias que o SENHOR fez, tirando-nos do Egito. Onde estão todas essas coisas? Mas agora o SENHOR nos desamparou e nos entregou ao poder de Midiã”.</w:t>
       </w:r>
     </w:p>
     <w:p>
@@ -3633,7 +3633,7 @@
         <w:rPr>
           <w:lang w:val="pt_PT" w:bidi="pt_PT"/>
         </w:rPr>
-        <w:t xml:space="preserve"> Então o SENHOR se virou para ele e disse: "Vá com a força que você tem e livre Israel da mão dos midianitas. Não sou eu quem o envia?".</w:t>
+        <w:t xml:space="preserve"> Então o SENHOR respondeu a ele: “Vá com a força que você tem e livre Israel das mãos dos midianitas. Não sou eu quem o envia?”.</w:t>
       </w:r>
     </w:p>
     <w:p>
@@ -3654,7 +3654,7 @@
         <w:rPr>
           <w:lang w:val="pt_PT" w:bidi="pt_PT"/>
         </w:rPr>
-        <w:t xml:space="preserve"> Gideão replicou: "Ah, SENHOR, como poderei salvar Israel? Meu clã é o mais pobre em Manassés, e eu sou o menor na casa de meu pai".</w:t>
+        <w:t xml:space="preserve"> Gideão replicou: “Ah, SENHOR, como poderei salvar Israel? Meu clã é o mais pobre em Manassés, e eu sou o menor na casa de meu pai”.</w:t>
       </w:r>
     </w:p>
     <w:p>
@@ -3675,7 +3675,7 @@
         <w:rPr>
           <w:lang w:val="pt_PT" w:bidi="pt_PT"/>
         </w:rPr>
-        <w:t xml:space="preserve"> O SENHOR respondeu: "Eu estarei com você, e você derrotará os midianitas como se eles fossem um homem só".</w:t>
+        <w:t xml:space="preserve"> O SENHOR respondeu: “Eu estarei com você, e você derrotará os midianitas como se eles fossem um homem só”.</w:t>
       </w:r>
     </w:p>
     <w:p>
@@ -3696,7 +3696,7 @@
         <w:rPr>
           <w:lang w:val="pt_PT" w:bidi="pt_PT"/>
         </w:rPr>
-        <w:t xml:space="preserve"> Gideão disse: "Se posso realmente contar com teu favor, mostra-me um sinal de que és tu quem fala comigo.</w:t>
+        <w:t xml:space="preserve"> Gideão disse: “Se posso realmente contar com teu favor, mostra-me um sinal de que és tu quem fala comigo.</w:t>
       </w:r>
     </w:p>
     <w:p>
@@ -3717,7 +3717,7 @@
         <w:rPr>
           <w:lang w:val="pt_PT" w:bidi="pt_PT"/>
         </w:rPr>
-        <w:t xml:space="preserve"> Não te afastes daqui até que eu volte com uma oferta para apresentar diante de ti". O SENHOR respondeu: “Esperarei aqui até você voltar".</w:t>
+        <w:t xml:space="preserve"> Não te afastes daqui até que eu volte com uma oferta para apresentar diante de ti”. O SENHOR respondeu: “Esperarei aqui até você voltar”.</w:t>
       </w:r>
     </w:p>
     <w:p>
@@ -3759,7 +3759,7 @@
         <w:rPr>
           <w:lang w:val="pt_PT" w:bidi="pt_PT"/>
         </w:rPr>
-        <w:t xml:space="preserve"> O anjo de Deus disse a Gideão: "Ponha a carne e os pães sem fermento sobre esta rocha e derrame o caldo por cima deles". E foi o que Gideão fez.</w:t>
+        <w:t xml:space="preserve"> O anjo de Deus disse a Gideão: “Ponha a carne e os pães sem fermento sobre esta rocha e derrame o caldo por cima deles”. E foi o que Gideão fez.</w:t>
       </w:r>
     </w:p>
     <w:p>
@@ -3801,7 +3801,7 @@
         <w:rPr>
           <w:lang w:val="pt_PT" w:bidi="pt_PT"/>
         </w:rPr>
-        <w:t xml:space="preserve"> Ao perceber que era o anjo do SENHOR, Gideão exclamou: "Ah, SENHOR Deus! Estive frente a frente com o anjo do SENHOR!”.</w:t>
+        <w:t xml:space="preserve"> Ao perceber que era o anjo do SENHOR, Gideão exclamou: “Ah, SENHOR Deus! Estive frente a frente com o anjo do SENHOR!”.</w:t>
       </w:r>
     </w:p>
     <w:p>
@@ -3822,7 +3822,7 @@
         <w:rPr>
           <w:lang w:val="pt_PT" w:bidi="pt_PT"/>
         </w:rPr>
-        <w:t xml:space="preserve"> Mas o SENHOR respondeu: "Fique em paz. Não tenha medo; você não morrerá por isso".</w:t>
+        <w:t xml:space="preserve"> Mas o SENHOR respondeu: “Fique em paz. Não tenha medo; você não morrerá por isso”.</w:t>
       </w:r>
     </w:p>
     <w:p>
@@ -3843,7 +3843,7 @@
         <w:rPr>
           <w:lang w:val="pt_PT" w:bidi="pt_PT"/>
         </w:rPr>
-        <w:t xml:space="preserve"> Gideão construiu ali um altar ao SENHOR e o chamou Javé-Shalom, que significa "O SENHOR é paz". O altar permanece em Ofra, nas terras do clã de Abiezer, até hoje.</w:t>
+        <w:t xml:space="preserve"> Gideão construiu ali um altar ao SENHOR e o chamou Javé-Shalom, que significa “O SENHOR é paz”. O altar permanece em Ofra, nas terras do clã de Abiezer, até hoje.</w:t>
       </w:r>
     </w:p>
     <w:p>
@@ -3864,7 +3864,7 @@
         <w:rPr>
           <w:lang w:val="pt_PT" w:bidi="pt_PT"/>
         </w:rPr>
-        <w:t xml:space="preserve"> Naquela mesma noite, o SENHOR ordenou a Gideão: "Pegue o segundo touro, o de sete anos, do rebanho de seu pai. Derrube o altar de Baal que seu pai fez e corte o poste de Aserá que está ao lado.</w:t>
+        <w:t xml:space="preserve"> Naquela mesma noite, o SENHOR ordenou a Gideão: “Pegue o segundo touro, o de sete anos, do rebanho de seu pai. Derrube o altar de Baal que seu pai fez e corte o poste de Aserá que está ao lado.</w:t>
       </w:r>
     </w:p>
     <w:p>
@@ -3885,7 +3885,7 @@
         <w:rPr>
           <w:lang w:val="pt_PT" w:bidi="pt_PT"/>
         </w:rPr>
-        <w:t xml:space="preserve"> Em seguida, construa para o SENHOR, seu Deus, um altar digno no alto deste lugar fortificado. Ofereça o touro como holocausto neste altar e, para a lenha, use a madeira do poste de Aserá que você cortar".</w:t>
+        <w:t xml:space="preserve"> Em seguida, construa para o SENHOR, seu Deus, um altar correto neste lugar alto. Ofereça o touro como sacrifício neste altar e use a madeira do poste de Aserá como lenha”.</w:t>
       </w:r>
     </w:p>
     <w:p>
@@ -3948,7 +3948,7 @@
         <w:rPr>
           <w:lang w:val="pt_PT" w:bidi="pt_PT"/>
         </w:rPr>
-        <w:t xml:space="preserve"> Perguntaram uns aos outros: "Quem será que fez isso?". Após investigarem cuidadosamente, concluíram: "Isso foi coisa de Gideão, filho de Joás".</w:t>
+        <w:t xml:space="preserve"> Perguntaram uns aos outros: “Quem será que fez isso?”. Após investigarem cuidadosamente, concluíram: “Isso foi coisa de Gideão, filho de Joás”.</w:t>
       </w:r>
     </w:p>
     <w:p>
@@ -3969,7 +3969,7 @@
         <w:rPr>
           <w:lang w:val="pt_PT" w:bidi="pt_PT"/>
         </w:rPr>
-        <w:t xml:space="preserve"> Então os homens da cidade ordenaram a Joás: "Traga seu filho para cá. Ele tem que morrer, porque destruiu o altar de Baal e o poste de Aserá".</w:t>
+        <w:t xml:space="preserve"> Então os homens da cidade ordenaram a Joás: “Traga seu filho para cá. Ele tem que morrer, porque destruiu o altar de Baal e o poste de Aserá”.</w:t>
       </w:r>
     </w:p>
     <w:p>
@@ -3990,7 +3990,7 @@
         <w:rPr>
           <w:lang w:val="pt_PT" w:bidi="pt_PT"/>
         </w:rPr>
-        <w:t xml:space="preserve"> Joás respondeu a todos os que o enfrentavam: "Vocês vão defender Baal? Vão tentar salvá-lo? Quem tomar partido por ele será morto antes do amanhecer. Se Baal é deus, que ele mesmo se defenda, já que derrubaram o seu altar".</w:t>
+        <w:t xml:space="preserve"> Joás respondeu às pessoas que o acusavam: “Vocês querem defender Baal? Vão tentar salvá‑lo? Quem ficar do lado dele morrerá ainda hoje. Se Baal é mesmo um deus, que ele se defenda sozinho, já que derrubaram o altar dele”.</w:t>
       </w:r>
     </w:p>
     <w:p>
@@ -4011,7 +4011,7 @@
         <w:rPr>
           <w:lang w:val="pt_PT" w:bidi="pt_PT"/>
         </w:rPr>
-        <w:t xml:space="preserve"> Por isso, naquele dia Gideão passou a ser chamado Jerubaal, que significa "Que Baal lute contra ele", porque havia destruído o altar de Baal.</w:t>
+        <w:t xml:space="preserve"> Por isso, naquele dia Gideão passou a ser chamado Jerubaal, que significa “Que Baal lute contra ele”, porque havia destruído o altar de Baal.</w:t>
       </w:r>
     </w:p>
     <w:p>
@@ -4053,7 +4053,7 @@
         <w:rPr>
           <w:lang w:val="pt_PT" w:bidi="pt_PT"/>
         </w:rPr>
-        <w:t xml:space="preserve"> Então o Espírito do SENHOR revestiu Gideão, que tocou a trombeta de chifre de carneiro, e o clã de Abiezer se reuniu para segui-lo.</w:t>
+        <w:t xml:space="preserve"> O Espírito do SENHOR veio sobre Gideão, e ele tocou a trombeta de chifre de carneiro, reunindo o clã de Abiezer para segui-lo.</w:t>
       </w:r>
     </w:p>
     <w:p>
@@ -4095,7 +4095,7 @@
         <w:rPr>
           <w:lang w:val="pt_PT" w:bidi="pt_PT"/>
         </w:rPr>
-        <w:t xml:space="preserve"> Gideão disse a Deus: "Se realmente vais salvar Israel por meu intermédio, como disseste,</w:t>
+        <w:t xml:space="preserve"> Gideão disse a Deus: “Se realmente vais salvar Israel por meu intermédio, como disseste,</w:t>
       </w:r>
     </w:p>
     <w:p>
@@ -4116,7 +4116,7 @@
         <w:rPr>
           <w:lang w:val="pt_PT" w:bidi="pt_PT"/>
         </w:rPr>
-        <w:t xml:space="preserve"> farei o seguinte teste: à noite, colocarei uma porção de lã no lugar onde se prensa o trigo. Se pela manhã houver orvalho somente na porção de lã e todo o chão estiver seco, saberei que salvarás Israel por minhas mãos".</w:t>
+        <w:t xml:space="preserve"> vou fazer um teste: à noite, colocarei uma porção de lã no lugar onde se prensa o trigo. Se pela manhã houver orvalho somente na porção de lã e todo o chão estiver seco, saberei que salvarás Israel por minhas mãos”.</w:t>
       </w:r>
     </w:p>
     <w:p>
@@ -4158,7 +4158,7 @@
         <w:rPr>
           <w:lang w:val="pt_PT" w:bidi="pt_PT"/>
         </w:rPr>
-        <w:t xml:space="preserve"> Então Gideão disse ainda a Deus: "Que a tua ira não se acenda contra mim se eu falar mais uma vez. Permite-me apenas mais este teste com a porção de lã: que desta vez ela fique seca e que haja orvalho sobre todo o chão".</w:t>
+        <w:t xml:space="preserve"> Então Gideão disse ainda a Deus: “Que a tua ira não se acenda contra mim se eu falar mais uma vez. Permite-me apenas mais este teste com a porção de lã: que desta vez ela fique seca e que haja orvalho sobre todo o chão”.</w:t>
       </w:r>
     </w:p>
     <w:p>
@@ -4237,7 +4237,7 @@
         <w:rPr>
           <w:lang w:val="pt_PT" w:bidi="pt_PT"/>
         </w:rPr>
-        <w:t xml:space="preserve"> O SENHOR declarou a Gideão: "O povo que está com você é numeroso demais para que eu entregue Midiã nas mãos dele. Se isso acontecer, Israel poderá se gloriar diante de mim e dizer que foi sua própria força que o libertou.</w:t>
+        <w:t xml:space="preserve"> O SENHOR declarou a Gideão: “O povo que está com você é numeroso demais para que eu entregue Midiã nas mãos dele. Se isso acontecer, Israel poderá se gloriar diante de mim e dizer que foi sua própria força que o libertou.</w:t>
       </w:r>
     </w:p>
     <w:p>
@@ -4258,7 +4258,7 @@
         <w:rPr>
           <w:lang w:val="pt_PT" w:bidi="pt_PT"/>
         </w:rPr>
-        <w:t xml:space="preserve"> Sendo assim, anuncie ao povo: 'Quem for covarde e medroso pode voltar agora mesmo para casa'". Vinte e dois mil homens se retiraram, e restaram apenas dez mil.</w:t>
+        <w:t xml:space="preserve"> Sendo assim, anuncie ao povo: ‘Quem estiver com medo pode voltar para casa agora’”. Vinte e dois mil homens se retiraram, e restaram apenas dez mil.</w:t>
       </w:r>
     </w:p>
     <w:p>
@@ -4279,7 +4279,7 @@
         <w:rPr>
           <w:lang w:val="pt_PT" w:bidi="pt_PT"/>
         </w:rPr>
-        <w:t xml:space="preserve"> Mas o SENHOR disse a Gideão: "Ainda há muita gente. Faça-os descer até a fonte, e ali eu os porei à prova. Aquele de quem eu disser: 'Este irá com você', irá; e aquele de quem eu disser: 'Este não irá', não irá".</w:t>
+        <w:t xml:space="preserve"> Mas o SENHOR disse a Gideão: “Ainda há muita gente. Faça-os descer às águas, e ali eu os porei à prova. Aquele de quem eu disser: ‘Este irá com você’, esse irá; e de quem eu disser: ‘Este não irá com você’, esse não irá”.</w:t>
       </w:r>
     </w:p>
     <w:p>
@@ -4300,7 +4300,7 @@
         <w:rPr>
           <w:lang w:val="pt_PT" w:bidi="pt_PT"/>
         </w:rPr>
-        <w:t xml:space="preserve"> Quando Gideão levou o povo até a fonte, o SENHOR lhe disse: "Separe assim os homens: coloque de um lado aqueles que beberem a água levando-a à boca com a mão, lambendo como o cão; e coloque do outro lado aqueles que se ajoelharem para beber diretamente da água".</w:t>
+        <w:t xml:space="preserve"> Gideão levou o povo até a fonte, e o SENHOR lhe disse: “Separe assim os homens: coloque de um lado aqueles que beberem a água nas mãos, lambendo como fazem os cães; e coloque do outro lado aqueles que se ajoelharem para beber diretamente da água”.</w:t>
       </w:r>
     </w:p>
     <w:p>
@@ -4321,7 +4321,7 @@
         <w:rPr>
           <w:lang w:val="pt_PT" w:bidi="pt_PT"/>
         </w:rPr>
-        <w:t xml:space="preserve"> Os que beberam levando a mão à boca foram trezentos homens. Todo o restante do povo se ajoelhou para beber.</w:t>
+        <w:t xml:space="preserve"> Os que beberam levando as mãos à boca foram trezentos homens. Todo o restante do povo se ajoelhou para beber.</w:t>
       </w:r>
     </w:p>
     <w:p>
@@ -4342,7 +4342,7 @@
         <w:rPr>
           <w:lang w:val="pt_PT" w:bidi="pt_PT"/>
         </w:rPr>
-        <w:t xml:space="preserve"> Então o SENHOR disse a Gideão: "Com estes trezentos homens eu livrarei os israelitas e derrotarei os midianitas. Quanto aos demais, mande para casa".</w:t>
+        <w:t xml:space="preserve"> Então o SENHOR disse a Gideão: “Com estes trezentos homens eu livrarei os israelitas e derrotarei os midianitas. Mande os demais para casa”.</w:t>
       </w:r>
     </w:p>
     <w:p>
@@ -4363,7 +4363,7 @@
         <w:rPr>
           <w:lang w:val="pt_PT" w:bidi="pt_PT"/>
         </w:rPr>
-        <w:t xml:space="preserve"> Os trezentos homens recolheram as provisões e as trombetas de chifre de carneiro. Gideão dispensou os demais, conservando consigo apenas os trezentos. O acampamento dos midianitas estava mais abaixo, no vale.</w:t>
+        <w:t xml:space="preserve"> Os trezentos homens recolheram as provisões e as trombetas de chifre de carneiro. Gideão dispensou os demais, ficando apenas com os trezentos. O acampamento dos midianitas estava mais abaixo, no vale.</w:t>
       </w:r>
     </w:p>
     <w:p>
@@ -4384,7 +4384,7 @@
         <w:rPr>
           <w:lang w:val="pt_PT" w:bidi="pt_PT"/>
         </w:rPr>
-        <w:t xml:space="preserve"> O SENHOR disse a Gideão naquela mesma noite: "Levante-se e desça ao acampamento, pois eu entreguei Midiã em suas mãos.</w:t>
+        <w:t xml:space="preserve"> O SENHOR disse a Gideão naquela mesma noite: “Levante-se e desça ao acampamento, pois eu entreguei Midiã em suas mãos.</w:t>
       </w:r>
     </w:p>
     <w:p>
@@ -4426,7 +4426,7 @@
         <w:rPr>
           <w:lang w:val="pt_PT" w:bidi="pt_PT"/>
         </w:rPr>
-        <w:t xml:space="preserve"> Ouça o que os midianitas dizem, e depois disso suas mãos se fortalecerão para atacar". Assim, Gideão e Purá desceram até chegarem bem perto de onde estavam as sentinelas do acampamento.</w:t>
+        <w:t xml:space="preserve"> Ouça o que os midianitas dizem, e depois disso suas mãos se fortalecerão para atacar”. Assim, Gideão e Purá desceram e chegaram bem perto dos guardas do acampamento.</w:t>
       </w:r>
     </w:p>
     <w:p>
@@ -4468,7 +4468,7 @@
         <w:rPr>
           <w:lang w:val="pt_PT" w:bidi="pt_PT"/>
         </w:rPr>
-        <w:t xml:space="preserve"> Gideão chegou justamente quando um guerreiro contava um sonho a outro. Ele dizia: "Tive um sonho: um pão de cevada veio rolando em direção ao acampamento de Midiã e bateu numa tenda, que caiu e ficou virada de cabeça para baixo".</w:t>
+        <w:t xml:space="preserve"> Gideão chegou justamente quando um guerreiro contava um sonho a outro. Ele dizia: “Tive um sonho: um pão de cevada veio rolando em direção ao acampamento de Midiã e bateu numa tenda, que caiu e ficou virada de cabeça para baixo”.</w:t>
       </w:r>
     </w:p>
     <w:p>
@@ -4489,7 +4489,7 @@
         <w:rPr>
           <w:lang w:val="pt_PT" w:bidi="pt_PT"/>
         </w:rPr>
-        <w:t xml:space="preserve"> O outro respondeu: "Seu sonho só pode significar o seguinte: a espada de Gideão, filho de Joás, o israelita. Deus entregou Midiã e todo este acampamento nas mãos dele".</w:t>
+        <w:t xml:space="preserve"> O outro respondeu: “Seu sonho só pode significar o seguinte: a espada de Gideão, filho de Joás, o israelita. Deus entregou Midiã e todo este acampamento nas mãos dele”.</w:t>
       </w:r>
     </w:p>
     <w:p>
@@ -4510,7 +4510,7 @@
         <w:rPr>
           <w:lang w:val="pt_PT" w:bidi="pt_PT"/>
         </w:rPr>
-        <w:t xml:space="preserve"> Ao ouvir o relato do sonho e sua interpretação, Gideão prostrou-se. Em seguida, voltou para o acampamento de Israel e anunciou: "Levantem-se, porque o SENHOR entregou o acampamento de Midiã nas mãos de vocês!".</w:t>
+        <w:t xml:space="preserve"> Ao ouvir o relato do sonho e sua interpretação, Gideão se curvou diante de Deus. Em seguida, voltou para o acampamento de Israel e anunciou: “Levantem-se, porque o SENHOR entregou o acampamento de Midiã nas mãos de vocês!”.</w:t>
       </w:r>
     </w:p>
     <w:p>
@@ -4531,7 +4531,7 @@
         <w:rPr>
           <w:lang w:val="pt_PT" w:bidi="pt_PT"/>
         </w:rPr>
-        <w:t xml:space="preserve"> Depois, separou os trezentos homens em três grupos e deu a cada um uma trombeta e um vaso de barro com uma tocha acesa dentro.</w:t>
+        <w:t xml:space="preserve"> Depois, separou os trezentos homens em três grupos e deu uma trombeta e um jarro de barro com uma tocha acesa dentro a cada um deles.</w:t>
       </w:r>
     </w:p>
     <w:p>
@@ -4552,7 +4552,7 @@
         <w:rPr>
           <w:lang w:val="pt_PT" w:bidi="pt_PT"/>
         </w:rPr>
-        <w:t xml:space="preserve"> E disse: "Observem o que eu fizer e façam o mesmo quando chegarmos perto do acampamento.</w:t>
+        <w:t xml:space="preserve"> E disse: “Observem o que eu fizer e façam o mesmo quando chegarmos perto do acampamento.</w:t>
       </w:r>
     </w:p>
     <w:p>
@@ -4573,7 +4573,7 @@
         <w:rPr>
           <w:lang w:val="pt_PT" w:bidi="pt_PT"/>
         </w:rPr>
-        <w:t xml:space="preserve"> Quando eu e todos os meus companheiros tocarmos as trombetas juntos, vocês também tocarão as suas trombetas ao redor de todo o acampamento e gritarão: 'Pelo SENHOR e por Gideão!'".</w:t>
+        <w:t xml:space="preserve"> Quando eu e todos os meus companheiros tocarmos as trombetas juntos, vocês também tocarão as suas trombetas ao redor de todo o acampamento e gritarão: ‘Pelo SENHOR e por Gideão!’”.</w:t>
       </w:r>
     </w:p>
     <w:p>
@@ -4594,7 +4594,7 @@
         <w:rPr>
           <w:lang w:val="pt_PT" w:bidi="pt_PT"/>
         </w:rPr>
-        <w:t xml:space="preserve"> Gideão e os cem homens que estavam com ele se aproximaram do acampamento pouco depois da meia-noite, logo após a troca da guarda. Então tocaram as trombetas e quebraram os vasos de barro que traziam nas mãos.</w:t>
+        <w:t xml:space="preserve"> Gideão e os cem homens que estavam com ele se aproximaram do acampamento pouco depois da meia-noite, logo após a troca da guarda. Então tocaram as trombetas e quebraram os jarros de barro que traziam nas mãos.</w:t>
       </w:r>
     </w:p>
     <w:p>
@@ -4615,7 +4615,7 @@
         <w:rPr>
           <w:lang w:val="pt_PT" w:bidi="pt_PT"/>
         </w:rPr>
-        <w:t xml:space="preserve"> Os três grupos tocaram as trombetas, quebraram os vasos e, com as tochas na mão esquerda e as trombetas na direita, gritaram: "Espada pelo SENHOR e por Gideão!".</w:t>
+        <w:t xml:space="preserve"> Os três grupos tocaram as trombetas, quebraram os jarros e, com as tochas na mão esquerda e as trombetas na direita, gritaram: “Espada pelo SENHOR e por Gideão!”.</w:t>
       </w:r>
     </w:p>
     <w:p>
@@ -4678,7 +4678,7 @@
         <w:rPr>
           <w:lang w:val="pt_PT" w:bidi="pt_PT"/>
         </w:rPr>
-        <w:t xml:space="preserve"> Então foram convocados os guerreiros israelitas de Naftali, de Aser e de todo Manassés, e eles perseguiram os midianitas.</w:t>
+        <w:t xml:space="preserve"> Então foram convocados os guerreiros israelitas de Naftali, de Aser e de Manassés, e eles perseguiram os midianitas.</w:t>
       </w:r>
     </w:p>
     <w:p>
@@ -4699,7 +4699,7 @@
         <w:rPr>
           <w:lang w:val="pt_PT" w:bidi="pt_PT"/>
         </w:rPr>
-        <w:t xml:space="preserve"> Gideão também enviou mensageiros às montanhas de Efraim, dizendo: "Desçam ao encontro dos midianitas e ocupem os pontos de travessia do Jordão até Bete-Bara". Todos os homens convocados de Efraim fizeram o que Gideão ordenou e tomaram os pontos de travessia do Jordão até Bete-Bara.</w:t>
+        <w:t xml:space="preserve"> Gideão também enviou mensageiros às montanhas de Efraim, dizendo: “Desçam ao encontro dos midianitas e ocupem os pontos de travessia do Jordão até Bete-Bara”. Todos os efraimitas convocados fizeram o que Gideão ordenou e tomaram os pontos de travessia do Jordão até Bete-Bara.</w:t>
       </w:r>
     </w:p>
     <w:p>
@@ -4757,7 +4757,7 @@
         <w:rPr>
           <w:lang w:val="pt_PT" w:bidi="pt_PT"/>
         </w:rPr>
-        <w:t xml:space="preserve"> Os efraimitas perguntaram a Gideão: "Que atitude foi essa para conosco? Por que você não nos chamou quando saiu para lutar contra Midiã?". E discutiram asperamente com ele.</w:t>
+        <w:t xml:space="preserve"> Os efraimitas perguntaram a Gideão: “Que atitude foi essa para conosco? Por que você não nos chamou quando saiu para lutar contra Midiã?”. E discutiram asperamente com ele.</w:t>
       </w:r>
     </w:p>
     <w:p>
@@ -4778,7 +4778,7 @@
         <w:rPr>
           <w:lang w:val="pt_PT" w:bidi="pt_PT"/>
         </w:rPr>
-        <w:t xml:space="preserve"> "O que eu fiz que se compare ao que vocês fizeram? Não vale mais o resto da colheita de Efraim do que toda a colheita de Abiezer?", perguntou Gideão.</w:t>
+        <w:t xml:space="preserve"> "O que eu fiz que se compare ao que vocês fizeram? O resto da colheita de Efraim não vale mais do que toda a colheita de Abiezer?”, perguntou Gideão.</w:t>
       </w:r>
     </w:p>
     <w:p>
@@ -4799,7 +4799,7 @@
         <w:rPr>
           <w:lang w:val="pt_PT" w:bidi="pt_PT"/>
         </w:rPr>
-        <w:t xml:space="preserve"> "Foi Deus quem colocou nas mãos de vocês Orebe e Zeebe, líderes de Midiã. Diante disso, o que eu poderia ter feito que se igualasse a vocês?". Ao ouvirem essas palavras, a ira deles se abrandou.</w:t>
+        <w:t xml:space="preserve"> "Foi Deus quem entregou Orebe e Zeebe, líderes de Midiã, nas mãos de vocês. Então, comparado ao que vocês fizeram, o que foi que eu fiz?”. Quando ouviram isso, a raiva deles passou.</w:t>
       </w:r>
     </w:p>
     <w:p>
@@ -4841,7 +4841,7 @@
         <w:rPr>
           <w:lang w:val="pt_PT" w:bidi="pt_PT"/>
         </w:rPr>
-        <w:t xml:space="preserve"> Ao chegarem a Sucote, Gideão pediu aos moradores: "Deem alimento a estes homens que me acompanham. Eles estão exaustos. Eu estou atrás de Zeba e Zalmuna, reis de Midiã".</w:t>
+        <w:t xml:space="preserve"> Ao chegarem a Sucote, Gideão pediu aos moradores: “Deem alimento a estes homens que me acompanham. Eles estão exaustos. Eu estou atrás de Zeba e Zalmuna, reis de Midiã”.</w:t>
       </w:r>
     </w:p>
     <w:p>
@@ -4862,7 +4862,7 @@
         <w:rPr>
           <w:lang w:val="pt_PT" w:bidi="pt_PT"/>
         </w:rPr>
-        <w:t xml:space="preserve"> Os líderes de Sucote, porém, perguntaram: "Por acaso você já tem Zeba e Zalmuna nas suas mãos para que sustentemos seu exército?”.</w:t>
+        <w:t xml:space="preserve"> Os líderes de Sucote, porém, perguntaram: “Por acaso você já tem Zeba e Zalmuna nas suas mãos para que sustentemos seu exército?”.</w:t>
       </w:r>
     </w:p>
     <w:p>
@@ -4883,7 +4883,7 @@
         <w:rPr>
           <w:lang w:val="pt_PT" w:bidi="pt_PT"/>
         </w:rPr>
-        <w:t xml:space="preserve"> Gideão respondeu: “Pois bem. Quando o SENHOR colocar Zeba e Zalmuna em minhas mãos, voltarei aqui e passarei a carne de vocês sobre espinhos e espinheiros do deserto".</w:t>
+        <w:t xml:space="preserve"> Gideão respondeu: “Pois bem. Quando o SENHOR colocar Zeba e Zalmuna nas minhas mãos, voltarei aqui e esmagarei a carne de vocês com espinhos e espinheiros do deserto”.</w:t>
       </w:r>
     </w:p>
     <w:p>
@@ -4904,7 +4904,7 @@
         <w:rPr>
           <w:lang w:val="pt_PT" w:bidi="pt_PT"/>
         </w:rPr>
-        <w:t xml:space="preserve"> Dali ele foi para Peniel e fez o mesmo pedido; ali também recebeu a mesma resposta.</w:t>
+        <w:t xml:space="preserve"> Dali ele foi para Peniel e fez o mesmo pedido. Ali também recebeu a mesma resposta.</w:t>
       </w:r>
     </w:p>
     <w:p>
@@ -4925,7 +4925,7 @@
         <w:rPr>
           <w:lang w:val="pt_PT" w:bidi="pt_PT"/>
         </w:rPr>
-        <w:t xml:space="preserve"> Então declarou ao povo de Peniel: "Quando eu voltar aqui triunfante, derrubarei esta torre".</w:t>
+        <w:t xml:space="preserve"> Então declarou ao povo de Peniel: “Quando eu voltar aqui triunfante, derrubarei esta torre”.</w:t>
       </w:r>
     </w:p>
     <w:p>
@@ -5051,7 +5051,7 @@
         <w:rPr>
           <w:lang w:val="pt_PT" w:bidi="pt_PT"/>
         </w:rPr>
-        <w:t xml:space="preserve"> Gideão voltou a Sucote e disse: "Zeba e Zalmuna estão aqui. Por causa deles, vocês me afrontaram, dizendo: 'Você já capturou Zeba e Zalmuna para que sustentemos seus homens cansados?'".</w:t>
+        <w:t xml:space="preserve"> Gideão voltou a Sucote e disse: “Zeba e Zalmuna estão aqui. Por causa deles, vocês me afrontaram, dizendo: ‘Você já capturou Zeba e Zalmuna para que sustentemos seus homens cansados?’”.</w:t>
       </w:r>
     </w:p>
     <w:p>
@@ -5093,7 +5093,7 @@
         <w:rPr>
           <w:lang w:val="pt_PT" w:bidi="pt_PT"/>
         </w:rPr>
-        <w:t xml:space="preserve"> Gideão também derrubou a torre de Peniel e executou os homens daquela cidade.</w:t>
+        <w:t xml:space="preserve"> Gideão também derrubou a torre de Peniel e matou os homens da cidade.</w:t>
       </w:r>
     </w:p>
     <w:p>
@@ -5114,7 +5114,7 @@
         <w:rPr>
           <w:lang w:val="pt_PT" w:bidi="pt_PT"/>
         </w:rPr>
-        <w:t xml:space="preserve"> Em seguida, perguntou a Zeba e a Zalmuna: "Como eram os homens que vocês mataram em Tabor?”. Eles responderam: "Eram como você: pareciam príncipes".</w:t>
+        <w:t xml:space="preserve"> Em seguida, perguntou a Zeba e a Zalmuna: “Como eram os homens que vocês mataram em Tabor?”. Eles responderam: “Eram como você: pareciam príncipes”.</w:t>
       </w:r>
     </w:p>
     <w:p>
@@ -5135,7 +5135,7 @@
         <w:rPr>
           <w:lang w:val="pt_PT" w:bidi="pt_PT"/>
         </w:rPr>
-        <w:t xml:space="preserve"> Gideão disse: “Eram meus irmãos, filhos da mesma mãe. Tão certo como o SENHOR vive, eu não tiraria a vida de vocês, se tivessem poupado a vida deles".</w:t>
+        <w:t xml:space="preserve"> Gideão disse: “Eram meus irmãos, filhos da mesma mãe. Tão certo como o SENHOR vive, eu não tiraria a vida de vocês, se tivessem poupado a vida deles”.</w:t>
       </w:r>
     </w:p>
     <w:p>
@@ -5156,7 +5156,7 @@
         <w:rPr>
           <w:lang w:val="pt_PT" w:bidi="pt_PT"/>
         </w:rPr>
-        <w:t xml:space="preserve"> Voltando-se para Jéter, seu filho mais velho, ordenou: "Execute os dois". Mas Jéter não puxou a espada, pois era jovem e ficou com medo.</w:t>
+        <w:t xml:space="preserve"> Voltando-se para Jéter, seu filho mais velho, ordenou: “Mate os dois”. Mas Jéter não puxou a espada, pois era jovem e ficou com medo.</w:t>
       </w:r>
     </w:p>
     <w:p>
@@ -5177,7 +5177,7 @@
         <w:rPr>
           <w:lang w:val="pt_PT" w:bidi="pt_PT"/>
         </w:rPr>
-        <w:t xml:space="preserve"> Zeba e Zalmuna disseram: "Venha aqui, Gideão, e mate-nos você mesmo, pois é pela valentia que se conhece um homem". Então Gideão se levantou, matou os dois e tomou os adornos em forma de meia-lua que estavam no pescoço dos camelos deles.</w:t>
+        <w:t xml:space="preserve"> Zeba e Zalmuna disseram: “Venha aqui, Gideão, e mate-nos você mesmo, pois é pela valentia que se conhece um homem”. Então Gideão se levantou, matou os dois e tomou os adornos em forma de meia-lua que estavam no pescoço dos camelos deles.</w:t>
       </w:r>
     </w:p>
     <w:p>
@@ -5198,7 +5198,7 @@
         <w:rPr>
           <w:lang w:val="pt_PT" w:bidi="pt_PT"/>
         </w:rPr>
-        <w:t xml:space="preserve"> Os israelitas disseram a Gideão: "Governe sobre nós, você, seu filho e seu neto, pois você nos livrou do poder dos midianitas".</w:t>
+        <w:t xml:space="preserve"> Os israelitas disseram a Gideão: “Governe sobre nós, você, seu filho e seu neto, pois você nos livrou do poder dos midianitas”.</w:t>
       </w:r>
     </w:p>
     <w:p>
@@ -5219,7 +5219,7 @@
         <w:rPr>
           <w:lang w:val="pt_PT" w:bidi="pt_PT"/>
         </w:rPr>
-        <w:t xml:space="preserve"> Gideão respondeu: "Nem eu nem meu filho governaremos sobre vocês. Quem governará sobre vocês é o SENHOR.</w:t>
+        <w:t xml:space="preserve"> Gideão respondeu: “Nem eu nem meu filho governaremos sobre vocês. Quem governará sobre vocês é o SENHOR.</w:t>
       </w:r>
     </w:p>
     <w:p>
@@ -5240,7 +5240,7 @@
         <w:rPr>
           <w:lang w:val="pt_PT" w:bidi="pt_PT"/>
         </w:rPr>
-        <w:t xml:space="preserve"> Contudo, faço um pedido: que cada um me dê uma argola de ouro tomada como despojo dos inimigos". Os inimigos eram ismaelitas e, por isso, usavam argolas de ouro.</w:t>
+        <w:t xml:space="preserve"> Contudo, faço um pedido: que cada um me dê uma argola de ouro tomada como despojo dos inimigos”. Os inimigos eram ismaelitas e, por isso, usavam argolas de ouro.</w:t>
       </w:r>
     </w:p>
     <w:p>
@@ -5261,7 +5261,7 @@
         <w:rPr>
           <w:lang w:val="pt_PT" w:bidi="pt_PT"/>
         </w:rPr>
-        <w:t xml:space="preserve"> Eles disseram: "Daremos com prazer". Estenderam uma capa, e cada um dos homens lançou ali a argola que havia tomado.</w:t>
+        <w:t xml:space="preserve"> Eles disseram: “Daremos com prazer”. Estenderam uma capa, e cada um dos homens lançou ali a argola que havia tomado.</w:t>
       </w:r>
     </w:p>
     <w:p>
@@ -5408,7 +5408,7 @@
         <w:rPr>
           <w:lang w:val="pt_PT" w:bidi="pt_PT"/>
         </w:rPr>
-        <w:t xml:space="preserve"> Gideão, filho de Joás, já estava muito velho quando morreu e foi sepultado no túmulo de seu pai, em Ofra, nas terras do clã de Abiezer.</w:t>
+        <w:t xml:space="preserve"> Gideão, filho de Joás, já estava muito velho quando morreu. Ele foi sepultado no túmulo de seu pai, em Ofra, nas terras do clã de Abiezer.</w:t>
       </w:r>
     </w:p>
     <w:p>
@@ -5429,7 +5429,7 @@
         <w:rPr>
           <w:lang w:val="pt_PT" w:bidi="pt_PT"/>
         </w:rPr>
-        <w:t xml:space="preserve"> Depois de sua morte, os israelitas novamente se prostituíram, seguindo os baalins, e adotaram Baal-Berite como seu deus.</w:t>
+        <w:t xml:space="preserve"> Depois de sua morte, os israelitas novamente se prostituíram, seguindo os baalins, e adotaram Baal-Berite como deus.</w:t>
       </w:r>
     </w:p>
     <w:p>
@@ -5508,7 +5508,7 @@
         <w:rPr>
           <w:lang w:val="pt_PT" w:bidi="pt_PT"/>
         </w:rPr>
-        <w:t xml:space="preserve"> Em certa ocasião, Abimeleque, filho de Jerubaal, que é Gideão, foi a Siquém para falar com os irmãos de sua mãe e com todo o clã de seu avô materno:</w:t>
+        <w:t xml:space="preserve"> Em certa ocasião, Abimeleque, filho de Jerubaal, que é Gideão, foi a Siquém falar com os irmãos de sua mãe, isto é, com o seu clã materno.</w:t>
       </w:r>
     </w:p>
     <w:p>
@@ -5529,7 +5529,7 @@
         <w:rPr>
           <w:lang w:val="pt_PT" w:bidi="pt_PT"/>
         </w:rPr>
-        <w:t xml:space="preserve"> Ele lhes disse: "Perguntem aos cidadãos de Siquém o que lhes parece melhor: serem governados por todos os setenta filhos de Gideão ou por um único homem. Lembrem-se de que eu sou da mesma carne e do mesmo sangue que vocês".</w:t>
+        <w:t xml:space="preserve"> Ele lhes disse: “Perguntem aos cidadãos de Siquém o que é melhor para eles: serem governados pelos setenta filhos de Gideão ou por um só homem. Lembrem-se de que eu sou do mesmo sangue que vocês”.</w:t>
       </w:r>
     </w:p>
     <w:p>
@@ -5550,7 +5550,7 @@
         <w:rPr>
           <w:lang w:val="pt_PT" w:bidi="pt_PT"/>
         </w:rPr>
-        <w:t xml:space="preserve"> Seus tios apresentaram essa proposta aos líderes de Siquém. Ao ouvirem isso, o coração deles se mostrou a favor de Abimeleque, pois diziam: "Ele é nosso parente".</w:t>
+        <w:t xml:space="preserve"> Seus tios apresentaram essa proposta aos líderes de Siquém. Ao ouvirem isso, o coração deles se mostrou a favor de Abimeleque, pois diziam: “Ele é nosso parente”.</w:t>
       </w:r>
     </w:p>
     <w:p>
@@ -5571,7 +5571,7 @@
         <w:rPr>
           <w:lang w:val="pt_PT" w:bidi="pt_PT"/>
         </w:rPr>
-        <w:t xml:space="preserve"> Assim, deram-lhe setenta peças de prata tiradas do templo de Baal-Berite. Com esse dinheiro, Abimeleque contratou homens sem escrúpulos e desocupados para serem seus seguidores.</w:t>
+        <w:t xml:space="preserve"> Assim, deram-lhe setenta peças de prata tiradas do templo de Baal-Berite. Com esse dinheiro, Abimeleque contratou homens sem valor e sem ocupação para segui-lo.</w:t>
       </w:r>
     </w:p>
     <w:p>
@@ -5613,7 +5613,7 @@
         <w:rPr>
           <w:lang w:val="pt_PT" w:bidi="pt_PT"/>
         </w:rPr>
-        <w:t xml:space="preserve"> Então os líderes de Siquém e de Bete-Milo se reuniram junto ao carvalho, perto da coluna de Siquém, e anunciaram Abimeleque como rei.</w:t>
+        <w:t xml:space="preserve"> Os líderes de Siquém e de Bete-Milo se reuniram perto do carvalho, junto ao memorial de Siquém, e proclamaram Abimeleque rei.</w:t>
       </w:r>
     </w:p>
     <w:p>
@@ -5634,7 +5634,7 @@
         <w:rPr>
           <w:lang w:val="pt_PT" w:bidi="pt_PT"/>
         </w:rPr>
-        <w:t xml:space="preserve"> Ao saber disso, Jotão subiu ao alto do monte Gerizim e clamou em voz alta: "Escutem, cidadãos de Siquém, para que Deus também escute vocês!</w:t>
+        <w:t xml:space="preserve"> Ao saber disso, Jotão subiu ao alto do monte Gerizim e clamou em voz alta: “Escutem, cidadãos de Siquém, para que Deus também escute vocês!</w:t>
       </w:r>
     </w:p>
     <w:p>
@@ -5655,7 +5655,7 @@
         <w:rPr>
           <w:lang w:val="pt_PT" w:bidi="pt_PT"/>
         </w:rPr>
-        <w:t xml:space="preserve"> Certo dia, as árvores decidiram ungir um rei. Disseram primeiro à oliveira: 'Venha reinar sobre nós!'.</w:t>
+        <w:t xml:space="preserve"> Certo dia, as árvores decidiram ungir um rei. Disseram primeiro à oliveira: ‘Venha reinar sobre nós!’.</w:t>
       </w:r>
     </w:p>
     <w:p>
@@ -5676,7 +5676,7 @@
         <w:rPr>
           <w:lang w:val="pt_PT" w:bidi="pt_PT"/>
         </w:rPr>
-        <w:t xml:space="preserve"> Mas a oliveira perguntou: 'Só para estar acima das outras árvores, eu teria de abandonar o óleo, que honra a Deus e aos homens?'.</w:t>
+        <w:t xml:space="preserve"> Mas a oliveira perguntou: ‘Devo abandonar o óleo que honra a Deus e aos homens para governar as outras árvores?’.</w:t>
       </w:r>
     </w:p>
     <w:p>
@@ -5697,7 +5697,7 @@
         <w:rPr>
           <w:lang w:val="pt_PT" w:bidi="pt_PT"/>
         </w:rPr>
-        <w:t xml:space="preserve"> Então as árvores pediram à figueira: 'Venha reinar sobre nós!'.</w:t>
+        <w:t xml:space="preserve"> Então as árvores pediram à figueira: ‘Venha reinar sobre nós!’.</w:t>
       </w:r>
     </w:p>
     <w:p>
@@ -5718,7 +5718,7 @@
         <w:rPr>
           <w:lang w:val="pt_PT" w:bidi="pt_PT"/>
         </w:rPr>
-        <w:t xml:space="preserve"> A figueira respondeu: 'Só para estar acima das outras árvores, eu teria de abrir mão do meu fruto doce e agradável?'.</w:t>
+        <w:t xml:space="preserve"> A figueira respondeu: ‘Devo abrir mão do meu fruto doce e agradável para governar as outras árvores?’.</w:t>
       </w:r>
     </w:p>
     <w:p>
@@ -5739,7 +5739,7 @@
         <w:rPr>
           <w:lang w:val="pt_PT" w:bidi="pt_PT"/>
         </w:rPr>
-        <w:t xml:space="preserve"> Depois, as árvores disseram à videira: 'Venha reinar sobre nós!'.</w:t>
+        <w:t xml:space="preserve"> Depois, as árvores disseram à videira: ‘Venha reinar sobre nós!’.</w:t>
       </w:r>
     </w:p>
     <w:p>
@@ -5760,7 +5760,7 @@
         <w:rPr>
           <w:lang w:val="pt_PT" w:bidi="pt_PT"/>
         </w:rPr>
-        <w:t xml:space="preserve"> A videira respondeu: 'Só para estar acima das outras árvores, eu teria de parar de produzir o vinho que alegra a Deus e aos homens?'.</w:t>
+        <w:t xml:space="preserve"> A videira respondeu: ‘Devo parar de produzir meu vinho que traz alegria a Deus e aos homens para governar as outras árvores?’.</w:t>
       </w:r>
     </w:p>
     <w:p>
@@ -5781,7 +5781,7 @@
         <w:rPr>
           <w:lang w:val="pt_PT" w:bidi="pt_PT"/>
         </w:rPr>
-        <w:t xml:space="preserve"> Por último, todas as árvores disseram ao espinheiro: 'Venha reinar sobre nós!'.</w:t>
+        <w:t xml:space="preserve"> Por último, todas as árvores disseram ao espinheiro: ‘Venha reinar sobre nós!’.</w:t>
       </w:r>
     </w:p>
     <w:p>
@@ -5802,7 +5802,7 @@
         <w:rPr>
           <w:lang w:val="pt_PT" w:bidi="pt_PT"/>
         </w:rPr>
-        <w:t xml:space="preserve"> O espinheiro respondeu: 'Se vocês realmente querem que eu seja seu rei, venham buscar abrigo à minha sombra. Mas, se não, que saia fogo de mim e consuma os cedros do Líbano!'".</w:t>
+        <w:t xml:space="preserve"> O espinheiro respondeu: ‘Se vocês realmente querem que eu seja seu rei, venham buscar abrigo à minha sombra. Mas, se não, que saia fogo de mim e consuma os cedros do Líbano!’”.</w:t>
       </w:r>
     </w:p>
     <w:p>
@@ -5823,7 +5823,7 @@
         <w:rPr>
           <w:lang w:val="pt_PT" w:bidi="pt_PT"/>
         </w:rPr>
-        <w:t xml:space="preserve"> Jotão continuou: "Digam-me agora: vocês agiram com lealdade e retidão ao anunciar Abimeleque como rei? Vocês trataram Gideão e a família dele com justiça, recompensando-o como ele merecia?</w:t>
+        <w:t xml:space="preserve"> Jotão continuou: “Digam-me agora: vocês agiram com lealdade e retidão ao anunciar Abimeleque como rei? Vocês trataram Gideão e a família dele com justiça, recompensando-o como ele merecia?</w:t>
       </w:r>
     </w:p>
     <w:p>
@@ -5865,7 +5865,7 @@
         <w:rPr>
           <w:lang w:val="pt_PT" w:bidi="pt_PT"/>
         </w:rPr>
-        <w:t xml:space="preserve"> No entanto, hoje vocês se voltaram contra a casa dele, mataram seus setenta filhos sobre uma única pedra e proclamaram Abimeleque, filho da serva dele, rei só porque ele é parente de vocês.</w:t>
+        <w:t xml:space="preserve"> Mas hoje vocês se voltaram contra ele, mataram seus setenta filhos sobre uma pedra e fizeram de Abimeleque, filho da escrava dele, rei de vocês, porque ele é seu parente.</w:t>
       </w:r>
     </w:p>
     <w:p>
@@ -5907,7 +5907,7 @@
         <w:rPr>
           <w:lang w:val="pt_PT" w:bidi="pt_PT"/>
         </w:rPr>
-        <w:t xml:space="preserve"> Mas, se não foi esse o caso, que saia fogo de Abimeleque e destrua os cidadãos de Siquém e de Bete-Milo; e que saia fogo dos cidadãos de Siquém e de Bete-Milo e destrua Abimeleque!".</w:t>
+        <w:t xml:space="preserve"> Mas, se não foi esse o caso, que saia fogo de Abimeleque e destrua os cidadãos de Siquém e de Bete-Milo; e que saia fogo dos cidadãos de Siquém e de Bete-Milo e destrua Abimeleque!”.</w:t>
       </w:r>
     </w:p>
     <w:p>
@@ -5991,7 +5991,7 @@
         <w:rPr>
           <w:lang w:val="pt_PT" w:bidi="pt_PT"/>
         </w:rPr>
-        <w:t xml:space="preserve"> Isso aconteceu para que recaísse sobre eles o castigo pelo massacre dos setenta filhos de Gideão: o sangue deles caiu sobre Abimeleque, que os matou, e sobre os cidadãos de Siquém, que lhe deram apoio.</w:t>
+        <w:t xml:space="preserve"> Isso aconteceu como punição pelo assassinato dos setenta filhos de Gideão. O sangue deles caiu sobre Abimeleque e sobre os cidadãos de Siquém, que o apoiaram.</w:t>
       </w:r>
     </w:p>
     <w:p>
@@ -6054,7 +6054,7 @@
         <w:rPr>
           <w:lang w:val="pt_PT" w:bidi="pt_PT"/>
         </w:rPr>
-        <w:t xml:space="preserve"> Um dia, eles saíram ao campo, colheram as uvas, pisaram nelas e fizeram uma festa no templo de seu deus. Comeram, beberam e passaram a amaldiçoar Abimeleque.</w:t>
+        <w:t xml:space="preserve"> Um dia, eles saíram ao campo, colheram as uvas, pisaram nelas e fizeram uma festa no templo do seu deus. Comeram, beberam e começaram a falar contra Abimeleque.</w:t>
       </w:r>
     </w:p>
     <w:p>
@@ -6075,7 +6075,7 @@
         <w:rPr>
           <w:lang w:val="pt_PT" w:bidi="pt_PT"/>
         </w:rPr>
-        <w:t xml:space="preserve"> Gaal, filho de Ebede, perguntou em voz alta: "Quem é Abimeleque para que lhe sirvamos? Ele não é o filho de Jerubaal, e Zebul não é apenas o seu oficial? Sirvam aos descendentes de Hamor, pai de Siquém! Por que deveríamos servir a Abimeleque?</w:t>
+        <w:t xml:space="preserve"> Gaal, filho de Ebede, perguntou em voz alta: “Quem é Abimeleque para que lhe sirvamos? Ele não é o filho de Jerubaal, e Zebul não é apenas o seu oficial? Sirvam aos descendentes de Hamor, pai de Siquém! Por que deveríamos servir a Abimeleque?</w:t>
       </w:r>
     </w:p>
     <w:p>
@@ -6096,7 +6096,7 @@
         <w:rPr>
           <w:lang w:val="pt_PT" w:bidi="pt_PT"/>
         </w:rPr>
-        <w:t xml:space="preserve"> Se vocês estivessem sob meu comando, eu expulsaria Abimeleque. Eu lhe diria: 'Reúna seu exército e venha lutar!'".</w:t>
+        <w:t xml:space="preserve"> Se vocês estivessem sob meu comando, eu expulsaria Abimeleque. Eu lhe diria: ‘Reúna seu exército e venha lutar!’”.</w:t>
       </w:r>
     </w:p>
     <w:p>
@@ -6138,7 +6138,7 @@
         <w:rPr>
           <w:lang w:val="pt_PT" w:bidi="pt_PT"/>
         </w:rPr>
-        <w:t xml:space="preserve"> Enviou astutamente mensageiros a Abimeleque, que estava em Arumá, dizendo: "Gaal, filho de Ebede, e os irmãos dele se estabeleceram em Siquém e estão incitando a cidade contra você.</w:t>
+        <w:t xml:space="preserve"> Enviou astutamente mensageiros a Abimeleque, que estava em Arumá, dizendo: “Gaal, filho de Ebede, e os irmãos dele se estabeleceram em Siquém e estão incitando a cidade contra você.</w:t>
       </w:r>
     </w:p>
     <w:p>
@@ -6180,7 +6180,7 @@
         <w:rPr>
           <w:lang w:val="pt_PT" w:bidi="pt_PT"/>
         </w:rPr>
-        <w:t xml:space="preserve"> Amanhã, assim que o sol nascer, ataque a cidade. Quando Gaal e os que estão com ele saírem contra você, faça com eles o que bem entender".</w:t>
+        <w:t xml:space="preserve"> Amanhã, assim que o sol nascer, ataque a cidade. Quando Gaal e seus homens saírem para lutar contra você, faça com eles o que bem entender”.</w:t>
       </w:r>
     </w:p>
     <w:p>
@@ -6243,7 +6243,7 @@
         <w:rPr>
           <w:lang w:val="pt_PT" w:bidi="pt_PT"/>
         </w:rPr>
-        <w:t xml:space="preserve"> Ao vê-los, Gaal disse a Zebul: "Veja, há gente descendo do alto dos montes!". Ao que Zebul respondeu: "Você está vendo as sombras dos montes como se fossem homens".</w:t>
+        <w:t xml:space="preserve"> Ao vê-los, Gaal disse a Zebul: “Veja, há gente descendo do alto dos montes!”. Ao que Zebul respondeu: “Você está vendo as sombras dos montes como se fossem homens”.</w:t>
       </w:r>
     </w:p>
     <w:p>
@@ -6264,7 +6264,7 @@
         <w:rPr>
           <w:lang w:val="pt_PT" w:bidi="pt_PT"/>
         </w:rPr>
-        <w:t xml:space="preserve"> Gaal, porém, insistiu: "Não! Há gente descendo bem ali, na nossa frente, e vem outro grupo pela estrada do carvalho de Meonenim [carvalho dos adivinhos]”.</w:t>
+        <w:t xml:space="preserve"> Gaal, porém, insistiu: “Não! Há gente descendo bem ali, na nossa frente, e vem outro grupo pela estrada do carvalho de Meonenim [carvalho dos adivinhos]”.</w:t>
       </w:r>
     </w:p>
     <w:p>
@@ -6285,7 +6285,7 @@
         <w:rPr>
           <w:lang w:val="pt_PT" w:bidi="pt_PT"/>
         </w:rPr>
-        <w:t xml:space="preserve"> Então Zebul perguntou: "Onde está agora aquela sua conversa arrogante? Não foi você que disse: 'Quem é Abimeleque para que lhe sirvamos?'. Os homens que você desprezou estão ali. Saia agora e lute contra eles!”.</w:t>
+        <w:t xml:space="preserve"> Então Zebul perguntou: “Onde está agora aquela sua conversa arrogante? Não foi você que disse: ‘Quem é Abimeleque para que lhe sirvamos?’. Os homens que você desprezou estão ali. Saia agora e lute contra eles!”.</w:t>
       </w:r>
     </w:p>
     <w:p>
@@ -6432,7 +6432,7 @@
         <w:rPr>
           <w:lang w:val="pt_PT" w:bidi="pt_PT"/>
         </w:rPr>
-        <w:t xml:space="preserve"> O ataque à cidade durou o dia todo. Por fim, Abimeleque conquistou Siquém, matou seus habitantes, destruiu a cidade e espalhou sal sobre ela.</w:t>
+        <w:t xml:space="preserve"> O ataque à cidade durou o dia todo. Por fim, Abimeleque conquistou Siquém, matou seus habitantes, destruiu a cidade e espalhou sal sobre suas ruínas.</w:t>
       </w:r>
     </w:p>
     <w:p>
@@ -6495,7 +6495,7 @@
         <w:rPr>
           <w:lang w:val="pt_PT" w:bidi="pt_PT"/>
         </w:rPr>
-        <w:t xml:space="preserve"> subiu com seu exército ao monte Zalmom. Pegou um machado, cortou o galho de uma árvore, colocou-o sobre os ombros e disse aos seus homens: "Façam rápido o que estou fazendo".</w:t>
+        <w:t xml:space="preserve"> subiu com seu exército ao monte Zalmom. Pegou um machado, cortou o galho de uma árvore, colocou-o sobre os ombros e disse aos seus homens: “Façam rápido o que estou fazendo”.</w:t>
       </w:r>
     </w:p>
     <w:p>
@@ -6621,7 +6621,7 @@
         <w:rPr>
           <w:lang w:val="pt_PT" w:bidi="pt_PT"/>
         </w:rPr>
-        <w:t xml:space="preserve"> Imediatamente, Abimeleque chamou seu jovem escudeiro e disse: "Puxe a espada e me mate, para que não digam que fui morto por uma mulher". O jovem o atravessou com a espada, e Abimeleque morreu.</w:t>
+        <w:t xml:space="preserve"> Imediatamente, Abimeleque chamou seu jovem escudeiro e disse: “Tire a espada e me mate, para que não digam que fui morto por uma mulher”. O jovem o atravessou com a espada, e Abimeleque morreu.</w:t>
       </w:r>
     </w:p>
     <w:p>
@@ -6663,7 +6663,7 @@
         <w:rPr>
           <w:lang w:val="pt_PT" w:bidi="pt_PT"/>
         </w:rPr>
-        <w:t xml:space="preserve"> Assim, Deus fez recair sobre Abimeleque o mal que ele havia cometido ao seu pai quando matou seus setenta irmãos.</w:t>
+        <w:t xml:space="preserve"> Assim, Deus fez recair sobre Abimeleque o mal que ele havia cometido contra seu pai quando matou seus setenta irmãos.</w:t>
       </w:r>
     </w:p>
     <w:p>
@@ -6684,7 +6684,7 @@
         <w:rPr>
           <w:lang w:val="pt_PT" w:bidi="pt_PT"/>
         </w:rPr>
-        <w:t xml:space="preserve"> Deus também fez recair sobre os cidadãos de Siquém toda a maldade que haviam feito. Desse modo, cumpriu-se a maldição pronunciada por Jotão, filho de Gideão.</w:t>
+        <w:t xml:space="preserve"> Deus também fez recair sobre os cidadãos de Siquém toda a maldade que haviam cometido. Assim se cumpriu a maldição pronunciada por Jotão, filho de Gideão.</w:t>
       </w:r>
     </w:p>
     <w:p>
@@ -6763,7 +6763,7 @@
         <w:rPr>
           <w:lang w:val="pt_PT" w:bidi="pt_PT"/>
         </w:rPr>
-        <w:t xml:space="preserve"> Após a morte de Tolá, veio Jair, natural de Gileade, que julgou Israel por 22 anos.</w:t>
+        <w:t xml:space="preserve"> Após sua morte, veio Jair, natural de Gileade, que julgou Israel por 22 anos.</w:t>
       </w:r>
     </w:p>
     <w:p>
@@ -6784,7 +6784,7 @@
         <w:rPr>
           <w:lang w:val="pt_PT" w:bidi="pt_PT"/>
         </w:rPr>
-        <w:t xml:space="preserve"> Tinha trinta filhos, que cavalgavam trinta jumentos, e possuíam trinta povoados na terra de Gileade, chamados até hoje de Havote-Jair [Cidades de Jair].</w:t>
+        <w:t xml:space="preserve"> Jair tinha trinta filhos, que cavalgavam trinta jumentos, e possuíam trinta povoados na terra de Gileade, chamados até hoje de Havote-Jair [Cidades de Jair].</w:t>
       </w:r>
     </w:p>
     <w:p>
@@ -6826,7 +6826,7 @@
         <w:rPr>
           <w:lang w:val="pt_PT" w:bidi="pt_PT"/>
         </w:rPr>
-        <w:t xml:space="preserve"> Outra vez, os filhos de Israel fizeram o que o SENHOR reprovava: prestaram culto a Baal e a Astarote, bem como aos deuses da Síria, de Sidom, de Moabe, dos amonitas e dos filisteus. Assim, abandonaram o SENHOR e não mais serviram a ele.</w:t>
+        <w:t xml:space="preserve"> Outra vez, os israelitas fizeram o que o SENHOR reprovava: prestaram culto a Baal e a Astarote, bem como aos deuses da Síria, de Sidom, de Moabe, dos amonitas e dos filisteus. Assim, abandonaram o SENHOR e não mais serviram a ele.</w:t>
       </w:r>
     </w:p>
     <w:p>
@@ -6847,7 +6847,7 @@
         <w:rPr>
           <w:lang w:val="pt_PT" w:bidi="pt_PT"/>
         </w:rPr>
-        <w:t xml:space="preserve"> Por isso, o SENHOR se irou contra Israel e os entregou ao poder dos filisteus e dos amonitas,</w:t>
+        <w:t xml:space="preserve"> Por isso, o SENHOR se irou contra os israelitas e os entregou ao poder dos filisteus e dos amonitas,</w:t>
       </w:r>
     </w:p>
     <w:p>
@@ -6868,7 +6868,7 @@
         <w:rPr>
           <w:lang w:val="pt_PT" w:bidi="pt_PT"/>
         </w:rPr>
-        <w:t xml:space="preserve"> que, ainda naquele ano, os esmagaram e afligiram; durante dezoito anos todos os israelitas que viviam a leste do Jordão, na terra dos amorreus, isto é, em Gileade, sofreram opressão.</w:t>
+        <w:t xml:space="preserve"> que, ainda naquele ano, os esmagaram e afligiram. Durante dezoito anos todos os israelitas que viviam a leste do Jordão, na terra dos amorreus, isto é, em Gileade, sofreram opressão.</w:t>
       </w:r>
     </w:p>
     <w:p>
@@ -6889,7 +6889,7 @@
         <w:rPr>
           <w:lang w:val="pt_PT" w:bidi="pt_PT"/>
         </w:rPr>
-        <w:t xml:space="preserve"> Os amonitas atravessaram o Jordão para lutar também contra Judá, Benjamim e Efraim, no lado oeste; e a angústia de Israel foi grande.</w:t>
+        <w:t xml:space="preserve"> Os amonitas atravessaram o Jordão para lutar também contra Judá, Benjamim e Efraim, no lado oeste. E a angústia de Israel foi grande.</w:t>
       </w:r>
     </w:p>
     <w:p>
@@ -6910,7 +6910,7 @@
         <w:rPr>
           <w:lang w:val="pt_PT" w:bidi="pt_PT"/>
         </w:rPr>
-        <w:t xml:space="preserve"> Então os filhos de Israel clamaram ao SENHOR, dizendo: "Pecamos contra ti, pois deixamos o nosso Deus e servimos aos baalins".</w:t>
+        <w:t xml:space="preserve"> Então os israelitas clamaram ao SENHOR, dizendo: “Pecamos contra ti, pois deixamos o nosso Deus e servimos aos baalins”.</w:t>
       </w:r>
     </w:p>
     <w:p>
@@ -6931,7 +6931,7 @@
         <w:rPr>
           <w:lang w:val="pt_PT" w:bidi="pt_PT"/>
         </w:rPr>
-        <w:t xml:space="preserve"> O SENHOR lhes perguntou: "Não fui eu quem os livrou dos egípcios, dos amorreus, dos amonitas, dos filisteus,</w:t>
+        <w:t xml:space="preserve"> O SENHOR lhes perguntou: “Não fui eu quem os livrou dos egípcios, dos amorreus, dos amonitas, dos filisteus,</w:t>
       </w:r>
     </w:p>
     <w:p>
@@ -6952,7 +6952,7 @@
         <w:rPr>
           <w:lang w:val="pt_PT" w:bidi="pt_PT"/>
         </w:rPr>
-        <w:t xml:space="preserve"> dos sidônios, dos amalequitas e dos maonitas?maonitas: Trata-se de uma conhecida variante textual antiga. Alguns manuscritos da Septuaginta dizem midianitas." class="footnote-marker"&gt;1 Quando vocês eram oprimidos nas mãos deles, clamaram a mim, e eu os livrei.</w:t>
+        <w:t xml:space="preserve"> dos sidônios, dos amalequitas e dos maonitas? Quando vocês eram oprimidos por eles, clamavam a mim, e eu os livrava.</w:t>
       </w:r>
     </w:p>
     <w:p>
@@ -6994,7 +6994,7 @@
         <w:rPr>
           <w:lang w:val="pt_PT" w:bidi="pt_PT"/>
         </w:rPr>
-        <w:t xml:space="preserve"> Clamem agora aos deuses que vocês escolheram; que eles os livrem nos tempos de aflição!".</w:t>
+        <w:t xml:space="preserve"> Clamem agora aos deuses que vocês escolheram. Que eles os livrem nos tempos de aflição!”.</w:t>
       </w:r>
     </w:p>
     <w:p>
@@ -7015,7 +7015,7 @@
         <w:rPr>
           <w:lang w:val="pt_PT" w:bidi="pt_PT"/>
         </w:rPr>
-        <w:t xml:space="preserve"> Mas os filhos de Israel reconheceram ao SENHOR: “Pecamos. Trata-nos como bem quiseres; apenas pedimos que nos livres hoje".</w:t>
+        <w:t xml:space="preserve"> Mas os israelitas responderam ao SENHOR: “Pecamos. Trata-nos como quiseres; apenas pedimos que nos livres hoje”.</w:t>
       </w:r>
     </w:p>
     <w:p>
@@ -7036,7 +7036,7 @@
         <w:rPr>
           <w:lang w:val="pt_PT" w:bidi="pt_PT"/>
         </w:rPr>
-        <w:t xml:space="preserve"> Eles retiraram os deuses estrangeiros que estavam no meio deles e passaram a servir ao SENHOR. Eo SENHOR se entristeceu profundamente por causa do sofrimento de Israel.</w:t>
+        <w:t xml:space="preserve"> Eles retiraram os deuses estrangeiros que estavam no meio deles e passaram a servir ao SENHOR. E o SENHOR se entristeceu profundamente por causa do sofrimento de Israel.</w:t>
       </w:r>
     </w:p>
     <w:p>
@@ -7078,7 +7078,7 @@
         <w:rPr>
           <w:lang w:val="pt_PT" w:bidi="pt_PT"/>
         </w:rPr>
-        <w:t xml:space="preserve"> Então o povo, isto é, os líderes de Gileade, começaram a perguntar uns aos outros: "Quem será que começará o ataque contra os amonitas? Ele será chefe de todos os habitantes de Gileade".</w:t>
+        <w:t xml:space="preserve"> Então o povo e os líderes de Gileade começaram a perguntar uns aos outros: “Quem será que começará o ataque contra os amonitas? Ele será chefe de todos os habitantes de Gileade”.</w:t>
       </w:r>
     </w:p>
     <w:p>
@@ -7136,7 +7136,7 @@
         <w:rPr>
           <w:lang w:val="pt_PT" w:bidi="pt_PT"/>
         </w:rPr>
-        <w:t xml:space="preserve"> A esposa legítima de Gileade lhe deu outros filhos. Esses meios-irmãos de Jefté, quando cresceram, o expulsaram, dizendo: "Você não terá herança na casa de nosso pai, pois é filho de outra mulher".</w:t>
+        <w:t xml:space="preserve"> A esposa legítima de Gileade lhe deu outros filhos. Esses meios-irmãos de Jefté, quando cresceram, o expulsaram, dizendo: “Você não terá herança na casa do nosso pai, pois é filho de outra mulher”.</w:t>
       </w:r>
     </w:p>
     <w:p>
@@ -7220,7 +7220,7 @@
         <w:rPr>
           <w:lang w:val="pt_PT" w:bidi="pt_PT"/>
         </w:rPr>
-        <w:t xml:space="preserve"> e lhe disseram: "Venha ser nosso comandante, para lutarmos contra os amonitas".</w:t>
+        <w:t xml:space="preserve"> e lhe disseram: “Venha ser nosso comandante, para lutarmos contra os amonitas”.</w:t>
       </w:r>
     </w:p>
     <w:p>
@@ -7241,7 +7241,7 @@
         <w:rPr>
           <w:lang w:val="pt_PT" w:bidi="pt_PT"/>
         </w:rPr>
-        <w:t xml:space="preserve"> Jefté respondeu aos líderes de Gileade: "Vocês não são aqueles que me odiavam e me mandaram embora da casa de meu pai? Por que recorrem a mim agora que estão em dificuldade?".</w:t>
+        <w:t xml:space="preserve"> Jefté respondeu aos líderes de Gileade: “Vocês não são aqueles que me odiavam e me mandaram embora da casa de meu pai? Por que vieram atrás de mim agora que estão em dificuldades?”.</w:t>
       </w:r>
     </w:p>
     <w:p>
@@ -7262,7 +7262,7 @@
         <w:rPr>
           <w:lang w:val="pt_PT" w:bidi="pt_PT"/>
         </w:rPr>
-        <w:t xml:space="preserve"> Eles responderam: "Justamente por isso. Se vier conosco e combater na luta contra os amonitas, será nosso chefe sobre todos os habitantes de Gileade".</w:t>
+        <w:t xml:space="preserve"> Eles responderam: “Justamente por isso. Se vier conosco e combater na luta contra os amonitas, você será nosso chefe sobre todos os habitantes de Gileade”.</w:t>
       </w:r>
     </w:p>
     <w:p>
@@ -7283,7 +7283,7 @@
         <w:rPr>
           <w:lang w:val="pt_PT" w:bidi="pt_PT"/>
         </w:rPr>
-        <w:t xml:space="preserve"> Jefté perguntou: "Então, se eu for com vocês para lutar contra os amonitas, e o SENHOR os entregar nas minhas mãos, serei o governante sobre o povo de Gileade?".</w:t>
+        <w:t xml:space="preserve"> Jefté perguntou: “Então, se eu for com vocês para lutar contra os amonitas, e o SENHOR os entregar nas minhas mãos, serei o governante sobre o povo de Gileade?”.</w:t>
       </w:r>
     </w:p>
     <w:p>
@@ -7304,7 +7304,7 @@
         <w:rPr>
           <w:lang w:val="pt_PT" w:bidi="pt_PT"/>
         </w:rPr>
-        <w:t xml:space="preserve"> Os líderes gileaditas responderam: "O SENHOR é testemunha de que faremos tudo o que você disse".</w:t>
+        <w:t xml:space="preserve"> Os líderes gileaditas responderam: “O SENHOR é testemunha de que faremos tudo o que você disse”.</w:t>
       </w:r>
     </w:p>
     <w:p>
@@ -7346,7 +7346,7 @@
         <w:rPr>
           <w:lang w:val="pt_PT" w:bidi="pt_PT"/>
         </w:rPr>
-        <w:t xml:space="preserve"> Enviou mensageiros ao rei de Amom, perguntando: "Qual é o problema entre nós para você ter vindo lutar contra a minha terra?".</w:t>
+        <w:t xml:space="preserve"> Enviou mensageiros ao rei de Amom, perguntando: “Qual é o problema entre nós para você ter vindo lutar contra a minha terra?”.</w:t>
       </w:r>
     </w:p>
     <w:p>
@@ -7367,7 +7367,7 @@
         <w:rPr>
           <w:lang w:val="pt_PT" w:bidi="pt_PT"/>
         </w:rPr>
-        <w:t xml:space="preserve"> Esta foi a resposta do rei de Amom para os mensageiros: "Quando Israel saiu do Egito, tomou as minhas terras desde o rio Arnom até o rio Jaboque, e até o rio Jordão. Agora, devolva-as pacificamente".</w:t>
+        <w:t xml:space="preserve"> Esta foi a resposta do rei de Amom para os mensageiros: “Quando Israel saiu do Egito, tomou as minhas terras desde o rio Arnom até o rio Jaboque, e até o rio Jordão. Agora, devolva-as pacificamente”.</w:t>
       </w:r>
     </w:p>
     <w:p>
@@ -7409,7 +7409,7 @@
         <w:rPr>
           <w:lang w:val="pt_PT" w:bidi="pt_PT"/>
         </w:rPr>
-        <w:t xml:space="preserve"> dizendo: "Assim diz Jefté: Israel não tomou a terra dos moabitas nem a dos amonitas.</w:t>
+        <w:t xml:space="preserve"> dizendo: “Assim diz Jefté: Israel não tomou a terra dos moabitas nem a dos amonitas.</w:t>
       </w:r>
     </w:p>
     <w:p>
@@ -7451,7 +7451,7 @@
         <w:rPr>
           <w:lang w:val="pt_PT" w:bidi="pt_PT"/>
         </w:rPr>
-        <w:t xml:space="preserve"> De lá, os israelitas enviaram mensageiros ao rei de Edom com o seguinte pedido: 'Permita-nos atravessar suas terras'. O rei de Edom, porém, não permitiu. Eles também fizeram o mesmo pedido ao rei de Moabe, e ele igualmente não permitiu. Por isso, Israel não saiu de Cades.</w:t>
+        <w:t xml:space="preserve"> De lá, os israelitas enviaram mensageiros ao rei de Edom com o seguinte pedido: ‘Permita-nos atravessar suas terras’. O rei de Edom, porém, não permitiu. Eles também fizeram o mesmo pedido ao rei de Moabe, e ele igualmente não permitiu. Por isso, Israel não saiu de Cades.</w:t>
       </w:r>
     </w:p>
     <w:p>
@@ -7493,7 +7493,7 @@
         <w:rPr>
           <w:lang w:val="pt_PT" w:bidi="pt_PT"/>
         </w:rPr>
-        <w:t xml:space="preserve"> Em seguida, enviaram mensageiros a Seom, rei dos amorreus, que governava em Hesbom, dizendo: 'Deixe-nos atravessar suas terras até o nosso destino'.</w:t>
+        <w:t xml:space="preserve"> Em seguida, enviaram mensageiros a Seom, rei dos amorreus, que governava em Hesbom, dizendo: ‘Deixe-nos atravessar suas terras até o nosso destino’.</w:t>
       </w:r>
     </w:p>
     <w:p>
@@ -7535,7 +7535,7 @@
         <w:rPr>
           <w:lang w:val="pt_PT" w:bidi="pt_PT"/>
         </w:rPr>
-        <w:t xml:space="preserve"> Contudo, o SENHOR, Deus de Israel, entregou Seom e os amorreus nas mãos de Israel, que os derrotou e ocupou toda a terra deles naquela região,</w:t>
+        <w:t xml:space="preserve"> Contudo, o SENHOR, Deus de Israel, entregou Seom e os amorreus nas mãos de Israel, que os derrotou e ocupou toda a terra deles naquela região.</w:t>
       </w:r>
     </w:p>
     <w:p>
@@ -7556,7 +7556,7 @@
         <w:rPr>
           <w:lang w:val="pt_PT" w:bidi="pt_PT"/>
         </w:rPr>
-        <w:t xml:space="preserve"> que se estendia desde o rio Arnom até o rio Jaboque, e desde o deserto até o rio Jordão.</w:t>
+        <w:t xml:space="preserve"> A terra se estendia desde o rio Arnom até o rio Jaboque, e desde o deserto até o rio Jordão.</w:t>
       </w:r>
     </w:p>
     <w:p>
@@ -7577,7 +7577,7 @@
         <w:rPr>
           <w:lang w:val="pt_PT" w:bidi="pt_PT"/>
         </w:rPr>
-        <w:t xml:space="preserve"> Assim, foi o SENHOR, Deus de Israel, quem expulsou os amorreus diante do seu povo. Você acredita que poderia tomar essa terra de nós agora?</w:t>
+        <w:t xml:space="preserve"> Assim, foi o SENHOR, Deus de Israel, quem expulsou os amorreus de diante do seu povo. Você acredita que poderia tomar essa terra de nós agora?</w:t>
       </w:r>
     </w:p>
     <w:p>
@@ -7640,7 +7640,7 @@
         <w:rPr>
           <w:lang w:val="pt_PT" w:bidi="pt_PT"/>
         </w:rPr>
-        <w:t xml:space="preserve"> Os israelitas habitam essas terras há trezentos anos: Hesbom e seus povoados, Aroer e seus povoados, e todas as cidades ao longo do rio Arnom. Por que vocês não tentaram recuperá-las naquele tempo?</w:t>
+        <w:t xml:space="preserve"> Os israelitas habitam estas terras há trezentos anos: Hesbom e seus povoados, Aroer e seus povoados, e todas as cidades ao longo do rio Arnom. Por que vocês não tentaram recuperá-las naquele tempo?</w:t>
       </w:r>
     </w:p>
     <w:p>
@@ -7661,7 +7661,7 @@
         <w:rPr>
           <w:lang w:val="pt_PT" w:bidi="pt_PT"/>
         </w:rPr>
-        <w:t xml:space="preserve"> Não cometi nenhum pecado contra você; mas você age mal ao me atacar. Que o SENHOR, o Juiz, julgue hoje entre Israel e Amom".</w:t>
+        <w:t xml:space="preserve"> Não cometi nenhum pecado contra você; mas você age mal ao me atacar. Que o SENHOR, o Juiz, julgue hoje entre Israel e Amom”.</w:t>
       </w:r>
     </w:p>
     <w:p>
@@ -7724,7 +7724,7 @@
         <w:rPr>
           <w:lang w:val="pt_PT" w:bidi="pt_PT"/>
         </w:rPr>
-        <w:t xml:space="preserve"> Jefté fez um voto ao SENHOR, dizendo: "Se me deres os amonitas,</w:t>
+        <w:t xml:space="preserve"> Jefté fez um voto ao SENHOR, dizendo: “Se colocares os amonitas nas minhas mãos,</w:t>
       </w:r>
     </w:p>
     <w:p>
@@ -7745,7 +7745,7 @@
         <w:rPr>
           <w:lang w:val="pt_PT" w:bidi="pt_PT"/>
         </w:rPr>
-        <w:t xml:space="preserve"> aquilo que sair primeiro pela porta da minha casa para vir ao meu encontro, quando eu voltar em paz de Amom, será do SENHOR; e eu o oferecerei como holocausto".O termo hebraico traduzido por holocausto designa uma oferta totalmente consagrada ao SENHOR. O texto original não especifica a natureza do objeto do voto, preservando uma ambiguidade que é desenvolvida nos versículos seguintes." class="footnote-marker"&gt;1</w:t>
+        <w:t xml:space="preserve"> aquilo que sair primeiro pela porta da minha casa para me encontrar quando eu voltar em paz de Amom pertencerá ao SENHOR, e eu o oferecerei como holocausto”.</w:t>
       </w:r>
     </w:p>
     <w:p>
@@ -7829,7 +7829,7 @@
         <w:rPr>
           <w:lang w:val="pt_PT" w:bidi="pt_PT"/>
         </w:rPr>
-        <w:t xml:space="preserve"> Quando ele a viu, rasgou suas roupas e exclamou: "Ah, minha filha! Você me deixou angustiado e se tornou o motivo da minha dor, pois fiz um voto ao SENHOR e não posso quebrá-lo!".</w:t>
+        <w:t xml:space="preserve"> Quando a viu, rasgou suas roupas e disse: “Ah, minha filha! Você me encheu de tristeza, pois fiz um voto ao SENHOR e não posso voltar atrás”.</w:t>
       </w:r>
     </w:p>
     <w:p>
@@ -7850,7 +7850,7 @@
         <w:rPr>
           <w:lang w:val="pt_PT" w:bidi="pt_PT"/>
         </w:rPr>
-        <w:t xml:space="preserve"> Ela respondeu: "Pai, faça comigo conforme o voto que você fez ao SENHOR, pois ele permitiu que você se vingasse de seus inimigos, os amonitas".</w:t>
+        <w:t xml:space="preserve"> Ela respondeu: “Pai, faça comigo conforme o voto que você fez ao SENHOR, pois ele lhe deu vitória sobre seus inimigos, os amonitas”.</w:t>
       </w:r>
     </w:p>
     <w:p>
@@ -7871,7 +7871,7 @@
         <w:rPr>
           <w:lang w:val="pt_PT" w:bidi="pt_PT"/>
         </w:rPr>
-        <w:t xml:space="preserve"> E acrescentou: "Mas antes me deixe percorrer os montes e chorar com minhas amigas por dois meses, pois morrerei virgem".</w:t>
+        <w:t xml:space="preserve"> E acrescentou: “Mas antes me deixe ir pelos montes com minhas amigas por dois meses, para chorar, pois morrerei sem me casar”.</w:t>
       </w:r>
     </w:p>
     <w:p>
@@ -7892,7 +7892,7 @@
         <w:rPr>
           <w:lang w:val="pt_PT" w:bidi="pt_PT"/>
         </w:rPr>
-        <w:t xml:space="preserve"> Ele respondeu: "Vá", e permitiu que ela ficasse com as amigas por dois meses, lamentando nos montes o fato de que nunca teria filhos.</w:t>
+        <w:t xml:space="preserve"> Ele respondeu: “Vá”, e permitiu que ela ficasse com as amigas por dois meses, lamentando nos montes o fato de que nunca teria filhos.</w:t>
       </w:r>
     </w:p>
     <w:p>
@@ -7913,7 +7913,7 @@
         <w:rPr>
           <w:lang w:val="pt_PT" w:bidi="pt_PT"/>
         </w:rPr>
-        <w:t xml:space="preserve"> Ao fim dos dois meses, ela voltou para casa, e seu pai cumpriu com ela o voto que havia feito; e ela nunca teve relações com um homem. Daí surgiu o costume em Israel</w:t>
+        <w:t xml:space="preserve"> Ao fim dos dois meses, ela voltou para casa, e seu pai cumpriu o voto que havia feito; e ela nunca teve relações com um homem. Assim surgiu o costume em Israel</w:t>
       </w:r>
     </w:p>
     <w:p>
@@ -7971,7 +7971,7 @@
         <w:rPr>
           <w:lang w:val="pt_PT" w:bidi="pt_PT"/>
         </w:rPr>
-        <w:t xml:space="preserve"> Os efraimitas reuniram um exército, atravessaram o rio Jordão e acamparam em Zafom. Enviaram esta mensagem a Jefté: "Por que você não nos chamou para lutar contra os amonitas? Vamos pôr fogo na sua casa com você dentro!".</w:t>
+        <w:t xml:space="preserve"> Os efraimitas reuniram um exército, atravessaram o rio Jordão e acamparam em Zafom. Enviaram esta mensagem a Jefté: “Por que você não nos chamou para lutar contra os amonitas? Vamos pôr fogo na sua casa com você dentro!”.</w:t>
       </w:r>
     </w:p>
     <w:p>
@@ -7992,7 +7992,7 @@
         <w:rPr>
           <w:lang w:val="pt_PT" w:bidi="pt_PT"/>
         </w:rPr>
-        <w:t xml:space="preserve"> Jefté respondeu: "Eu e o meu povo tivemos muitos problemas com os amonitas. Vocês foram convocados, mas não vieram nos ajudar.</w:t>
+        <w:t xml:space="preserve"> Jefté respondeu: “Eu e o meu povo tivemos muitos conflitos com os amonitas. Eu os convoquei, mas vocês não vieram nos ajudar.</w:t>
       </w:r>
     </w:p>
     <w:p>
@@ -8013,7 +8013,7 @@
         <w:rPr>
           <w:lang w:val="pt_PT" w:bidi="pt_PT"/>
         </w:rPr>
-        <w:t xml:space="preserve"> Ao perceber que vocês não viriam, arrisquei a minha vida e avancei contra os amonitas, e o SENHOR os entregou em minhas mãos. Então, por que vocês vêm lutar agora contra mim?".</w:t>
+        <w:t xml:space="preserve"> Ao perceber que vocês não viriam, arrisquei a minha vida e avancei contra eles, e o SENHOR os entregou em minhas mãos. Então, por que vocês vêm lutar agora contra mim?”.</w:t>
       </w:r>
     </w:p>
     <w:p>
@@ -8034,7 +8034,7 @@
         <w:rPr>
           <w:lang w:val="pt_PT" w:bidi="pt_PT"/>
         </w:rPr>
-        <w:t xml:space="preserve"> Então Jefté reuniu todos os gileaditas e enfrentou Efraim. Os homens de Gileade feriram os efraimitas porque estes os tinham insultado, dizendo: "Vocês, homens de Gileade, são desertores. Vocês não pertencem a Efraim nem a Manassés".</w:t>
+        <w:t xml:space="preserve"> Então Jefté reuniu todos os homens de Gileade e enfrentou Efraim. Os gileaditas derrotaram os efraimitas, porque estes diziam: “Vocês, gileaditas, são fugitivos de Efraim e de Manassés”.</w:t>
       </w:r>
     </w:p>
     <w:p>
@@ -8055,7 +8055,7 @@
         <w:rPr>
           <w:lang w:val="pt_PT" w:bidi="pt_PT"/>
         </w:rPr>
-        <w:t xml:space="preserve"> Os gileaditas tomaram os pontos de travessia do Jordão. Toda vez que um fugitivo de Efraim tentava passar de volta, perguntavam: "Você é da tribo de Efraim?". Se ele negasse,</w:t>
+        <w:t xml:space="preserve"> Os gileaditas tomaram os pontos de travessia do Jordão. Toda vez que um fugitivo de Efraim tentava passar de volta, perguntavam: “Você é da tribo de Efraim?”. Se ele negasse,</w:t>
       </w:r>
     </w:p>
     <w:p>
@@ -8076,7 +8076,7 @@
         <w:rPr>
           <w:lang w:val="pt_PT" w:bidi="pt_PT"/>
         </w:rPr>
-        <w:t xml:space="preserve"> pediam que dissesse ‘Chibolete’. Os efraimitas não conseguiam pronunciar corretamente, então falavam ‘Sibolete’. Quem não pronunciava direito era capturado e morto nos pontos de travessia do Jordão. Naquele dia, 42 mil efraimitas foram mortos.</w:t>
+        <w:t xml:space="preserve"> pediam que dissesse: “Chibolete”. Os efraimitas não conseguiam pronunciar corretamente essa palavra e diziam: “Sibolete”. Quem a pronunciava de forma incorreta era capturado e morto nos pontos de travessia do Jordão. Naquele dia, 42 mil efraimitas morreram.</w:t>
       </w:r>
     </w:p>
     <w:p>
@@ -8097,7 +8097,7 @@
         <w:rPr>
           <w:lang w:val="pt_PT" w:bidi="pt_PT"/>
         </w:rPr>
-        <w:t xml:space="preserve"> O gileadita Jefté julgou Israel por seis anos e, quando morreu, foi sepultado numa das cidades de Gileade.</w:t>
+        <w:t xml:space="preserve"> O gileadita Jefté julgou Israel por seis anos. Quando morreu, foi sepultado numa das cidades de Gileade.</w:t>
       </w:r>
     </w:p>
     <w:p>
@@ -8139,7 +8139,7 @@
         <w:rPr>
           <w:lang w:val="pt_PT" w:bidi="pt_PT"/>
         </w:rPr>
-        <w:t xml:space="preserve"> Ibsã tinha trinta filhos e trinta filhas. Além de permitir que suas filhas se casassem com homens de outro clã, ele trouxe trinta moças de fora para se casarem com seus filhos. Ele foi juiz de Israel por sete anos.</w:t>
+        <w:t xml:space="preserve"> Ibsã tinha trinta filhos e trinta filhas. Casou suas filhas com homens de fora do seu clã e trouxe trinta moças de fora para se casarem com seus filhos. Ele julgou Israel por sete anos.</w:t>
       </w:r>
     </w:p>
     <w:p>
@@ -8344,7 +8344,7 @@
         <w:rPr>
           <w:lang w:val="pt_PT" w:bidi="pt_PT"/>
         </w:rPr>
-        <w:t xml:space="preserve"> O anjo do SENHOR apareceu à mulher de Manoá e disse: "Embora você nunca tenha concebido, ficará grávida e terá um filho.</w:t>
+        <w:t xml:space="preserve"> O anjo do SENHOR apareceu à mulher de Manoá e disse: “Embora você nunca tenha concebido, ficará grávida e terá um filho.</w:t>
       </w:r>
     </w:p>
     <w:p>
@@ -8386,7 +8386,7 @@
         <w:rPr>
           <w:lang w:val="pt_PT" w:bidi="pt_PT"/>
         </w:rPr>
-        <w:t xml:space="preserve"> Você conceberá e terá um filho cujo cabelo jamais será cortado; ele será nazireu de Deus desde o nascimento e começará a livrar Israel das mãos dos filisteus".</w:t>
+        <w:t xml:space="preserve"> Você conceberá e terá um filho cujo cabelo jamais será cortado, pois ele será nazireu de Deus desde o ventre materno e começará a livrar Israel das mãos dos filisteus”.</w:t>
       </w:r>
     </w:p>
     <w:p>
@@ -8407,7 +8407,7 @@
         <w:rPr>
           <w:lang w:val="pt_PT" w:bidi="pt_PT"/>
         </w:rPr>
-        <w:t xml:space="preserve"> A mulher foi contar ao marido: "Um homem de Deus apareceu para mim! Sua aparência era impressionante, como a de um anjo de Deus. Não perguntei de onde ele era, e ele não me disse como se chamava.</w:t>
+        <w:t xml:space="preserve"> A mulher foi contar ao marido: “Um homem de Deus apareceu para mim! Sua aparência era impressionante, como a de um anjo de Deus. Não perguntei de onde ele era, e ele não me disse como se chamava.</w:t>
       </w:r>
     </w:p>
     <w:p>
@@ -8428,7 +8428,7 @@
         <w:rPr>
           <w:lang w:val="pt_PT" w:bidi="pt_PT"/>
         </w:rPr>
-        <w:t xml:space="preserve"> No entanto, ele me disse: 'Você conceberá e terá um filho; não beba vinho nem outra bebida fermentada, nem coma alimentos impuros. Seu filho será nazireu de Deus desde que nascer até morrer'".</w:t>
+        <w:t xml:space="preserve"> No entanto, ele me disse: ‘Você conceberá e terá um filho; não beba vinho nem outra bebida fermentada, nem coma alimentos impuros, porque o menino será nazireu de Deus desde o nascimento até o dia de sua morte’”.</w:t>
       </w:r>
     </w:p>
     <w:p>
@@ -8449,7 +8449,7 @@
         <w:rPr>
           <w:lang w:val="pt_PT" w:bidi="pt_PT"/>
         </w:rPr>
-        <w:t xml:space="preserve"> Então Manoá fez esta oração: "SENHOR, peço que envies novamente o homem de Deus para que nos oriente quanto ao que fazer com esse filho que vai nascer".</w:t>
+        <w:t xml:space="preserve"> Então Manoá fez esta oração: “SENHOR, peço que envies novamente o homem de Deus para que nos oriente quanto ao que fazer com esse filho que vai nascer”.</w:t>
       </w:r>
     </w:p>
     <w:p>
@@ -8491,7 +8491,7 @@
         <w:rPr>
           <w:lang w:val="pt_PT" w:bidi="pt_PT"/>
         </w:rPr>
-        <w:t xml:space="preserve"> Ela correu depressa para contar a Manoá: "O homem que apareceu no outro dia voltou!".</w:t>
+        <w:t xml:space="preserve"> Ela correu depressa para contar a Manoá: “O homem que esteve aqui no outro dia voltou!”.</w:t>
       </w:r>
     </w:p>
     <w:p>
@@ -8512,7 +8512,7 @@
         <w:rPr>
           <w:lang w:val="pt_PT" w:bidi="pt_PT"/>
         </w:rPr>
-        <w:t xml:space="preserve"> Manoá levantou-se e foi atrás dela; em seguida, perguntou ao visitante: "Você é o homem que falou com esta mulher no outro dia?". O anjo respondeu: "Sou eu".</w:t>
+        <w:t xml:space="preserve"> Manoá levantou-se e foi atrás dela; em seguida, perguntou ao visitante: “Você é o homem que falou com esta mulher no outro dia?”. O anjo respondeu: “Sou eu”.</w:t>
       </w:r>
     </w:p>
     <w:p>
@@ -8533,7 +8533,7 @@
         <w:rPr>
           <w:lang w:val="pt_PT" w:bidi="pt_PT"/>
         </w:rPr>
-        <w:t xml:space="preserve"> Manoá disse: "Que se cumpra o que você disse! Qual será a regra de vida do menino, e o que ele deverá fazer?".</w:t>
+        <w:t xml:space="preserve"> Manoá perguntou: “Quando se cumprir o que você disse, qual será a regra de vida do menino e o que ele deverá fazer?”.</w:t>
       </w:r>
     </w:p>
     <w:p>
@@ -8554,7 +8554,7 @@
         <w:rPr>
           <w:lang w:val="pt_PT" w:bidi="pt_PT"/>
         </w:rPr>
-        <w:t xml:space="preserve"> O anjo respondeu: "Sua esposa deve obedecer a tudo o que eu disse.</w:t>
+        <w:t xml:space="preserve"> O anjo respondeu: “Sua esposa deve obedecer a tudo o que eu disse.</w:t>
       </w:r>
     </w:p>
     <w:p>
@@ -8575,7 +8575,7 @@
         <w:rPr>
           <w:lang w:val="pt_PT" w:bidi="pt_PT"/>
         </w:rPr>
-        <w:t xml:space="preserve"> Ela não comerá uvas nem passas, não beberá vinho nem outra bebida fermentada e não comerá alimentos impuros; tudo o que ordenei deve ser cumprido".</w:t>
+        <w:t xml:space="preserve"> Ela não comerá uvas nem passas, não beberá vinho nem outra bebida fermentada e não comerá alimentos impuros; tudo o que ordenei deve ser cumprido”.</w:t>
       </w:r>
     </w:p>
     <w:p>
@@ -8596,7 +8596,7 @@
         <w:rPr>
           <w:lang w:val="pt_PT" w:bidi="pt_PT"/>
         </w:rPr>
-        <w:t xml:space="preserve"> Manoá disse: "Fique aqui enquanto preparamos um cabrito para você".</w:t>
+        <w:t xml:space="preserve"> Manoá disse: “Fique aqui enquanto preparamos um cabrito para você”.</w:t>
       </w:r>
     </w:p>
     <w:p>
@@ -8617,7 +8617,7 @@
         <w:rPr>
           <w:lang w:val="pt_PT" w:bidi="pt_PT"/>
         </w:rPr>
-        <w:t xml:space="preserve"> O anjo disse: "Eu ficarei, mas não comerei nada. Se você preparar um holocausto, apresente-o ao SENHOR". Manoá ainda não havia percebido que era o anjo do SENHOR.</w:t>
+        <w:t xml:space="preserve"> O anjo disse: “Eu ficarei, mas não comerei nada. Se você preparar um holocausto, apresente-o ao SENHOR”. Manoá ainda não havia percebido que era o anjo do SENHOR.</w:t>
       </w:r>
     </w:p>
     <w:p>
@@ -8638,7 +8638,7 @@
         <w:rPr>
           <w:lang w:val="pt_PT" w:bidi="pt_PT"/>
         </w:rPr>
-        <w:t xml:space="preserve"> Manoá perguntou: "Como você se chama? Queremos honrá-lo quando se cumprir o que você disse".</w:t>
+        <w:t xml:space="preserve"> Manoá perguntou: “Como você se chama? Queremos honrá-lo quando se cumprir o que você disse”.</w:t>
       </w:r>
     </w:p>
     <w:p>
@@ -8659,7 +8659,7 @@
         <w:rPr>
           <w:lang w:val="pt_PT" w:bidi="pt_PT"/>
         </w:rPr>
-        <w:t xml:space="preserve"> O anjo perguntou: “Por que você pergunta qual é o meu nome? Ele é maravilhoso demais para ser compreendido!".</w:t>
+        <w:t xml:space="preserve"> O anjo replicou: “Por que você pergunta o meu nome? Ele é maravilhoso demais para ser compreendido”.</w:t>
       </w:r>
     </w:p>
     <w:p>
@@ -8680,7 +8680,7 @@
         <w:rPr>
           <w:lang w:val="pt_PT" w:bidi="pt_PT"/>
         </w:rPr>
-        <w:t xml:space="preserve"> Então Manoá preparou um cabrito e uma oferta de cereais, e os ofereceu sobre uma rocha ao SENHOR. E o anjo realizou algo extraordinário enquanto Manoá e a mulher o observavam.</w:t>
+        <w:t xml:space="preserve"> Então Manoá preparou um cabrito e uma oferta de cereais, e os ofereceu sobre a rocha ao SENHOR. Enquanto Manoá e sua esposa observavam, o SENHOR realizou algo extraordinário.</w:t>
       </w:r>
     </w:p>
     <w:p>
@@ -8743,7 +8743,7 @@
         <w:rPr>
           <w:lang w:val="pt_PT" w:bidi="pt_PT"/>
         </w:rPr>
-        <w:t xml:space="preserve"> Ele disse à esposa: "Não tenho dúvida de que vamos morrer, pois vimos Deus!".</w:t>
+        <w:t xml:space="preserve"> Ele disse à esposa: “Não tenho dúvida de que vamos morrer, pois vimos Deus!”.</w:t>
       </w:r>
     </w:p>
     <w:p>
@@ -8764,7 +8764,7 @@
         <w:rPr>
           <w:lang w:val="pt_PT" w:bidi="pt_PT"/>
         </w:rPr>
-        <w:t xml:space="preserve"> Mas a mulher disse: "Se o SENHOR quisesse que morrêssemos, não teria aceitado o holocausto e a oferta de cereais, nem teria mostrado essas coisas maravilhosas para nós".</w:t>
+        <w:t xml:space="preserve"> Mas a mulher disse: “Se o SENHOR quisesse nos matar, não teria aceitado o holocausto e a oferta de cereais, nem nos teria mostrado todas essas coisas, nem nos teria revelado tudo isso”.</w:t>
       </w:r>
     </w:p>
     <w:p>
@@ -8864,7 +8864,7 @@
         <w:rPr>
           <w:lang w:val="pt_PT" w:bidi="pt_PT"/>
         </w:rPr>
-        <w:t xml:space="preserve"> Ao voltar, disse aos seus pais: "Vi uma mulher filisteia em Timna. Gostaria que vocês a buscassem para ser minha esposa".</w:t>
+        <w:t xml:space="preserve"> Ao voltar, disse aos seus pais: “Vi uma mulher filisteia em Timna. Gostaria que vocês a buscassem para ser minha esposa”.</w:t>
       </w:r>
     </w:p>
     <w:p>
@@ -8885,7 +8885,7 @@
         <w:rPr>
           <w:lang w:val="pt_PT" w:bidi="pt_PT"/>
         </w:rPr>
-        <w:t xml:space="preserve"> Seus pais perguntaram: "Não existe mulher entre suas sobrinhas nem no meio do nosso povo? Você precisa buscar esposa entre os filisteus, que não são circuncidados?". Sansão respondeu ao pai: "Traga essa para mim. É ela que eu quero".</w:t>
+        <w:t xml:space="preserve"> Seus pais perguntaram: “Não existe nenhuma mulher entre as filhas dos nossos parentes ou entre o nosso povo? Você precisa buscar esposa entre os filisteus, que não são circuncidados?”. Sansão respondeu ao pai: “Traga essa para mim. É ela que me agrada”.</w:t>
       </w:r>
     </w:p>
     <w:p>
@@ -8906,7 +8906,7 @@
         <w:rPr>
           <w:lang w:val="pt_PT" w:bidi="pt_PT"/>
         </w:rPr>
-        <w:t xml:space="preserve"> Pois naquele tempo Israel estava sob o domínio dos filisteus, e o SENHOR buscava um pretexto contra eles.</w:t>
+        <w:t xml:space="preserve"> Seus pais não sabiam que isso vinha do SENHOR, que procurava uma oportunidade contra os filisteus, pois naquele tempo eles dominavam Israel.</w:t>
       </w:r>
     </w:p>
     <w:p>
@@ -9032,7 +9032,7 @@
         <w:rPr>
           <w:lang w:val="pt_PT" w:bidi="pt_PT"/>
         </w:rPr>
-        <w:t xml:space="preserve"> Seu pai foi à casa da mulher, e Sansão fez ali uma festa, como era costume entre os jovens.</w:t>
+        <w:t xml:space="preserve"> Seu pai foi à casa da mulher, e Sansão deu ali uma festa, como era costume entre os jovens.</w:t>
       </w:r>
     </w:p>
     <w:p>
@@ -9074,7 +9074,7 @@
         <w:rPr>
           <w:lang w:val="pt_PT" w:bidi="pt_PT"/>
         </w:rPr>
-        <w:t xml:space="preserve"> Sansão disse: "Vou propor um enigma. Se vocês o decifrarem dentro dos sete dias da festa, darei trinta túnicas de linho e trinta mudas de roupas.</w:t>
+        <w:t xml:space="preserve"> Sansão disse: “Vou propor um enigma. Se vocês o decifrarem dentro dos sete dias da festa, darei trinta túnicas de linho e trinta mudas de roupas.</w:t>
       </w:r>
     </w:p>
     <w:p>
@@ -9095,7 +9095,7 @@
         <w:rPr>
           <w:lang w:val="pt_PT" w:bidi="pt_PT"/>
         </w:rPr>
-        <w:t xml:space="preserve"> Mas, se não conseguirem, vocês me darão essas trinta túnicas de linho e essas trinta mudas de roupas". Eles responderam: “Diga qual é o enigma. Estamos ouvindo".</w:t>
+        <w:t xml:space="preserve"> Mas, se não conseguirem, vocês me darão essas trinta túnicas de linho e essas trinta mudas de roupas”. Eles responderam: “Diga qual é o enigma. Estamos ouvindo”.</w:t>
       </w:r>
     </w:p>
     <w:p>
@@ -9116,7 +9116,7 @@
         <w:rPr>
           <w:lang w:val="pt_PT" w:bidi="pt_PT"/>
         </w:rPr>
-        <w:t xml:space="preserve"> Então, Sansão disse: "Do que come saiu comida; do que é forte saiu doçura". Durante três dias, eles ainda não tinham a resposta.</w:t>
+        <w:t xml:space="preserve"> Então, Sansão disse: “Do que come saiu comida; do que é forte saiu doçura”. Durante três dias, eles ainda não tinham a resposta.</w:t>
       </w:r>
     </w:p>
     <w:p>
@@ -9137,7 +9137,7 @@
         <w:rPr>
           <w:lang w:val="pt_PT" w:bidi="pt_PT"/>
         </w:rPr>
-        <w:t xml:space="preserve"> No sétimo dia, disseram à mulher de Sansão: "Se você não quiser ser queimada junto com a família de seu pai, convença seu marido a dar a resposta para o enigma. Vocês nos chamaram aqui para ficarem com o que é nosso, não foi?".</w:t>
+        <w:t xml:space="preserve"> No quarto dia, disseram à mulher de Sansão: “Convença seu marido a revelar a resposta do enigma. Caso contrário, nós queimaremos você e a família de seu pai. Vocês nos convidaram para esta festa apenas para tomar o que é nosso?”.</w:t>
       </w:r>
     </w:p>
     <w:p>
@@ -9158,7 +9158,7 @@
         <w:rPr>
           <w:lang w:val="pt_PT" w:bidi="pt_PT"/>
         </w:rPr>
-        <w:t xml:space="preserve"> A mulher chorou diante de Sansão, dizendo: "Você não gosta de mim. Você me odeia. Você propôs um enigma ao meu povo e não me contou a resposta". Ele respondeu: “Eu não contei nem ao meu pai nem à minha mãe. Por que contaria a você?”.</w:t>
+        <w:t xml:space="preserve"> A mulher chorou diante de Sansão, dizendo: “Você não gosta de mim. Você me odeia. Você propôs um enigma ao meu povo e não me contou a resposta”. Ele respondeu: “Eu não contei nem ao meu pai nem à minha mãe. Por que contaria a você?”.</w:t>
       </w:r>
     </w:p>
     <w:p>
@@ -9179,7 +9179,7 @@
         <w:rPr>
           <w:lang w:val="pt_PT" w:bidi="pt_PT"/>
         </w:rPr>
-        <w:t xml:space="preserve"> Ela chorou diante dele durante os sete dias da festa. No sétimo dia, Sansão contou a resposta, porque ela não parava de insistir. Então ela contou o enigma ao seu povo.</w:t>
+        <w:t xml:space="preserve"> Ela chorou diante dele durante os dias da festa. No sétimo dia, Sansão lhe contou a resposta, porque ela continuava a insistir. Então ela revelou o enigma ao seu povo.</w:t>
       </w:r>
     </w:p>
     <w:p>
@@ -9200,7 +9200,7 @@
         <w:rPr>
           <w:lang w:val="pt_PT" w:bidi="pt_PT"/>
         </w:rPr>
-        <w:t xml:space="preserve"> Antes do pôr do sol do sétimo dia, os homens da cidade perguntaram a Sansão: "O que é mais doce que o mel? O que é mais forte que o leão?". Sansão respondeu: "Se vocês não tivessem arado com a minha novilha, jamais teriam decifrado meu enigma".</w:t>
+        <w:t xml:space="preserve"> Antes do pôr do sol do sétimo dia, os homens da cidade perguntaram a Sansão: “O que é mais doce que o mel? O que é mais forte que o leão?”. Sansão respondeu: “Se vocês não tivessem falado com a minha mulher, nunca teriam descoberto o meu enigma”.</w:t>
       </w:r>
     </w:p>
     <w:p>
@@ -9242,7 +9242,7 @@
         <w:rPr>
           <w:lang w:val="pt_PT" w:bidi="pt_PT"/>
         </w:rPr>
-        <w:t xml:space="preserve"> A mulher de Sansão foi dada em casamento ao companheiro de festa de Sansão.</w:t>
+        <w:t xml:space="preserve"> E a mulher de Sansão foi dada em casamento ao homem que tinha sido seu companheiro na festa.</w:t>
       </w:r>
     </w:p>
     <w:p>
@@ -9279,7 +9279,7 @@
         <w:rPr>
           <w:lang w:val="pt_PT" w:bidi="pt_PT"/>
         </w:rPr>
-        <w:t xml:space="preserve"> Alguns dias depois, no período da colheita do trigo, Sansão levou um cabrito como presente quando foi visitar sua mulher. Ele disse: "Vou ao quarto da minha mulher". Porém o pai dela não permitiu que ele entrasse.</w:t>
+        <w:t xml:space="preserve"> Alguns dias depois, no período da colheita do trigo, Sansão levou um cabrito como presente quando foi visitar sua mulher. Ele disse: “Vou ao quarto da minha mulher”. Porém o pai dela não permitiu que ele entrasse.</w:t>
       </w:r>
     </w:p>
     <w:p>
@@ -9300,7 +9300,7 @@
         <w:rPr>
           <w:lang w:val="pt_PT" w:bidi="pt_PT"/>
         </w:rPr>
-        <w:t xml:space="preserve"> O pai disse: "Eu tinha certeza de que você não gostava dela. Por isso, entreguei-a ao seu amigo. A irmã mais nova não é mais bonita do que ela? Fique com a mais nova em lugar da outra".</w:t>
+        <w:t xml:space="preserve"> O pai disse: “Eu tinha certeza de que você a odiava. Por isso, entreguei-a ao seu companheiro. A irmã mais nova dela não é mais bonita? Fique com ela no lugar da outra”.</w:t>
       </w:r>
     </w:p>
     <w:p>
@@ -9321,7 +9321,7 @@
         <w:rPr>
           <w:lang w:val="pt_PT" w:bidi="pt_PT"/>
         </w:rPr>
-        <w:t xml:space="preserve"> Sansão respondeu: "Desta vez não terão motivo para me acusar quando eu fizer mal aos filisteus".</w:t>
+        <w:t xml:space="preserve"> Sansão respondeu: “Desta vez não terão motivo para me acusar quando eu fizer mal aos filisteus”.</w:t>
       </w:r>
     </w:p>
     <w:p>
@@ -9384,7 +9384,7 @@
         <w:rPr>
           <w:lang w:val="pt_PT" w:bidi="pt_PT"/>
         </w:rPr>
-        <w:t xml:space="preserve"> Os filisteus perguntaram: "Quem foi que fez isso?". Responderam: "Sansão, o genro do homem de Timna, porque sua mulher foi dada ao amigo dele". Então os filisteus foram e queimaram a mulher e o pai dela.</w:t>
+        <w:t xml:space="preserve"> Os filisteus perguntaram: “Quem foi que fez isso?”. Responderam: “Sansão, o genro do homem de Timna, porque sua mulher foi dada ao companheiro dele”. Então os filisteus foram e queimaram a mulher e o pai dela.</w:t>
       </w:r>
     </w:p>
     <w:p>
@@ -9405,7 +9405,7 @@
         <w:rPr>
           <w:lang w:val="pt_PT" w:bidi="pt_PT"/>
         </w:rPr>
-        <w:t xml:space="preserve"> Sansão lhes disse: "Já que vocês agiram assim, não vou parar até me vingar de vocês".</w:t>
+        <w:t xml:space="preserve"> Sansão lhes disse: “Já que vocês agiram assim, não vou parar até me vingar de vocês”.</w:t>
       </w:r>
     </w:p>
     <w:p>
@@ -9426,7 +9426,7 @@
         <w:rPr>
           <w:lang w:val="pt_PT" w:bidi="pt_PT"/>
         </w:rPr>
-        <w:t xml:space="preserve"> Ele os feriu violentamente, causando-lhes uma derrota severa. Depois desceu e passou a morar numa fenda da rocha de Etã.</w:t>
+        <w:t xml:space="preserve"> Ele os atacou com violência e lhes causou uma grande derrota. Depois desceu e passou a morar numa fenda da rocha de Etã.</w:t>
       </w:r>
     </w:p>
     <w:p>
@@ -9468,7 +9468,7 @@
         <w:rPr>
           <w:lang w:val="pt_PT" w:bidi="pt_PT"/>
         </w:rPr>
-        <w:t xml:space="preserve"> Os homens de Judá perguntaram a eles: "Por que vocês estão aqui para lutar contra nós?". Os filisteus responderam: "Viemos prender Sansão, para fazer com ele o que ele nos fez”.</w:t>
+        <w:t xml:space="preserve"> Os homens de Judá perguntaram a eles: “Por que vocês estão aqui para lutar contra nós?”. Os filisteus responderam: “Viemos prender Sansão, para fazer com ele o que ele nos fez”.</w:t>
       </w:r>
     </w:p>
     <w:p>
@@ -9489,7 +9489,7 @@
         <w:rPr>
           <w:lang w:val="pt_PT" w:bidi="pt_PT"/>
         </w:rPr>
-        <w:t xml:space="preserve"> Então três mil homens de Judá desceram até a fenda da rocha de Etã e perguntaram a Sansão: "Você não sabe que os filisteus têm domínio sobre nós? O que foi que você nos fez?". Ele respondeu: “Eu fiz com eles exatamente o que fizeram comigo".</w:t>
+        <w:t xml:space="preserve"> Então três mil homens de Judá desceram até a fenda da rocha de Etã e perguntaram a Sansão: “Você não sabe que os filisteus dominam sobre nós? O que foi que você fez?”. Ele respondeu: “Eu apenas fiz com eles o que eles fizeram comigo”.</w:t>
       </w:r>
     </w:p>
     <w:p>
@@ -9510,7 +9510,7 @@
         <w:rPr>
           <w:lang w:val="pt_PT" w:bidi="pt_PT"/>
         </w:rPr>
-        <w:t xml:space="preserve"> Os homens disseram: "Viemos prendê-lo para entregá-lo nas mãos dos filisteus". Sansão pediu, dizendo: "Jurem que vocês mesmos não me farão mal".</w:t>
+        <w:t xml:space="preserve"> Os homens disseram: “Viemos prendê-lo para entregá-lo nas mãos dos filisteus”. Sansão pediu, dizendo: “Jurem que vocês mesmos não me farão mal”.</w:t>
       </w:r>
     </w:p>
     <w:p>
@@ -9531,7 +9531,7 @@
         <w:rPr>
           <w:lang w:val="pt_PT" w:bidi="pt_PT"/>
         </w:rPr>
-        <w:t xml:space="preserve"> Eles responderam: "É claro que não! Apenas vamos prendê-lo e entregá-lo a eles. Não vamos matá-lo". E fizeram-no sair da rocha, amarrado com duas cordas novas.</w:t>
+        <w:t xml:space="preserve"> Eles responderam: “Não. Apenas vamos amarrá-lo e entregá-lo a eles. Não o mataremos”. Então o amarraram com duas cordas novas e o fizeram sair da rocha.</w:t>
       </w:r>
     </w:p>
     <w:p>
@@ -9552,7 +9552,7 @@
         <w:rPr>
           <w:lang w:val="pt_PT" w:bidi="pt_PT"/>
         </w:rPr>
-        <w:t xml:space="preserve"> Quando Sansão chegou a Leí, os filisteus correram em sua direção, gritando. Então o Espírito do SENHOR se apoderou de Sansão. As cordas que prendiam seus braços ficaram como fios de linho queimado, e as amarras em suas mãos caíram.</w:t>
+        <w:t xml:space="preserve"> Quando Sansão chegou a Leí, os filisteus vieram ao encontro dele aos gritos. Então o Espírito do SENHOR se apoderou dele. As cordas em seus braços se tornaram como fios de linho queimados, e as amarras se soltaram de suas mãos.</w:t>
       </w:r>
     </w:p>
     <w:p>
@@ -9594,7 +9594,7 @@
         <w:rPr>
           <w:lang w:val="pt_PT" w:bidi="pt_PT"/>
         </w:rPr>
-        <w:t xml:space="preserve"> Então disse: "Com uma queixada de jumento, fiz montes sobre montes. Com uma queixada de jumento, derrubei mil homens".</w:t>
+        <w:t xml:space="preserve"> Então disse: “Com uma queixada de jumento fiz um monte de mortos, sim, dois montes. Com uma queixada de jumento matei mil homens”.</w:t>
       </w:r>
     </w:p>
     <w:p>
@@ -9636,7 +9636,7 @@
         <w:rPr>
           <w:lang w:val="pt_PT" w:bidi="pt_PT"/>
         </w:rPr>
-        <w:t xml:space="preserve"> Com muita sede, Sansão clamou ao SENHOR: "Tu concedeste esta grande vitória pela mão do teu servo. Vou morrer agora de sede e cair nas mãos dos incircuncisos?".</w:t>
+        <w:t xml:space="preserve"> Com muita sede, Sansão clamou ao SENHOR: “Tu concedeste esta grande vitória pela mão do teu servo. Vou morrer agora de sede e cair nas mãos dos incircuncisos?”.</w:t>
       </w:r>
     </w:p>
     <w:p>
@@ -9657,7 +9657,7 @@
         <w:rPr>
           <w:lang w:val="pt_PT" w:bidi="pt_PT"/>
         </w:rPr>
-        <w:t xml:space="preserve"> Então Deus abriu a cavidade que estava em Leí, e dela brotou água. Sansão bebeu, recuperou as forças e reviveu. Por isso aquela fonte foi chamada En-Hacoré, e permanece em Leí até hoje.</w:t>
+        <w:t xml:space="preserve"> Então Deus abriu um buraco em Leí, e dele brotou água. Sansão bebeu, recuperou as forças e o ânimo. Por isso aquela fonte foi chamada En-Hacoré, e permanece em Leí até hoje.</w:t>
       </w:r>
     </w:p>
     <w:p>
@@ -9715,7 +9715,7 @@
         <w:rPr>
           <w:lang w:val="pt_PT" w:bidi="pt_PT"/>
         </w:rPr>
-        <w:t xml:space="preserve"> Certa ocasião, Sansão foi a Gaza, na Filisteia. Ali viu uma mulher que se prostituía e se aproximou dela.</w:t>
+        <w:t xml:space="preserve"> Certa vez, Sansão foi a Gaza, na Filisteia. Ali viu uma prostituta e se aproximou dela.</w:t>
       </w:r>
     </w:p>
     <w:p>
@@ -9736,7 +9736,7 @@
         <w:rPr>
           <w:lang w:val="pt_PT" w:bidi="pt_PT"/>
         </w:rPr>
-        <w:t xml:space="preserve"> Avisaram o povo de Gaza: "Sansão está aqui". Então eles cercaram o lugar e ficaram vigiando à porta da cidade durante toda a noite. Permaneceram quietos, pensando: "Quando amanhecer, nós o mataremos".</w:t>
+        <w:t xml:space="preserve"> Avisaram o povo de Gaza: “Sansão está aqui”. Então eles cercaram o lugar e ficaram vigiando à porta da cidade durante toda a noite. Permaneceram quietos, pensando: “Quando amanhecer, nós o mataremos”.</w:t>
       </w:r>
     </w:p>
     <w:p>
@@ -9757,7 +9757,7 @@
         <w:rPr>
           <w:lang w:val="pt_PT" w:bidi="pt_PT"/>
         </w:rPr>
-        <w:t xml:space="preserve"> Sansão ficou deitado até a meia-noite. A essa hora, ele se levantou, segurou a porta da cidade com os dois batentes e os arrancou junto com a tranca. Colocou tudo sobre os ombros e levou até o alto do monte que dá vista para Hebrom.</w:t>
+        <w:t xml:space="preserve"> Sansão ficou deitado até a meia-noite. Então se levantou, agarrou os dois batentes da porta da cidade com a tranca, arrancou tudo e colocou sobre os ombros. Depois levou aquilo até o topo do monte que fica de frente para Hebrom.</w:t>
       </w:r>
     </w:p>
     <w:p>
@@ -9799,7 +9799,7 @@
         <w:rPr>
           <w:lang w:val="pt_PT" w:bidi="pt_PT"/>
         </w:rPr>
-        <w:t xml:space="preserve"> Os líderes dos filisteus foram pedir a ela, dizendo: "Tente convencê-lo a contar de onde vem aquela grande força e como podemos dominá-lo, amarrá-lo e subjugá-lo. Cada um de nós lhe dará mil e cem peças de prata".mil e cem peças de prata: Cerca de treze quilos." class="footnote-marker"&gt;1</w:t>
+        <w:t xml:space="preserve"> Os líderes dos filisteus foram dizer a Dalila: “Tente descobrir de onde vem a grande força dele e como podemos dominá-lo, amarrá-lo e vencê-lo. Cada um de nós lhe dará mil e cem peças de prata”.</w:t>
       </w:r>
     </w:p>
     <w:p>
@@ -9820,7 +9820,7 @@
         <w:rPr>
           <w:lang w:val="pt_PT" w:bidi="pt_PT"/>
         </w:rPr>
-        <w:t xml:space="preserve"> Então Dalila disse: "Sansão, me diga qual é o segredo da sua grande força e como você poderia ser amarrado para ser dominado".</w:t>
+        <w:t xml:space="preserve"> Então Dalila disse: “Sansão, me diga qual é o segredo da sua grande força e como você poderia ser amarrado para ser dominado”.</w:t>
       </w:r>
     </w:p>
     <w:p>
@@ -9841,7 +9841,7 @@
         <w:rPr>
           <w:lang w:val="pt_PT" w:bidi="pt_PT"/>
         </w:rPr>
-        <w:t xml:space="preserve"> Sansão respondeu: "Se me amarrarem com sete tiras de couro, ainda úmidas, ficarei fraco como qualquer outro homem".</w:t>
+        <w:t xml:space="preserve"> Sansão respondeu: “Se me amarrarem com sete tiras de couro, ainda úmidas, ficarei fraco como qualquer outro homem”.</w:t>
       </w:r>
     </w:p>
     <w:p>
@@ -9862,7 +9862,7 @@
         <w:rPr>
           <w:lang w:val="pt_PT" w:bidi="pt_PT"/>
         </w:rPr>
-        <w:t xml:space="preserve"> Os líderes dos filisteus levaram a Dalila sete tiras de couro, ainda úmidas, e ela as usou para amarrar Sansão.</w:t>
+        <w:t xml:space="preserve"> Os líderes dos filisteus levaram a Dalila sete tiras de couro ainda úmidas, e ela as usou para amarrar Sansão.</w:t>
       </w:r>
     </w:p>
     <w:p>
@@ -9883,7 +9883,7 @@
         <w:rPr>
           <w:lang w:val="pt_PT" w:bidi="pt_PT"/>
         </w:rPr>
-        <w:t xml:space="preserve"> Havia homens escondidos no quarto. Então ela gritou: "Sansão, os filisteus vêm contra você!". Ele rompeu as tiras como se fossem fio de estopa tocado pelo fogo. Assim, não se soube o segredo de sua força.</w:t>
+        <w:t xml:space="preserve"> Havia homens escondidos no quarto. Então ela gritou: “Sansão, os filisteus vêm contra você!”. Ele rompeu as tiras como se fossem fio de estopa tocado pelo fogo. Assim, não se soube o segredo de sua força.</w:t>
       </w:r>
     </w:p>
     <w:p>
@@ -9904,7 +9904,7 @@
         <w:rPr>
           <w:lang w:val="pt_PT" w:bidi="pt_PT"/>
         </w:rPr>
-        <w:t xml:space="preserve"> Dalila disse a Sansão: "Você zombou de mim e mentiu. Agora me diga como poderiam amarrá-lo".</w:t>
+        <w:t xml:space="preserve"> Dalila disse a Sansão: “Você zombou de mim e mentiu. Agora me diga como poderiam amarrá-lo”.</w:t>
       </w:r>
     </w:p>
     <w:p>
@@ -9925,7 +9925,7 @@
         <w:rPr>
           <w:lang w:val="pt_PT" w:bidi="pt_PT"/>
         </w:rPr>
-        <w:t xml:space="preserve"> Ele respondeu: "Se me amarrarem com cordas novas, que nunca foram usadas, ficarei fraco como qualquer outro homem".</w:t>
+        <w:t xml:space="preserve"> Ele respondeu: “Se me amarrarem com cordas novas, que nunca foram usadas, ficarei fraco como qualquer outro homem”.</w:t>
       </w:r>
     </w:p>
     <w:p>
@@ -9946,7 +9946,7 @@
         <w:rPr>
           <w:lang w:val="pt_PT" w:bidi="pt_PT"/>
         </w:rPr>
-        <w:t xml:space="preserve"> Dalila usou cordas novas para amarrá-lo. Mais uma vez, havia homens escondidos no quarto, e ela gritou: "Sansão, os filisteus vêm contra você!". Ele arrebentou as cordas dos braços como se fossem linha.</w:t>
+        <w:t xml:space="preserve"> Dalila usou cordas novas para amarrá-lo. Havia homens escondidos no quarto, e ela gritou: “Sansão, os filisteus vêm contra você!”. Ele arrebentou as cordas dos braços como se fossem simples fios.</w:t>
       </w:r>
     </w:p>
     <w:p>
@@ -9967,7 +9967,7 @@
         <w:rPr>
           <w:lang w:val="pt_PT" w:bidi="pt_PT"/>
         </w:rPr>
-        <w:t xml:space="preserve"> Dalila disse: "Até agora você zombou de mim e mentiu. Diga como poderiam amarrá-lo". Ele respondeu: "Se você tecer sete tranças do meu cabelo com a trama do tear, ficarei fraco como qualquer outro homem". Então, Dalila teceu as sete tranças do cabelo dele com a trama do tear enquanto ele dormia.</w:t>
+        <w:t xml:space="preserve"> Dalila disse: “Até agora você me enganou e mentiu. Diga como poderiam amarrá-lo”. Ele respondeu: “Se você tecer as sete tranças do meu cabelo no tear, ficarei fraco como qualquer outro homem”. Então ela as teceu no tear enquanto ele dormia.</w:t>
       </w:r>
     </w:p>
     <w:p>
@@ -9988,7 +9988,7 @@
         <w:rPr>
           <w:lang w:val="pt_PT" w:bidi="pt_PT"/>
         </w:rPr>
-        <w:t xml:space="preserve"> Em seguida, gritou: "Sansão, os filisteus vêm contra você!". Ele acordou e arrancou a estaca do tear junto com a trama.</w:t>
+        <w:t xml:space="preserve"> Em seguida, ela gritou: “Sansão, os filisteus vêm contra você!”. Ele acordou e arrancou a estaca do tear junto com a trama.</w:t>
       </w:r>
     </w:p>
     <w:p>
@@ -10009,7 +10009,7 @@
         <w:rPr>
           <w:lang w:val="pt_PT" w:bidi="pt_PT"/>
         </w:rPr>
-        <w:t xml:space="preserve"> Novamente, ela disse: "Você diz que me ama, mas não confia em mim? Já zombou de mim três vezes e não contou o segredo da sua força".</w:t>
+        <w:t xml:space="preserve"> Ela disse: “Como você pode dizer que me ama, se não confia em mim? Você já me enganou três vezes e ainda não me contou o segredo da sua força”.</w:t>
       </w:r>
     </w:p>
     <w:p>
@@ -10030,7 +10030,7 @@
         <w:rPr>
           <w:lang w:val="pt_PT" w:bidi="pt_PT"/>
         </w:rPr>
-        <w:t xml:space="preserve"> Ela o pressionava todos os dias com suas palavras, até deixá-lo exausto, sem forças para resistir.</w:t>
+        <w:t xml:space="preserve"> Todos os dias ela o pressionava com suas palavras, até que ele ficou cansado e sem forças para resistir.</w:t>
       </w:r>
     </w:p>
     <w:p>
@@ -10051,7 +10051,7 @@
         <w:rPr>
           <w:lang w:val="pt_PT" w:bidi="pt_PT"/>
         </w:rPr>
-        <w:t xml:space="preserve"> Por fim, Sansão contou tudo o que estava em seu coração. Ele disse: "Nunca a navalha tocou minha cabeça, porque sou nazireu, consagrado a Deus desde o ventre da minha mãe. Se meu cabelo for cortado, minha força me deixará, e ficarei fraco como qualquer outro homem".</w:t>
+        <w:t xml:space="preserve"> Por fim, Sansão contou tudo o que estava em seu coração. Ele disse: “Nunca a navalha tocou minha cabeça, porque sou nazireu, consagrado a Deus desde o ventre da minha mãe. Se meu cabelo for cortado, minha força me deixará, e ficarei fraco como qualquer outro homem”.</w:t>
       </w:r>
     </w:p>
     <w:p>
@@ -10072,7 +10072,7 @@
         <w:rPr>
           <w:lang w:val="pt_PT" w:bidi="pt_PT"/>
         </w:rPr>
-        <w:t xml:space="preserve"> Quando Dalila percebeu que ele tinha revelado o segredo, mandou chamar os líderes dos filisteus e disse: "Subam mais uma vez, pois agora ele me contou tudo". Eles voltaram levando a prata.</w:t>
+        <w:t xml:space="preserve"> Quando Dalila percebeu que ele tinha revelado o segredo, mandou chamar os líderes dos filisteus e disse: “Subam mais uma vez, pois agora ele me contou tudo”. Eles voltaram levando a prata.</w:t>
       </w:r>
     </w:p>
     <w:p>
@@ -10093,7 +10093,7 @@
         <w:rPr>
           <w:lang w:val="pt_PT" w:bidi="pt_PT"/>
         </w:rPr>
-        <w:t xml:space="preserve"> Dalila fez Sansão dormir em seu colo, chamou um homem e mandou cortar as sete tranças do cabelo dele. Assim começou a humilhá-lo, e a força o abandonou.</w:t>
+        <w:t xml:space="preserve"> Dalila fez Sansão dormir em seu colo, chamou um homem e mandou cortar as sete tranças do cabelo dele. Assim começou a humilhá-lo, e a força dele o deixou.</w:t>
       </w:r>
     </w:p>
     <w:p>
@@ -10114,7 +10114,7 @@
         <w:rPr>
           <w:lang w:val="pt_PT" w:bidi="pt_PT"/>
         </w:rPr>
-        <w:t xml:space="preserve"> Então ela gritou: "Sansão, os filisteus vêm contra você!". Ele acordou e pensou: "Vou escapar como das outras vezes". Mas ele não sabia que o SENHOR já havia se afastado dele.</w:t>
+        <w:t xml:space="preserve"> Então ela gritou: “Sansão, os filisteus vêm contra você!”. Ele acordou e pensou: “Vou escapar como das outras vezes”. Mas ele não sabia que o SENHOR já havia se afastado dele.</w:t>
       </w:r>
     </w:p>
     <w:p>
@@ -10135,7 +10135,7 @@
         <w:rPr>
           <w:lang w:val="pt_PT" w:bidi="pt_PT"/>
         </w:rPr>
-        <w:t xml:space="preserve"> Os filisteus, então, prenderam-no, arrancaram seus olhos e o levaram para Gaza. Amarraram-no com correntes de bronze e o obrigaram a girar o moinho na prisão.</w:t>
+        <w:t xml:space="preserve"> Os filisteus o prenderam, arrancaram seus olhos e o levaram para Gaza. Amarraram-no com correntes de bronze e o fizeram girar o moinho na prisão.</w:t>
       </w:r>
     </w:p>
     <w:p>
@@ -10177,7 +10177,7 @@
         <w:rPr>
           <w:lang w:val="pt_PT" w:bidi="pt_PT"/>
         </w:rPr>
-        <w:t xml:space="preserve"> Reunidos, os líderes dos filisteus fizeram uma festa e ofereceram um grande sacrifício ao deus Dagom. Eles diziam: "O nosso deus entregou Sansão, nosso inimigo, em nossas mãos".</w:t>
+        <w:t xml:space="preserve"> Reunidos, os líderes dos filisteus fizeram uma festa e ofereceram um grande sacrifício ao deus Dagom. Eles diziam: “O nosso deus entregou Sansão, nosso inimigo, em nossas mãos”.</w:t>
       </w:r>
     </w:p>
     <w:p>
@@ -10198,7 +10198,7 @@
         <w:rPr>
           <w:lang w:val="pt_PT" w:bidi="pt_PT"/>
         </w:rPr>
-        <w:t xml:space="preserve"> Quando o povo viu Sansão, louvou o seu deus, exclamando: "O nosso deus entregou o nosso inimigo, aquele que devastava nossa terra e aumentava o número dos nossos mortos".</w:t>
+        <w:t xml:space="preserve"> Quando o povo viu Sansão, louvou o seu deus, exclamando: “O nosso deus entregou o nosso inimigo, aquele que devastava nossa terra e aumentava o número dos nossos mortos”.</w:t>
       </w:r>
     </w:p>
     <w:p>
@@ -10219,7 +10219,7 @@
         <w:rPr>
           <w:lang w:val="pt_PT" w:bidi="pt_PT"/>
         </w:rPr>
-        <w:t xml:space="preserve"> Com o coração transbordando de alegria, os filisteus gritaram: "Tragam Sansão para nos entreter". E trouxeram Sansão da prisão, e ele os entreteve. Então, quando foi colocado entre as colunas,</w:t>
+        <w:t xml:space="preserve"> Com o coração transbordando de alegria, os filisteus gritaram: “Tragam Sansão para nos entreter”. E trouxeram Sansão da prisão, e ele os entreteve. Então, quando foi colocado entre as colunas,</w:t>
       </w:r>
     </w:p>
     <w:p>
@@ -10240,7 +10240,7 @@
         <w:rPr>
           <w:lang w:val="pt_PT" w:bidi="pt_PT"/>
         </w:rPr>
-        <w:t xml:space="preserve"> ele disse ao jovem que o conduzia pela mão: "Coloque-me onde eu possa tocar nas colunas que sustentam o templo; assim poderei me apoiar nelas".</w:t>
+        <w:t xml:space="preserve"> ele disse ao jovem que o conduzia pela mão: “Coloque-me onde eu possa tocar nas colunas que sustentam o templo; assim poderei me apoiar nelas”.</w:t>
       </w:r>
     </w:p>
     <w:p>
@@ -10261,7 +10261,7 @@
         <w:rPr>
           <w:lang w:val="pt_PT" w:bidi="pt_PT"/>
         </w:rPr>
-        <w:t xml:space="preserve"> O templo estava cheio de homens e mulheres. Todos os líderes dos filisteus estavam ali, e no terraço havia cerca de três mil pessoas observando Sansão enquanto ele os entretinha.</w:t>
+        <w:t xml:space="preserve"> O templo estava cheio de homens e mulheres. Todos os líderes dos filisteus estavam ali, e no terraço havia cerca de três mil pessoas olhando Sansão enquanto ele os divertia.</w:t>
       </w:r>
     </w:p>
     <w:p>
@@ -10282,7 +10282,7 @@
         <w:rPr>
           <w:lang w:val="pt_PT" w:bidi="pt_PT"/>
         </w:rPr>
-        <w:t xml:space="preserve"> Então Sansão fez esta oração: "Senhor Deus, lembra-te de mim. Peço-te que me dês força só mais esta vez, para que eu me vingue de uma vez dos filisteus por causa dos meus olhos".</w:t>
+        <w:t xml:space="preserve"> Então Sansão fez esta oração: “SENHOR Deus, lembra-te de mim. Peço-te que me dês força mais uma vez, para que eu me vingue dos filisteus por causa dos meus olhos”.</w:t>
       </w:r>
     </w:p>
     <w:p>
@@ -10324,7 +10324,7 @@
         <w:rPr>
           <w:lang w:val="pt_PT" w:bidi="pt_PT"/>
         </w:rPr>
-        <w:t xml:space="preserve"> E exclamou: "Que eu morra com os filisteus!". Com isso, empurrou as colunas com toda a força, e o templo desmoronou sobre os líderes e sobre todos os demais presentes. Assim, Sansão matou mais gente em sua morte do que durante toda a sua vida.</w:t>
+        <w:t xml:space="preserve"> E exclamou: “Que eu morra com os filisteus!”. Com isso, empurrou as colunas com toda a força, e o templo desmoronou sobre os líderes e sobre todos os demais presentes. Assim, Sansão matou mais gente em sua morte do que durante toda a sua vida.</w:t>
       </w:r>
     </w:p>
     <w:p>
@@ -10345,7 +10345,7 @@
         <w:rPr>
           <w:lang w:val="pt_PT" w:bidi="pt_PT"/>
         </w:rPr>
-        <w:t xml:space="preserve"> Seus irmãos e toda a família de seu pai foram até lá para buscá-lo. Eles o levaram e o sepultaram no túmulo de seu pai Manoá, entre Zorá e Estaol. Sansão julgou Israel por vinte anos.</w:t>
+        <w:t xml:space="preserve"> Seus irmãos e toda a família de seu pai foram até lá buscar o corpo. Eles o levaram e o sepultaram no túmulo de seu pai Manoá, entre Zorá e Estaol. Sansão julgou Israel por vinte anos.</w:t>
       </w:r>
     </w:p>
     <w:p>
@@ -10382,7 +10382,7 @@
         <w:rPr>
           <w:lang w:val="pt_PT" w:bidi="pt_PT"/>
         </w:rPr>
-        <w:t xml:space="preserve"> Na região montanhosa de Efraim morava um homem chamado Mica,</w:t>
+        <w:t xml:space="preserve"> Na região montanhosa de Efraim morava um homem chamado Mica.</w:t>
       </w:r>
     </w:p>
     <w:p>
@@ -10403,7 +10403,7 @@
         <w:rPr>
           <w:lang w:val="pt_PT" w:bidi="pt_PT"/>
         </w:rPr>
-        <w:t xml:space="preserve"> que, um dia, disse à sua mãe: "Eu ouvi quando você amaldiçoou o ladrão que levou suas 1.100 peças de prata. Eu as roubei; a prata está comigo". A mãe, porém, disse: "Que o SENHOR abençoe você, meu filho".</w:t>
+        <w:t xml:space="preserve"> Ele disse à sua mãe: “Ouvi você amaldiçoar o ladrão que levou suas 1.100 peças de prata. Fui eu quem as pegou. A prata está comigo”. A mãe respondeu: “Que o SENHOR abençoe você, meu filho”.</w:t>
       </w:r>
     </w:p>
     <w:p>
@@ -10424,7 +10424,7 @@
         <w:rPr>
           <w:lang w:val="pt_PT" w:bidi="pt_PT"/>
         </w:rPr>
-        <w:t xml:space="preserve"> Mica devolveu a prata à mãe. Então ela disse: "Da minha parte, consagro esta prata ao SENHOR para o meu filho, para fazer uma imagem esculpida e uma imagem de metal”.</w:t>
+        <w:t xml:space="preserve"> Mica devolveu a prata à mãe. Então ela disse: “Eu separo esta prata para o SENHOR, em favor do meu filho, para fazer uma imagem esculpida e uma imagem de metal”.</w:t>
       </w:r>
     </w:p>
     <w:p>
@@ -10466,7 +10466,7 @@
         <w:rPr>
           <w:lang w:val="pt_PT" w:bidi="pt_PT"/>
         </w:rPr>
-        <w:t xml:space="preserve"> Mica tinha feito um santuário particular. Além de alguns ídolos domésticos, ele fez um colete sacerdotalcolete sacerdotal: ou éfode, que era um objeto religioso usado por sacerdotes. Mica o utilizou num culto particular, o que não era permitido pela lei de Israel." class="footnote-marker"&gt;1 e designou um de seus filhos para servir como sacerdote.</w:t>
+        <w:t xml:space="preserve"> Mica tinha um santuário particular. Além de alguns ídolos domésticos, ele fez um colete sacerdotal e designou um de seus filhos para ser sacerdote.</w:t>
       </w:r>
     </w:p>
     <w:p>
@@ -10508,7 +10508,7 @@
         <w:rPr>
           <w:lang w:val="pt_PT" w:bidi="pt_PT"/>
         </w:rPr>
-        <w:t xml:space="preserve"> Havia também um jovem levita, de Belém de Judá, que vivia ali como estrangeiro.</w:t>
+        <w:t xml:space="preserve"> Havia também um jovem levita de Belém de Judá que vivia como estrangeiro naquela região.</w:t>
       </w:r>
     </w:p>
     <w:p>
@@ -10550,7 +10550,7 @@
         <w:rPr>
           <w:lang w:val="pt_PT" w:bidi="pt_PT"/>
         </w:rPr>
-        <w:t xml:space="preserve"> Mica perguntou: "De onde você vem?". O jovem respondeu: "Sou levita, venho de Belém de Judá e estou procurando um lugar para viver".</w:t>
+        <w:t xml:space="preserve"> Mica perguntou: “De onde você vem?”. O jovem respondeu: “Sou levita, venho de Belém de Judá e estou procurando um lugar para viver”.</w:t>
       </w:r>
     </w:p>
     <w:p>
@@ -10571,7 +10571,7 @@
         <w:rPr>
           <w:lang w:val="pt_PT" w:bidi="pt_PT"/>
         </w:rPr>
-        <w:t xml:space="preserve"> Então Mica fez um convite: "Fique comigo. Seja para mim como pai e sacerdote. Além de roupas e sustento, você receberá dez peças de prata por ano".</w:t>
+        <w:t xml:space="preserve"> Então Mica fez um convite: “Fique comigo. Seja para mim como pai e sacerdote. Além de roupas e sustento, você receberá dez peças de prata por ano”.</w:t>
       </w:r>
     </w:p>
     <w:p>
@@ -10634,7 +10634,7 @@
         <w:rPr>
           <w:lang w:val="pt_PT" w:bidi="pt_PT"/>
         </w:rPr>
-        <w:t xml:space="preserve"> "Agora sei", disse Mica, "que o SENHOR me fará prosperar, pois tenho um levita servindo como meu sacerdote".</w:t>
+        <w:t xml:space="preserve"> Então Mica disse: “Agora sei que o SENHOR me fará prosperar, porque tenho um levita como meu sacerdote”.</w:t>
       </w:r>
     </w:p>
     <w:p>
@@ -10671,7 +10671,7 @@
         <w:rPr>
           <w:lang w:val="pt_PT" w:bidi="pt_PT"/>
         </w:rPr>
-        <w:t xml:space="preserve"> Naquele período, os israelitas não tinham rei. A tribo de Dã buscava um território onde pudesse viver, pois até então não havia tomado posse da herança que lhe coube na divisão de terra entre as tribos de Israel.</w:t>
+        <w:t xml:space="preserve"> Naquele período, Israel não tinha rei. A tribo de Dã ainda não havia conquistado totalmente o território que lhe tinha sido atribuído na divisão da terra, por isso procurava outro lugar para viver.</w:t>
       </w:r>
     </w:p>
     <w:p>
@@ -10692,7 +10692,7 @@
         <w:rPr>
           <w:lang w:val="pt_PT" w:bidi="pt_PT"/>
         </w:rPr>
-        <w:t xml:space="preserve"> Por isso, cinco homens escolhidos dentre seus clãs, das cidades de Zorá e Estaol, foram enviados para espiar e examinar a terra. Disseram-lhes: "Vão e investiguem o território". Eles chegaram à casa de Mica, na região montanhosa de Efraim, e passaram a noite ali.</w:t>
+        <w:t xml:space="preserve"> Por isso, cinco homens escolhidos dentre seus clãs, das cidades de Zorá e Estaol, foram enviados para espiar e examinar a terra. Disseram-lhes: “Vão e investiguem o território”. Eles chegaram à casa de Mica, na região montanhosa de Efraim, e passaram a noite ali.</w:t>
       </w:r>
     </w:p>
     <w:p>
@@ -10713,7 +10713,7 @@
         <w:rPr>
           <w:lang w:val="pt_PT" w:bidi="pt_PT"/>
         </w:rPr>
-        <w:t xml:space="preserve"> Ainda na casa de Mica, perceberam o modo de falar do jovem levita. Aproximaram-se dele e perguntaram: "Quem trouxe você para cá? O que você faz neste lugar? Por que está aqui?".</w:t>
+        <w:t xml:space="preserve"> Na casa de Mica, eles reconheceram a voz do jovem levita. Aproximaram-se dele e perguntaram: “Quem trouxe você até aqui? O que você está fazendo neste lugar? Por que você está aqui?”.</w:t>
       </w:r>
     </w:p>
     <w:p>
@@ -10734,7 +10734,7 @@
         <w:rPr>
           <w:lang w:val="pt_PT" w:bidi="pt_PT"/>
         </w:rPr>
-        <w:t xml:space="preserve"> Ele respondeu: "Mica fez um acordo comigo. Ele me contratou, e eu sirvo como seu sacerdote".</w:t>
+        <w:t xml:space="preserve"> Ele respondeu: “Mica fez um acordo comigo. Ele me contratou, e eu sirvo como seu sacerdote”.</w:t>
       </w:r>
     </w:p>
     <w:p>
@@ -10755,7 +10755,7 @@
         <w:rPr>
           <w:lang w:val="pt_PT" w:bidi="pt_PT"/>
         </w:rPr>
-        <w:t xml:space="preserve"> Então pediram a ele: "Consulte a Deus para sabermos se a viagem que fazemos terá êxito".</w:t>
+        <w:t xml:space="preserve"> Então pediram ao sacerdote: “Consulte a Deus para sabermos se a nossa viagem terá sucesso”.</w:t>
       </w:r>
     </w:p>
     <w:p>
@@ -10776,7 +10776,7 @@
         <w:rPr>
           <w:lang w:val="pt_PT" w:bidi="pt_PT"/>
         </w:rPr>
-        <w:t xml:space="preserve"> O sacerdote respondeu: "Sigam em paz. O caminho que vocês fazem está diante do SENHOR".</w:t>
+        <w:t xml:space="preserve"> O sacerdote respondeu: “Sigam em paz. O caminho que vocês fazem está diante do SENHOR”.</w:t>
       </w:r>
     </w:p>
     <w:p>
@@ -10797,7 +10797,7 @@
         <w:rPr>
           <w:lang w:val="pt_PT" w:bidi="pt_PT"/>
         </w:rPr>
-        <w:t xml:space="preserve"> Os cinco homens seguiram adiante até chegarem a Laís. Viram que o povo ali vivia tranquilamente, à maneira dos sidônios. Havia paz e segurança, pois não havia opressores naquela terra. Estavam longe de Sidom e não mantinham aliança com outros povos.</w:t>
+        <w:t xml:space="preserve"> Os cinco homens seguiram até Laís e viram que o povo vivia em paz, como os sidônios, sem preocupação com guerra. A cidade era isolada, longe de Sidom, e não tinha alianças com outros povos.</w:t>
       </w:r>
     </w:p>
     <w:p>
@@ -10818,7 +10818,7 @@
         <w:rPr>
           <w:lang w:val="pt_PT" w:bidi="pt_PT"/>
         </w:rPr>
-        <w:t xml:space="preserve"> Eles voltaram para seus parentes em Zorá e Estaol, que lhes perguntaram: "O que vocês viram?".</w:t>
+        <w:t xml:space="preserve"> Eles voltaram para seus parentes em Zorá e Estaol, que lhes perguntaram: “O que vocês viram?”.</w:t>
       </w:r>
     </w:p>
     <w:p>
@@ -10839,7 +10839,7 @@
         <w:rPr>
           <w:lang w:val="pt_PT" w:bidi="pt_PT"/>
         </w:rPr>
-        <w:t xml:space="preserve"> Eles responderam: "Vamos avançar contra eles. Examinamos a terra, que, por sinal, é muito boa. Não fiquem aí parados. Entrem e tomem posse dela.</w:t>
+        <w:t xml:space="preserve"> Eles responderam: “Vamos avançar contra eles. Examinamos a terra, que, por sinal, é muito boa. Não fiquem aí parados. Entrem e tomem posse dela.</w:t>
       </w:r>
     </w:p>
     <w:p>
@@ -10860,7 +10860,7 @@
         <w:rPr>
           <w:lang w:val="pt_PT" w:bidi="pt_PT"/>
         </w:rPr>
-        <w:t xml:space="preserve"> Quando chegarem, encontrarão um povo sossegado. A terra é ampla, e Deus a entregou em nossas mãos. É um lugar onde nada falta".</w:t>
+        <w:t xml:space="preserve"> Quando chegarem lá, encontrarão um povo tranquilo. A terra é ampla e fértil. Deus a colocou diante de vocês. É um lugar onde nada falta”.</w:t>
       </w:r>
     </w:p>
     <w:p>
@@ -10902,7 +10902,7 @@
         <w:rPr>
           <w:lang w:val="pt_PT" w:bidi="pt_PT"/>
         </w:rPr>
-        <w:t xml:space="preserve"> Acamparam perto de Quiriate-Jearim, em Judá. Por isso aquele lugar passou a ser chamado Maané-Dã, nome que permanece até hoje. Fica a oeste de Quiriate-Jearim.</w:t>
+        <w:t xml:space="preserve"> Acamparam perto de Quiriate-Jearim, em Judá. Por isso, aquele lugar passou a ser chamado Maané-Dã, nome que permanece até hoje. Fica a oeste de Quiriate-Jearim.</w:t>
       </w:r>
     </w:p>
     <w:p>
@@ -10944,7 +10944,7 @@
         <w:rPr>
           <w:lang w:val="pt_PT" w:bidi="pt_PT"/>
         </w:rPr>
-        <w:t xml:space="preserve"> Os cinco homens que haviam examinado a terra de Laís perguntaram aos seus irmãos: "Vocês sabiam que numa dessas casas há um colete sacerdotal, ídolos domésticos, uma imagem esculpida e uma imagem de metal? Vejam o que vão fazer".</w:t>
+        <w:t xml:space="preserve"> Os cinco homens que tinham explorado Laís disseram aos seus irmãos: “Vocês sabem que numa dessas casas há um colete sacerdotal, ídolos domésticos, uma imagem esculpida e uma imagem de metal? Vejam o que devem fazer”.</w:t>
       </w:r>
     </w:p>
     <w:p>
@@ -11028,7 +11028,7 @@
         <w:rPr>
           <w:lang w:val="pt_PT" w:bidi="pt_PT"/>
         </w:rPr>
-        <w:t xml:space="preserve"> Quando percebeu que os objetos sagrados da casa de Mica estavam sendo levados, o sacerdote perguntou: "O que vocês estão fazendo?".</w:t>
+        <w:t xml:space="preserve"> Quando o sacerdote percebeu que estavam levando os objetos da casa de Mica, perguntou: “O que vocês estão fazendo?”.</w:t>
       </w:r>
     </w:p>
     <w:p>
@@ -11049,7 +11049,7 @@
         <w:rPr>
           <w:lang w:val="pt_PT" w:bidi="pt_PT"/>
         </w:rPr>
-        <w:t xml:space="preserve"> Eles responderam: "Cale-se e venha conosco. Seja pai e sacerdote para nós. O que é melhor para você: ser sacerdote da casa de um só homem ou de uma tribo inteira em Israel?".</w:t>
+        <w:t xml:space="preserve"> Eles responderam: “Cale-se e venha conosco. Seja nosso pai e sacerdote. O que é melhor para você: ser sacerdote de uma única família ou de uma tribo inteira em Israel?”.</w:t>
       </w:r>
     </w:p>
     <w:p>
@@ -11070,7 +11070,7 @@
         <w:rPr>
           <w:lang w:val="pt_PT" w:bidi="pt_PT"/>
         </w:rPr>
-        <w:t xml:space="preserve"> O sacerdote ficou alegre. Pegou o colete sacerdotal, os ídolos domésticos e a imagem esculpida e se juntou ao grupo.</w:t>
+        <w:t xml:space="preserve"> O sacerdote ficou satisfeito. Pegou o colete sacerdotal, os ídolos domésticos e a imagem esculpida e juntou-se ao grupo.</w:t>
       </w:r>
     </w:p>
     <w:p>
@@ -11133,7 +11133,7 @@
         <w:rPr>
           <w:lang w:val="pt_PT" w:bidi="pt_PT"/>
         </w:rPr>
-        <w:t xml:space="preserve"> Enquanto gritavam para os danitas, estes se viraram e perguntaram a Mica: "O que houve? Por que você reuniu tanta gente para vir atrás de nós?".</w:t>
+        <w:t xml:space="preserve"> Enquanto gritavam para os danitas, estes se viraram e perguntaram a Mica: “O que houve? Por que você reuniu tanta gente para vir atrás de nós?”.</w:t>
       </w:r>
     </w:p>
     <w:p>
@@ -11154,7 +11154,7 @@
         <w:rPr>
           <w:lang w:val="pt_PT" w:bidi="pt_PT"/>
         </w:rPr>
-        <w:t xml:space="preserve"> Mica disse: "Vocês levaram os deuses que eu fiz e também o meu sacerdote. O que ainda me resta? Como podem perguntar o que houve?".</w:t>
+        <w:t xml:space="preserve"> Mica respondeu: “Vocês levaram os deuses que fiz e também o meu sacerdote. O que me resta agora? Como podem perguntar o que aconteceu?”.</w:t>
       </w:r>
     </w:p>
     <w:p>
@@ -11175,7 +11175,7 @@
         <w:rPr>
           <w:lang w:val="pt_PT" w:bidi="pt_PT"/>
         </w:rPr>
-        <w:t xml:space="preserve"> Os danitas disseram: "Não levante a voz para nós. Alguns dos nossos homens podem se irritar com você. Se isso acontecer, você morrerá, e a sua família também".</w:t>
+        <w:t xml:space="preserve"> Os danitas responderam: “Não levante a voz contra nós. Alguns dos nossos homens podem se irritar e vocês podem acabar mortos, junto com sua família”.</w:t>
       </w:r>
     </w:p>
     <w:p>
@@ -11217,7 +11217,7 @@
         <w:rPr>
           <w:lang w:val="pt_PT" w:bidi="pt_PT"/>
         </w:rPr>
-        <w:t xml:space="preserve"> Os danitas levaram o que Mica havia feito e também o sacerdote dele. Chegaram a Laís, a cidade com um povo sossegado e tranquilo. Mataram os moradores à espada e incendiaram a cidade.</w:t>
+        <w:t xml:space="preserve"> Os danitas levaram o que Mica havia feito e também o seu sacerdote. Chegaram a Laís, um povo tranquilo e sem defesa. Mataram os habitantes à espada e incendiaram a cidade.</w:t>
       </w:r>
     </w:p>
     <w:p>
@@ -11238,7 +11238,7 @@
         <w:rPr>
           <w:lang w:val="pt_PT" w:bidi="pt_PT"/>
         </w:rPr>
-        <w:t xml:space="preserve"> Não houve quem os socorresse, pois Sidom ficava longe e eles não tinham alianças com outros povos. A cidade ficava no vale de Bete-Reobe. Depois disso, os danitas reconstruíram a cidade e passaram a morar ali.</w:t>
+        <w:t xml:space="preserve"> Não havia quem os socorresse, pois Sidom ficava longe e eles não tinham alianças com outros povos. A cidade ficava no vale de Bete-Reobe. Depois disso, os danitas reconstruíram a cidade e passaram a viver nela.</w:t>
       </w:r>
     </w:p>
     <w:p>
@@ -11280,7 +11280,7 @@
         <w:rPr>
           <w:lang w:val="pt_PT" w:bidi="pt_PT"/>
         </w:rPr>
-        <w:t xml:space="preserve"> Os danitas levantaram para si a imagem esculpida e estabeleceram como sacerdote Jônatas, filho de Gérson e neto de Moisés.Moisés: O texto hebraico tradicional traz Manassés, mas com uma letra suspensa, indicando uma alteração deliberada. A leitura original mais provável é Moisés, preservada pela Vulgata e confirmada por estudos textuais." class="footnote-marker"&gt;1 Ele e seus descendentes foram sacerdotes dos danitas até o tempo do exílio.</w:t>
+        <w:t xml:space="preserve"> Os danitas levantaram para si a imagem esculpida e estabeleceram como sacerdote Jônatas, filho de Gérson e neto de Moisés. Ele e seus descendentes foram sacerdotes dos danitas até o tempo do exílio.</w:t>
       </w:r>
     </w:p>
     <w:p>
@@ -11301,7 +11301,7 @@
         <w:rPr>
           <w:lang w:val="pt_PT" w:bidi="pt_PT"/>
         </w:rPr>
-        <w:t xml:space="preserve"> Com isso, mantiveram para si a imagem esculpida feita por Mica durante todo o período em que a casa de Deus permaneceu em Siló.</w:t>
+        <w:t xml:space="preserve"> Eles mantiveram a imagem esculpida feita por Mica durante todo o tempo em que o tabernáculo de Deus permaneceu em Siló.</w:t>
       </w:r>
     </w:p>
     <w:p>
@@ -11380,7 +11380,7 @@
         <w:rPr>
           <w:lang w:val="pt_PT" w:bidi="pt_PT"/>
         </w:rPr>
-        <w:t xml:space="preserve"> Depois desse período, o marido, levando consigo um servo e dois jumentos, foi até lá para tentar reconquistá-la e convencê-la a voltar. A mulher o recebeu e o conduziu à casa do pai. Ao vê-lo, o sogro se alegrou,</w:t>
+        <w:t xml:space="preserve"> Depois desse período, o marido, levando consigo um servo e dois jumentos selados, foi até lá para tentar reconquistá-la e trazê-la de volta. A mulher o recebeu na casa do pai. Ao vê-lo, o sogro ficou contente</w:t>
       </w:r>
     </w:p>
     <w:p>
@@ -11401,7 +11401,7 @@
         <w:rPr>
           <w:lang w:val="pt_PT" w:bidi="pt_PT"/>
         </w:rPr>
-        <w:t xml:space="preserve"> insistindo para que ele ficasse, mas o levita permaneceu três dias ali; comeram, beberam e dormiram.</w:t>
+        <w:t xml:space="preserve"> e insistiu para que ele ficasse. O homem permaneceu ali três dias. Comeram, beberam e descansaram.</w:t>
       </w:r>
     </w:p>
     <w:p>
@@ -11422,7 +11422,7 @@
         <w:rPr>
           <w:lang w:val="pt_PT" w:bidi="pt_PT"/>
         </w:rPr>
-        <w:t xml:space="preserve"> No quarto dia, levantaram-se bem cedo, e o levita estava para partir quando o sogro lhe disse: "Coma alguma coisa, e depois vocês seguem viagem".</w:t>
+        <w:t xml:space="preserve"> No quarto dia, levantaram-se cedo, e o levita se preparava para partir quando o sogro disse: “Coma alguma coisa e depois vocês seguem viagem”.</w:t>
       </w:r>
     </w:p>
     <w:p>
@@ -11443,7 +11443,7 @@
         <w:rPr>
           <w:lang w:val="pt_PT" w:bidi="pt_PT"/>
         </w:rPr>
-        <w:t xml:space="preserve"> Os dois se sentaram para comer e beber. Então o sogro disse: "Fique mais esta noite e anime o coração".</w:t>
+        <w:t xml:space="preserve"> Os dois se sentaram para comer e beber. Depois, o sogro disse: “Fique mais esta noite e descanse o coração”.</w:t>
       </w:r>
     </w:p>
     <w:p>
@@ -11464,7 +11464,7 @@
         <w:rPr>
           <w:lang w:val="pt_PT" w:bidi="pt_PT"/>
         </w:rPr>
-        <w:t xml:space="preserve"> O levita se levantou para ir embora, mas o sogro insistiu, e ele passou ali mais uma noite.</w:t>
+        <w:t xml:space="preserve"> O levita se levantou para partir, mas o sogro insistiu, e ele ficou mais uma noite.</w:t>
       </w:r>
     </w:p>
     <w:p>
@@ -11485,7 +11485,7 @@
         <w:rPr>
           <w:lang w:val="pt_PT" w:bidi="pt_PT"/>
         </w:rPr>
-        <w:t xml:space="preserve"> No quinto dia pela manhã, o levita estava pronto para partir quando o sogro lhe disse: "Coma alguma coisa e espere para partir mais tarde". Assim, os dois comeram juntos novamente.</w:t>
+        <w:t xml:space="preserve"> Na manhã do quinto dia, o levita estava pronto para partir quando o sogro disse: “Coma alguma coisa e espere até mais tarde”. E eles comeram juntos novamente.</w:t>
       </w:r>
     </w:p>
     <w:p>
@@ -11506,7 +11506,7 @@
         <w:rPr>
           <w:lang w:val="pt_PT" w:bidi="pt_PT"/>
         </w:rPr>
-        <w:t xml:space="preserve"> Quando o levita, a concubina e o servo estavam prontos para sair, o sogro disse: "Veja, o dia já está terminando. Passe a noite aqui e alegre o seu coração. Amanhã vocês levantam bem cedo e vão embora".</w:t>
+        <w:t xml:space="preserve"> Quando o levita, a concubina e o servo estavam prontos para sair, o sogro disse: “Veja, o dia já está acabando. Fiquem mais uma noite aqui e descansem. Amanhã vocês podem partir cedo”.</w:t>
       </w:r>
     </w:p>
     <w:p>
@@ -11527,7 +11527,7 @@
         <w:rPr>
           <w:lang w:val="pt_PT" w:bidi="pt_PT"/>
         </w:rPr>
-        <w:t xml:space="preserve"> Contudo, o levita decidiu partir. Seguiu em direção a Jebus, que é Jerusalém, levando os jumentos selados e a concubina.</w:t>
+        <w:t xml:space="preserve"> Mas o levita decidiu partir. Ele seguiu em direção a Jebus (Jerusalém), levando os jumentos selados e a concubina.</w:t>
       </w:r>
     </w:p>
     <w:p>
@@ -11548,7 +11548,7 @@
         <w:rPr>
           <w:lang w:val="pt_PT" w:bidi="pt_PT"/>
         </w:rPr>
-        <w:t xml:space="preserve"> Quando chegaram perto de Jebus, o dia já estava quase acabando. O servo disse ao seu senhor: "Vamos passar a noite nesta cidade dos jebuseus".</w:t>
+        <w:t xml:space="preserve"> Quando chegaram perto de Jebus, o dia já estava quase acabando. O servo disse ao seu senhor: “Vamos passar a noite nesta cidade dos jebuseus”.</w:t>
       </w:r>
     </w:p>
     <w:p>
@@ -11569,7 +11569,7 @@
         <w:rPr>
           <w:lang w:val="pt_PT" w:bidi="pt_PT"/>
         </w:rPr>
-        <w:t xml:space="preserve"> O levita respondeu: "Não entraremos numa cidade de estrangeiros. O povo dessa cidade não pertence a Israel. Vamos seguir até Gibeá".</w:t>
+        <w:t xml:space="preserve"> O levita respondeu: “Não entraremos numa cidade de estrangeiros. O povo dessa cidade não pertence a Israel. Vamos seguir até Gibeá”.</w:t>
       </w:r>
     </w:p>
     <w:p>
@@ -11590,7 +11590,7 @@
         <w:rPr>
           <w:lang w:val="pt_PT" w:bidi="pt_PT"/>
         </w:rPr>
-        <w:t xml:space="preserve"> E acrescentou: "Vamos tentar chegar à cidade de Gibeá ou de Ramá e passar a noite numa delas".</w:t>
+        <w:t xml:space="preserve"> E acrescentou: “Vamos tentar chegar à cidade de Gibeá ou de Ramá e passar a noite numa delas”.</w:t>
       </w:r>
     </w:p>
     <w:p>
@@ -11674,7 +11674,7 @@
         <w:rPr>
           <w:lang w:val="pt_PT" w:bidi="pt_PT"/>
         </w:rPr>
-        <w:t xml:space="preserve"> Erguendo os olhos, viu os viajantes na praça e perguntou: "De onde vocês estão vindo e para onde vão?".</w:t>
+        <w:t xml:space="preserve"> Erguendo os olhos, viu os viajantes na praça e perguntou: “De onde vocês estão vindo e para onde vão?”.</w:t>
       </w:r>
     </w:p>
     <w:p>
@@ -11695,7 +11695,7 @@
         <w:rPr>
           <w:lang w:val="pt_PT" w:bidi="pt_PT"/>
         </w:rPr>
-        <w:t xml:space="preserve"> O levita respondeu: "Estamos indo de Belém de Judá para minha casa, numa área distante da região montanhosa de Efraim. Fui a Belém e agora estou voltando para minha casa.minha casa: O Texto Massorético diz "a casa do SENHOR"." class="footnote-marker"&gt;1 Ninguém nos recebeu em casa,</w:t>
+        <w:t xml:space="preserve"> O levita respondeu: “Estamos vindo de Belém de Judá e vamos para minha casa, numa região distante da região montanhosa de Efraim. Fui a Belém e agora estou voltando para casa. Ninguém nos recebeu em casa.</w:t>
       </w:r>
     </w:p>
     <w:p>
@@ -11716,7 +11716,7 @@
         <w:rPr>
           <w:lang w:val="pt_PT" w:bidi="pt_PT"/>
         </w:rPr>
-        <w:t xml:space="preserve"> embora tenhamos palha e pasto para os jumentos, e pão e vinho suficientes para mim, para a mulher e para o servo que está comigo. Não nos falta nada".</w:t>
+        <w:t xml:space="preserve"> Temos palha e pasto para os jumentos, além de pão e vinho suficientes para mim, para a mulher e para o servo. Não nos falta nada”.</w:t>
       </w:r>
     </w:p>
     <w:p>
@@ -11737,7 +11737,7 @@
         <w:rPr>
           <w:lang w:val="pt_PT" w:bidi="pt_PT"/>
         </w:rPr>
-        <w:t xml:space="preserve"> O idoso disse: "Sejam bem-vindos. Darei um jeito para que tenham o que for preciso. Vocês só não vão passar a noite na praça".</w:t>
+        <w:t xml:space="preserve"> O idoso disse: “Sejam bem-vindos. Darei um jeito para que tenham o que for preciso. Vocês só não vão passar a noite na praça”.</w:t>
       </w:r>
     </w:p>
     <w:p>
@@ -11779,7 +11779,7 @@
         <w:rPr>
           <w:lang w:val="pt_PT" w:bidi="pt_PT"/>
         </w:rPr>
-        <w:t xml:space="preserve"> Enquanto se alegravam, homens perversos da cidade, filhos de Belial, cercaram a casa, bateram à porta e gritaram para o idoso: "Traga para fora o homem que entrou aí, para que tenhamos relações com ele".</w:t>
+        <w:t xml:space="preserve"> Enquanto se alegravam, homens perversos da cidade, filhos de Belial, cercaram a casa, bateram à porta e gritaram para o idoso: “Traga para fora o homem que entrou aí, para que tenhamos relações com ele”.</w:t>
       </w:r>
     </w:p>
     <w:p>
@@ -11800,7 +11800,7 @@
         <w:rPr>
           <w:lang w:val="pt_PT" w:bidi="pt_PT"/>
         </w:rPr>
-        <w:t xml:space="preserve"> O idoso saiu e disse: "Não, meus irmãos, não sejam tão maus. Este homem é meu hóspede. Não façam algo tão vergonhoso.</w:t>
+        <w:t xml:space="preserve"> O idoso saiu e disse: “Não, meus irmãos, não sejam tão maus. Este homem é meu hóspede. Não façam algo tão vergonhoso.</w:t>
       </w:r>
     </w:p>
     <w:p>
@@ -11821,7 +11821,7 @@
         <w:rPr>
           <w:lang w:val="pt_PT" w:bidi="pt_PT"/>
         </w:rPr>
-        <w:t xml:space="preserve"> Aqui estão minha filha, que é virgem, e a concubina do homem. Eu as trarei para fora, e vocês poderão fazer com elas o que bem quiserem. Mas não façam algo tão vergonhoso com este homem".</w:t>
+        <w:t xml:space="preserve"> Aqui estão minha filha virgem e a concubina dele. Vou trazê-las para fora, e vocês podem fazer com elas o que quiserem. Mas não façam algo tão vergonhoso com este homem”.</w:t>
       </w:r>
     </w:p>
     <w:p>
@@ -11842,7 +11842,7 @@
         <w:rPr>
           <w:lang w:val="pt_PT" w:bidi="pt_PT"/>
         </w:rPr>
-        <w:t xml:space="preserve"> Eles não quiseram saber. Então o levita empurrou a concubina para fora. Os homens a violentaram durante toda a noite até o amanhecer.</w:t>
+        <w:t xml:space="preserve"> Eles não aceitaram. Então o levita empurrou a concubina para fora. Os homens a violentaram durante toda a noite até o amanhecer.</w:t>
       </w:r>
     </w:p>
     <w:p>
@@ -11863,7 +11863,7 @@
         <w:rPr>
           <w:lang w:val="pt_PT" w:bidi="pt_PT"/>
         </w:rPr>
-        <w:t xml:space="preserve"> Quando o dia começou a clarear, a mulher voltou para a casa onde o marido estava hospedado. Caiu junto à porta e ali ficou até de manhã.</w:t>
+        <w:t xml:space="preserve"> Ao amanhecer, a mulher voltou para a casa onde o marido estava hospedado. Caiu à porta e ficou ali até o dia clarear.</w:t>
       </w:r>
     </w:p>
     <w:p>
@@ -11884,7 +11884,7 @@
         <w:rPr>
           <w:lang w:val="pt_PT" w:bidi="pt_PT"/>
         </w:rPr>
-        <w:t xml:space="preserve"> O marido levantou-se, abriu a porta para seguir viagem e viu a concubina caída à porta, com as mãos sobre a soleira.</w:t>
+        <w:t xml:space="preserve"> O marido levantou-se pela manhã, abriu a porta para partir e viu a concubina caída à entrada da casa, com as mãos sobre a soleira.</w:t>
       </w:r>
     </w:p>
     <w:p>
@@ -11905,7 +11905,7 @@
         <w:rPr>
           <w:lang w:val="pt_PT" w:bidi="pt_PT"/>
         </w:rPr>
-        <w:t xml:space="preserve"> "Levante-se! Vamos embora", disse ele. Mas ela não respondeu. Então ele a colocou sobre o jumento e voltou para casa.</w:t>
+        <w:t xml:space="preserve"> Ele disse: “Levante-se, vamos embora”. Mas ela não respondeu. Então ele a colocou sobre o jumento e seguiu viagem para casa.</w:t>
       </w:r>
     </w:p>
     <w:p>
@@ -11926,7 +11926,7 @@
         <w:rPr>
           <w:lang w:val="pt_PT" w:bidi="pt_PT"/>
         </w:rPr>
-        <w:t xml:space="preserve"> Ao chegar, pegou uma faca, cortou o corpo da concubina em doze partes e enviou uma parte para cada uma das tribos de Israel.</w:t>
+        <w:t xml:space="preserve"> Ao chegar em casa, pegou uma faca, cortou o corpo da concubina em doze partes e enviou uma parte a cada uma das tribos de Israel.</w:t>
       </w:r>
     </w:p>
     <w:p>
@@ -11947,7 +11947,7 @@
         <w:rPr>
           <w:lang w:val="pt_PT" w:bidi="pt_PT"/>
         </w:rPr>
-        <w:t xml:space="preserve"> E aconteceu que cada um que viu isso disse: "Nunca se viu nem se fez algo assim desde o dia em que os israelitas saíram do Egito. Pensem bem, reflitam e digam o que deve ser feito".</w:t>
+        <w:t xml:space="preserve"> Todos que viram aquilo disseram: “Nunca aconteceu nada assim desde o dia em que os israelitas saíram do Egito. Pensem bem, reflitam e digam o que deve ser feito”.</w:t>
       </w:r>
     </w:p>
     <w:p>
@@ -11984,7 +11984,7 @@
         <w:rPr>
           <w:lang w:val="pt_PT" w:bidi="pt_PT"/>
         </w:rPr>
-        <w:t xml:space="preserve"> Então todos os israelitas se reuniram, desde Dã até Berseba, incluindo os que viviam em Gileade. Juntos, como um só corpo, apresentaram-se diante do SENHOR em Mispá.</w:t>
+        <w:t xml:space="preserve"> Então todos os israelitas se reuniram, desde Dã até Berseba, incluindo os que viviam em Gileade. Juntos, como um só povo, apresentaram-se diante do SENHOR em Mispá.</w:t>
       </w:r>
     </w:p>
     <w:p>
@@ -12005,7 +12005,7 @@
         <w:rPr>
           <w:lang w:val="pt_PT" w:bidi="pt_PT"/>
         </w:rPr>
-        <w:t xml:space="preserve"> Os chefes do povo e todas as tribos de Israel tomaram seus lugares na assembleia do povo de Deus. Havia quatrocentos mil guerreiros com espadas.</w:t>
+        <w:t xml:space="preserve"> Os líderes do povo e todas as tribos de Israel se reuniram na assembleia do povo de Deus. Havia cerca de quatrocentos mil guerreiros armados com espadas.</w:t>
       </w:r>
     </w:p>
     <w:p>
@@ -12026,7 +12026,7 @@
         <w:rPr>
           <w:lang w:val="pt_PT" w:bidi="pt_PT"/>
         </w:rPr>
-        <w:t xml:space="preserve"> Os benjamitas logo souberam que as outras tribos de israelitas haviam subido a Mispá. E os israelitas perguntaram: "Como uma maldade dessas pôde acontecer?".</w:t>
+        <w:t xml:space="preserve"> Os benjamitas souberam que as outras tribos de Israel haviam subido a Mispá. Os israelitas perguntaram: “Como uma maldade dessas pôde acontecer?”.</w:t>
       </w:r>
     </w:p>
     <w:p>
@@ -12047,7 +12047,7 @@
         <w:rPr>
           <w:lang w:val="pt_PT" w:bidi="pt_PT"/>
         </w:rPr>
-        <w:t xml:space="preserve"> Então o levita, marido da concubina que foi morta, contou: "Minha mulher e eu chegamos a Gibeá, cidade de Benjamim, para passar a noite.</w:t>
+        <w:t xml:space="preserve"> Então o levita, marido da mulher morta, contou: “Eu e minha concubina chegamos a Gibeá, cidade de Benjamim, para passar a noite.</w:t>
       </w:r>
     </w:p>
     <w:p>
@@ -12089,7 +12089,7 @@
         <w:rPr>
           <w:lang w:val="pt_PT" w:bidi="pt_PT"/>
         </w:rPr>
-        <w:t xml:space="preserve"> Por isso, peguei o corpo dela, cortei-o em partes e o enviei a toda a herança de Israel, pois foi cometido um ato perverso e vergonhoso em Israel.</w:t>
+        <w:t xml:space="preserve"> Por isso, peguei o corpo dela, cortei em partes e enviei às tribos de Israel, pois foi cometido em Israel um ato perverso e vergonhoso.</w:t>
       </w:r>
     </w:p>
     <w:p>
@@ -12110,7 +12110,7 @@
         <w:rPr>
           <w:lang w:val="pt_PT" w:bidi="pt_PT"/>
         </w:rPr>
-        <w:t xml:space="preserve"> Agora, todos vocês que são israelitas, falem e decidam o que deve ser feito".</w:t>
+        <w:t xml:space="preserve"> Agora, todos vocês que são israelitas, falem e decidam o que deve ser feito”.</w:t>
       </w:r>
     </w:p>
     <w:p>
@@ -12131,7 +12131,7 @@
         <w:rPr>
           <w:lang w:val="pt_PT" w:bidi="pt_PT"/>
         </w:rPr>
-        <w:t xml:space="preserve"> Todo o povo se levantou como um só corpo e declarou: "Nenhum de nós voltará para sua tenda; ninguém retornará à sua casa.</w:t>
+        <w:t xml:space="preserve"> Todo o povo se levantou como um só e declarou: “Nenhum de nós voltará para sua tenda. Ninguém retornará para casa.</w:t>
       </w:r>
     </w:p>
     <w:p>
@@ -12173,7 +12173,7 @@
         <w:rPr>
           <w:lang w:val="pt_PT" w:bidi="pt_PT"/>
         </w:rPr>
-        <w:t xml:space="preserve"> De cada tribo separaremos dez homens de cada cem, cem de cada mil e mil de cada dez mil, para providenciar mantimentos para os guerreiros, enquanto o restante executará o castigo contra Gibeá de Benjamim, por essa vergonha cometida em Israel".</w:t>
+        <w:t xml:space="preserve"> De cada tribo serão escolhidos homens em proporção: dez de cada cem, cem de cada mil e mil de cada dez mil, para levar mantimentos ao exército, enquanto o restante executará o castigo contra Gibeá de Benjamim por essa vergonha em Israel”.</w:t>
       </w:r>
     </w:p>
     <w:p>
@@ -12215,7 +12215,7 @@
         <w:rPr>
           <w:lang w:val="pt_PT" w:bidi="pt_PT"/>
         </w:rPr>
-        <w:t xml:space="preserve"> Mensageiros enviados pelas tribos de Israel perguntaram aos benjamitas: "Que crime terrível foi esse que aconteceu entre vocês?</w:t>
+        <w:t xml:space="preserve"> Mensageiros enviados pelas tribos de Israel perguntaram aos benjamitas: “Que crime terrível foi esse que aconteceu entre vocês?</w:t>
       </w:r>
     </w:p>
     <w:p>
@@ -12236,7 +12236,7 @@
         <w:rPr>
           <w:lang w:val="pt_PT" w:bidi="pt_PT"/>
         </w:rPr>
-        <w:t xml:space="preserve"> Entreguem agora esses homens perversos, filhos de Belial, que estão em Gibeá, para que sejam mortos e esse mal seja removido de Israel". Mas os benjamitas não quiseram ouvir seus irmãos israelitas.</w:t>
+        <w:t xml:space="preserve"> Entreguem agora esses homens perversos, filhos de Belial, que estão em Gibeá, para que sejam mortos e o mal seja eliminado de Israel”. Mas os benjamitas não quiseram ouvir seus irmãos israelitas.</w:t>
       </w:r>
     </w:p>
     <w:p>
@@ -12299,7 +12299,7 @@
         <w:rPr>
           <w:lang w:val="pt_PT" w:bidi="pt_PT"/>
         </w:rPr>
-        <w:t xml:space="preserve"> Entre esses havia setecentos canhotos especialistas em fundas, capazes de lançar uma pedra e acertar um fio de cabelo, sem errar.</w:t>
+        <w:t xml:space="preserve"> Entre eles havia setecentos homens canhotos, especialistas em fundas, capazes de acertar um fio de cabelo sem errar.</w:t>
       </w:r>
     </w:p>
     <w:p>
@@ -12341,7 +12341,7 @@
         <w:rPr>
           <w:lang w:val="pt_PT" w:bidi="pt_PT"/>
         </w:rPr>
-        <w:t xml:space="preserve"> No entanto, os israelitas foram a Betel e consultaram a Deus: "Quem deve ir primeiro à batalha contra Benjamim?". O SENHOR respondeu: “Judá".</w:t>
+        <w:t xml:space="preserve"> Os israelitas foram a Betel e consultaram a Deus: “Quem deve ir primeiro à batalha contra Benjamim?”. O SENHOR respondeu: “Judá”.</w:t>
       </w:r>
     </w:p>
     <w:p>
@@ -12446,7 +12446,7 @@
         <w:rPr>
           <w:lang w:val="pt_PT" w:bidi="pt_PT"/>
         </w:rPr>
-        <w:t xml:space="preserve"> Antes disso, subiram a Betel, choraram diante do SENHOR até a tarde e perguntaram: "Devemos lutar outra vez contra nossos irmãos benjamitas?". O SENHOR respondeu: "Vão lutar".</w:t>
+        <w:t xml:space="preserve"> Antes disso, subiram a Betel, choraram diante do SENHOR até a tarde e perguntaram: “Devemos lutar novamente contra nossos irmãos benjamitas?”. O SENHOR respondeu: “Vão lutar”.</w:t>
       </w:r>
     </w:p>
     <w:p>
@@ -12530,7 +12530,7 @@
         <w:rPr>
           <w:lang w:val="pt_PT" w:bidi="pt_PT"/>
         </w:rPr>
-        <w:t xml:space="preserve"> Consultou o SENHOR, pois naquela ocasião a arca da aliança estava ali em Betel,</w:t>
+        <w:t xml:space="preserve"> Os israelitas consultaram o SENHOR, pois naquela ocasião a arca da aliança estava em Betel,</w:t>
       </w:r>
     </w:p>
     <w:p>
@@ -12551,7 +12551,7 @@
         <w:rPr>
           <w:lang w:val="pt_PT" w:bidi="pt_PT"/>
         </w:rPr>
-        <w:t xml:space="preserve"> e quem era o sacerdote era Fineias, filho de Eleazar e neto de Arão. Os israelitas perguntaram: "Devemos sair mais uma vez para lutar contra nossos irmãos benjamitas ou devemos parar?". O SENHOR respondeu: "Vão, pois amanhã eu os entregarei nas mãos de vocês".</w:t>
+        <w:t xml:space="preserve"> e quem era o sacerdote era Fineias, filho de Eleazar e neto de Arão. Os israelitas perguntaram: “Devemos sair uma vez mais para lutar contra nossos irmãos benjamitas ou devemos parar?”. O SENHOR respondeu: “Vão, pois amanhã eu os entregarei nas mãos de vocês”.</w:t>
       </w:r>
     </w:p>
     <w:p>
@@ -12614,7 +12614,7 @@
         <w:rPr>
           <w:lang w:val="pt_PT" w:bidi="pt_PT"/>
         </w:rPr>
-        <w:t xml:space="preserve"> Saindo da cidade para atacar, os benjamitas foram atraídos para longe. Começaram a matar alguns israelitas, como nas batalhas anteriores. Morreram cerca de trinta homens, na estrada que leva a Betel e na outra que leva a Gibeá.</w:t>
+        <w:t xml:space="preserve"> Saindo da cidade para atacar, os benjamitas foram atraídos para longe. Começaram a matar alguns israelitas, como nas batalhas anteriores. Cerca de trinta homens morreram nas estradas que levam a Betel e a Gibeá.</w:t>
       </w:r>
     </w:p>
     <w:p>
@@ -12635,7 +12635,7 @@
         <w:rPr>
           <w:lang w:val="pt_PT" w:bidi="pt_PT"/>
         </w:rPr>
-        <w:t xml:space="preserve"> Enquanto os benjamitas anunciavam: "Eles estão sendo derrotados como antes", os israelitas diziam: "Vamos recuar e atraí-los para longe da cidade, até as estradas".</w:t>
+        <w:t xml:space="preserve"> Enquanto os benjamitas anunciavam: “Eles estão sendo derrotados como antes”, os israelitas diziam: “Vamos recuar e atraí-los para longe da cidade, até as estradas”.</w:t>
       </w:r>
     </w:p>
     <w:p>
@@ -12698,7 +12698,7 @@
         <w:rPr>
           <w:lang w:val="pt_PT" w:bidi="pt_PT"/>
         </w:rPr>
-        <w:t xml:space="preserve"> O SENHOR feriu os benjamitas diante de Israel. Naquele dia, os israelitas mataram 25.100 benjamitas armados com espadas.</w:t>
+        <w:t xml:space="preserve"> O SENHOR derrotou os benjamitas diante de Israel. Naquele dia, os israelitas mataram 25.100 homens de Benjamim, todos armados com espadas.</w:t>
       </w:r>
     </w:p>
     <w:p>
@@ -12719,7 +12719,7 @@
         <w:rPr>
           <w:lang w:val="pt_PT" w:bidi="pt_PT"/>
         </w:rPr>
-        <w:t xml:space="preserve"> Então os benjamitas perceberam que estavam derrotados. Os israelitas recuaram diante de Benjamim, confiando na emboscada preparada contra Gibeá.</w:t>
+        <w:t xml:space="preserve"> Os benjamitas perceberam então que estavam derrotados. Os israelitas recuaram diante deles, confiando na emboscada que haviam preparado.</w:t>
       </w:r>
     </w:p>
     <w:p>
@@ -12761,7 +12761,7 @@
         <w:rPr>
           <w:lang w:val="pt_PT" w:bidi="pt_PT"/>
         </w:rPr>
-        <w:t xml:space="preserve"> O sinal combinado entre esses homens e os israelitas era uma grande nuvem de fumaça subindo da cidade.</w:t>
+        <w:t xml:space="preserve"> O sinal combinado entre os homens da emboscada e os israelitas era a fumaça que subiria da cidade.</w:t>
       </w:r>
     </w:p>
     <w:p>
@@ -12782,7 +12782,7 @@
         <w:rPr>
           <w:lang w:val="pt_PT" w:bidi="pt_PT"/>
         </w:rPr>
-        <w:t xml:space="preserve"> Quando os israelitas viram a fumaça, voltaram ao combate. Os benjamitas já haviam matado cerca de trinta israelitas e gritavam: "Eles estão derrotados como na batalha anterior".</w:t>
+        <w:t xml:space="preserve"> Quando os israelitas viram a fumaça, voltaram ao combate. Os benjamitas já haviam matado cerca de trinta israelitas e gritavam: “Eles estão derrotados como na batalha anterior”.</w:t>
       </w:r>
     </w:p>
     <w:p>
@@ -12908,7 +12908,7 @@
         <w:rPr>
           <w:lang w:val="pt_PT" w:bidi="pt_PT"/>
         </w:rPr>
-        <w:t xml:space="preserve"> Os que sobreviveram fugiram para o deserto, rumo à rocha de Rimom. No caminho, Israel matou cinco mil deles e continuou a perseguição até Gidom, onde morreram mais dois mil.</w:t>
+        <w:t xml:space="preserve"> Os que sobreviveram fugiram para o deserto, em direção à rocha de Rimom. No caminho, Israel matou cinco mil deles e perseguiu outros até Gidom, onde morreram mais dois mil.</w:t>
       </w:r>
     </w:p>
     <w:p>
@@ -12929,7 +12929,7 @@
         <w:rPr>
           <w:lang w:val="pt_PT" w:bidi="pt_PT"/>
         </w:rPr>
-        <w:t xml:space="preserve"> Assim, naquele dia, morreram 25 mil benjamitas armados com espada, todos guerreiros valentes.</w:t>
+        <w:t xml:space="preserve"> Assim, naquele dia, morreram 25 mil homens de Benjamim, todos guerreiros armados com espada.</w:t>
       </w:r>
     </w:p>
     <w:p>
@@ -12971,7 +12971,7 @@
         <w:rPr>
           <w:lang w:val="pt_PT" w:bidi="pt_PT"/>
         </w:rPr>
-        <w:t xml:space="preserve"> Depois disso, os israelitas voltaram contra as cidades de Benjamim e destruíram tudo o que restava: pessoas, animais e tudo o que encontraram. Também incendiaram todas as cidades.</w:t>
+        <w:t xml:space="preserve"> Depois disso, os israelitas voltaram contra as cidades de Benjamim e destruíram tudo o que restava: pessoas, animais e bens. Também incendiaram todas as cidades.</w:t>
       </w:r>
     </w:p>
     <w:p>
@@ -13008,7 +13008,7 @@
         <w:rPr>
           <w:lang w:val="pt_PT" w:bidi="pt_PT"/>
         </w:rPr>
-        <w:t xml:space="preserve"> Os homens de Israel haviam feito um juramento em Mispá, dizendo que nenhum deles daria suas filhas em casamento a homens da tribo de Benjamim.</w:t>
+        <w:t xml:space="preserve"> Os homens de Israel haviam feito um juramento em Mispá, dizendo que nenhum deles daria suas filhas em casamento aos homens da tribo de Benjamim.</w:t>
       </w:r>
     </w:p>
     <w:p>
@@ -13050,7 +13050,7 @@
         <w:rPr>
           <w:lang w:val="pt_PT" w:bidi="pt_PT"/>
         </w:rPr>
-        <w:t xml:space="preserve"> perguntando: “Ó SENHOR, Deus de Israel, por que isso aconteceu? Por que hoje falta uma tribo em Israel?".</w:t>
+        <w:t xml:space="preserve"> perguntando: “Ó SENHOR, Deus de Israel, por que isso aconteceu? Por que hoje falta uma tribo em Israel?”.</w:t>
       </w:r>
     </w:p>
     <w:p>
@@ -13092,7 +13092,7 @@
         <w:rPr>
           <w:lang w:val="pt_PT" w:bidi="pt_PT"/>
         </w:rPr>
-        <w:t xml:space="preserve"> Então os israelitas perguntaram: “Qual das tribos de Israel deixou de comparecer à assembleia diante do SENHOR em Mispá?". Eles haviam jurado solenemente: quem não se apresentasse diante do SENHOR em Mispá deveria ser morto.</w:t>
+        <w:t xml:space="preserve"> Então os israelitas perguntaram: “Qual das tribos deixou de comparecer diante do SENHOR em Mispá?”. Pois tinham jurado solenemente que quem não se apresentasse ali seria morto.</w:t>
       </w:r>
     </w:p>
     <w:p>
@@ -13113,7 +13113,7 @@
         <w:rPr>
           <w:lang w:val="pt_PT" w:bidi="pt_PT"/>
         </w:rPr>
-        <w:t xml:space="preserve"> Os israelitas se compadeceram de seu irmão Benjamim e diziam: "Hoje uma tribo de Israel foi eliminada.</w:t>
+        <w:t xml:space="preserve"> Os israelitas se compadeceram de seu irmão Benjamim e diziam: “Hoje uma tribo de Israel foi eliminada.</w:t>
       </w:r>
     </w:p>
     <w:p>
@@ -13134,7 +13134,7 @@
         <w:rPr>
           <w:lang w:val="pt_PT" w:bidi="pt_PT"/>
         </w:rPr>
-        <w:t xml:space="preserve"> Como conseguiremos mulheres para os sobreviventes, se juramos pelo SENHOR que nossas filhas não se casariam com eles?".</w:t>
+        <w:t xml:space="preserve"> Como conseguiremos mulheres para os sobreviventes, se juramos pelo SENHOR que nossas filhas não se casariam com eles?”.</w:t>
       </w:r>
     </w:p>
     <w:p>
@@ -13155,7 +13155,7 @@
         <w:rPr>
           <w:lang w:val="pt_PT" w:bidi="pt_PT"/>
         </w:rPr>
-        <w:t xml:space="preserve"> Perguntaram outra vez: "Alguma tribo de Israel que não compareceu diante do SENHOR em Mispá?". E constataram que ninguém de Jabes-Gileade havia participado da assembleia.</w:t>
+        <w:t xml:space="preserve"> Perguntaram novamente: “Há alguma tribo de Israel que não compareceu diante do SENHOR em Mispá?”. E descobriram que ninguém de Jabes-Gileade havia participado da assembleia.</w:t>
       </w:r>
     </w:p>
     <w:p>
@@ -13176,7 +13176,7 @@
         <w:rPr>
           <w:lang w:val="pt_PT" w:bidi="pt_PT"/>
         </w:rPr>
-        <w:t xml:space="preserve"> Na contagem do povo, confirmaram que nenhum habitante de Jabes-Gileade havia aparecido.</w:t>
+        <w:t xml:space="preserve"> Na contagem do povo, confirmaram que nenhum habitante de Jabes-Gileade havia comparecido.</w:t>
       </w:r>
     </w:p>
     <w:p>
@@ -13197,7 +13197,7 @@
         <w:rPr>
           <w:lang w:val="pt_PT" w:bidi="pt_PT"/>
         </w:rPr>
-        <w:t xml:space="preserve"> Então a comunidade enviou a Jabes-Gileade doze mil guerreiros dentre os mais valentes, com esta ordem: "Vão e destruam os moradores da cidade à espada, incluindo mulheres e crianças.</w:t>
+        <w:t xml:space="preserve"> Então a comunidade enviou doze mil guerreiros, os mais valentes, a Jabes-Gileade, com esta ordem: “Vão e matem os moradores da cidade à espada, incluindo mulheres e crianças.</w:t>
       </w:r>
     </w:p>
     <w:p>
@@ -13218,7 +13218,7 @@
         <w:rPr>
           <w:lang w:val="pt_PT" w:bidi="pt_PT"/>
         </w:rPr>
-        <w:t xml:space="preserve"> Façam assim: matem todos os homens e também todas as mulheres que não forem virgens".</w:t>
+        <w:t xml:space="preserve"> Façam assim: matem todos os homens e também todas as mulheres que não forem virgens”.</w:t>
       </w:r>
     </w:p>
     <w:p>
@@ -13260,7 +13260,7 @@
         <w:rPr>
           <w:lang w:val="pt_PT" w:bidi="pt_PT"/>
         </w:rPr>
-        <w:t xml:space="preserve"> Em seguida, toda a assembleia enviou mensageiros aos benjamitas que estavam na rocha de Rimom, anunciando-lhes paz.</w:t>
+        <w:t xml:space="preserve"> Em seguida, toda a assembleia enviou mensageiros aos benjamitas que estavam na rocha de Rimom, oferecendo paz.</w:t>
       </w:r>
     </w:p>
     <w:p>
@@ -13281,7 +13281,7 @@
         <w:rPr>
           <w:lang w:val="pt_PT" w:bidi="pt_PT"/>
         </w:rPr>
-        <w:t xml:space="preserve"> Os benjamitas retornaram e receberam como esposas as virgens de Jabes-Gileade que foram mantidas com vida. Contudo, ainda não havia número suficiente de mulheres para todos.</w:t>
+        <w:t xml:space="preserve"> Os benjamitas voltaram e receberam como esposas as virgens de Jabes-Gileade que haviam sido poupadas. Ainda assim, o número de mulheres não era suficiente.</w:t>
       </w:r>
     </w:p>
     <w:p>
@@ -13302,7 +13302,7 @@
         <w:rPr>
           <w:lang w:val="pt_PT" w:bidi="pt_PT"/>
         </w:rPr>
-        <w:t xml:space="preserve"> O povo se compadeceu de Benjamim, pois reconhecia que o SENHOR havia causado uma ruptura entre as tribos de Israel.</w:t>
+        <w:t xml:space="preserve"> O povo se compadeceu de Benjamim, pois reconhecia que o SENHOR havia permitido a ruptura entre as tribos de Israel.</w:t>
       </w:r>
     </w:p>
     <w:p>
@@ -13323,7 +13323,7 @@
         <w:rPr>
           <w:lang w:val="pt_PT" w:bidi="pt_PT"/>
         </w:rPr>
-        <w:t xml:space="preserve"> Então os líderes da assembleia perguntaram: "Como providenciaremos mulheres para os homens que restaram, visto que as mulheres de Benjamim foram exterminadas?</w:t>
+        <w:t xml:space="preserve"> Então os líderes da assembleia perguntaram: “Como providenciaremos mulheres para os homens que restaram, visto que as mulheres de Benjamim foram exterminadas?</w:t>
       </w:r>
     </w:p>
     <w:p>
@@ -13344,7 +13344,7 @@
         <w:rPr>
           <w:lang w:val="pt_PT" w:bidi="pt_PT"/>
         </w:rPr>
-        <w:t xml:space="preserve"> É necessário que os sobreviventes tenham descendentes, para que uma tribo inteira de Israel não seja apagada.</w:t>
+        <w:t xml:space="preserve"> É necessário que os sobreviventes tenham descendentes, para que uma tribo de Israel não desapareça.</w:t>
       </w:r>
     </w:p>
     <w:p>
@@ -13365,7 +13365,7 @@
         <w:rPr>
           <w:lang w:val="pt_PT" w:bidi="pt_PT"/>
         </w:rPr>
-        <w:t xml:space="preserve"> No entanto, não podemos deixar que nossas filhas se casem com eles, pois os israelitas juraram: 'Maldito será aquele que der sua filha a um benjamita'".</w:t>
+        <w:t xml:space="preserve"> Não podemos dar nossas filhas a eles, pois os israelitas juraram: ‘Maldito será quem der sua filha a um benjamita’”.</w:t>
       </w:r>
     </w:p>
     <w:p>
@@ -13407,7 +13407,7 @@
         <w:rPr>
           <w:lang w:val="pt_PT" w:bidi="pt_PT"/>
         </w:rPr>
-        <w:t xml:space="preserve"> E instruíram os benjamitas, dizendo: "Vão e se escondam entre os vinhedos.</w:t>
+        <w:t xml:space="preserve"> E instruíram os benjamitas: “Vão e escondam-se entre os vinhedos.</w:t>
       </w:r>
     </w:p>
     <w:p>
@@ -13428,7 +13428,7 @@
         <w:rPr>
           <w:lang w:val="pt_PT" w:bidi="pt_PT"/>
         </w:rPr>
-        <w:t xml:space="preserve"> Observem atentamente. Quando as jovens de Siló saírem para dançar durante a celebração, saiam dos vinhedos e cada um tome para si uma mulher, levando-a para as terras de Benjamim.</w:t>
+        <w:t xml:space="preserve"> Observem: quando as jovens de Siló saírem para dançar na festa, saiam dos vinhedos e cada um tome para si uma esposa e a leve para a terra de Benjamim.</w:t>
       </w:r>
     </w:p>
     <w:p>
@@ -13449,7 +13449,7 @@
         <w:rPr>
           <w:lang w:val="pt_PT" w:bidi="pt_PT"/>
         </w:rPr>
-        <w:t xml:space="preserve"> Quando os pais ou os irmãos delas vierem se queixar conosco, diremos: 'Tenham compaixão. Não conseguimos mulheres suficientes durante a guerra contra Jabes-Gileade. Além disso, vocês não violaram o juramento, pois não entregaram suas filhas por livre e espontânea vontade'".</w:t>
+        <w:t xml:space="preserve"> Quando os pais ou irmãos delas vierem reclamar, diremos: ‘Tenham piedade. Não conseguimos fornecer mulheres suficientes durante a guerra contra Jabes-Gileade. Além disso, vocês não quebraram o juramento, pois não as entregaram voluntariamente’”.</w:t>
       </w:r>
     </w:p>
     <w:p>
@@ -13470,7 +13470,7 @@
         <w:rPr>
           <w:lang w:val="pt_PT" w:bidi="pt_PT"/>
         </w:rPr>
-        <w:t xml:space="preserve"> Os benjamitas fizeram exatamente isso. Cada um tomou uma das jovens que dançavam, conforme o seu número. Depois retornaram à sua herança, reconstruíram suas cidades e passaram a habitá-las.</w:t>
+        <w:t xml:space="preserve"> Os benjamitas fizeram exatamente isso. Cada homem pegou uma moça que dançava e levou-a consigo. Depois voltaram para a terra de Benjamim. Ali eles reconstruíram as cidades e viveram nelas.</w:t>
       </w:r>
     </w:p>
     <w:p>
@@ -13512,7 +13512,7 @@
         <w:rPr>
           <w:lang w:val="pt_PT" w:bidi="pt_PT"/>
         </w:rPr>
-        <w:t xml:space="preserve"> Naquele tempo, os israelitas não tinham rei; cada um agia conforme lhe parecia certo.</w:t>
+        <w:t xml:space="preserve"> Naquele tempo, Israel não tinha rei; cada um fazia o que achava certo.</w:t>
       </w:r>
     </w:p>
     <w:sectPr>
